--- a/report_tello.docx
+++ b/report_tello.docx
@@ -79,19 +79,7 @@
           <w:szCs w:val="44"/>
           <w:rtl/>
         </w:rPr>
-        <w:t>זיהוי ופעולה אוטונומית באמצעות בינה מלאכותית</w:t>
-      </w:r>
-      <w:r>
-        <w:rPr>
-          <w:rFonts w:ascii="David" w:hAnsi="David" w:cs="David"/>
-          <w:b/>
-          <w:bCs/>
-          <w:color w:val="2E74B5"/>
-          <w:sz w:val="44"/>
-          <w:szCs w:val="44"/>
-          <w:rtl/>
-        </w:rPr>
-        <w:t xml:space="preserve"> (מחוות יד ופקודות קוליות)</w:t>
+        <w:t>זיהוי ופעולה אוטונומית באמצעות בינה מלאכותית (מחוות יד ופקודות קוליות)</w:t>
       </w:r>
     </w:p>
     <w:tbl>
@@ -723,6 +711,12 @@
     <w:sdt>
       <w:sdtPr>
         <w:rPr>
+          <w:rFonts w:ascii="Arial" w:eastAsiaTheme="minorEastAsia" w:hAnsi="Arial" w:cstheme="minorBidi"/>
+          <w:b w:val="0"/>
+          <w:bCs w:val="0"/>
+          <w:color w:val="auto"/>
+          <w:sz w:val="20"/>
+          <w:szCs w:val="22"/>
           <w:rtl/>
         </w:rPr>
         <w:id w:val="1542401730"/>
@@ -733,11 +727,7 @@
       </w:sdtPr>
       <w:sdtEndPr>
         <w:rPr>
-          <w:rFonts w:ascii="Arial" w:eastAsiaTheme="minorEastAsia" w:hAnsi="Arial" w:cstheme="minorBidi"/>
           <w:noProof/>
-          <w:color w:val="auto"/>
-          <w:sz w:val="20"/>
-          <w:szCs w:val="22"/>
         </w:rPr>
       </w:sdtEndPr>
       <w:sdtContent>
@@ -4873,7 +4863,51 @@
           <w:szCs w:val="28"/>
           <w:rtl/>
         </w:rPr>
-        <w:t>, ולכן נדרש שיפור ההתאמה.</w:t>
+        <w:t xml:space="preserve">, ולכן המחווה </w:t>
+      </w:r>
+      <w:proofErr w:type="spellStart"/>
+      <w:r>
+        <w:rPr>
+          <w:rFonts w:ascii="David" w:hAnsi="David" w:cs="David"/>
+          <w:color w:val="111111"/>
+          <w:sz w:val="28"/>
+          <w:szCs w:val="28"/>
+          <w:rtl/>
+        </w:rPr>
+        <w:t>Like</w:t>
+      </w:r>
+      <w:proofErr w:type="spellEnd"/>
+      <w:r>
+        <w:rPr>
+          <w:rFonts w:ascii="David" w:hAnsi="David" w:cs="David"/>
+          <w:color w:val="111111"/>
+          <w:sz w:val="28"/>
+          <w:szCs w:val="28"/>
+          <w:rtl/>
+        </w:rPr>
+        <w:t xml:space="preserve"> הוסרה מהמיפוי ו-</w:t>
+      </w:r>
+      <w:proofErr w:type="spellStart"/>
+      <w:r>
+        <w:rPr>
+          <w:rFonts w:ascii="David" w:hAnsi="David" w:cs="David"/>
+          <w:color w:val="111111"/>
+          <w:sz w:val="28"/>
+          <w:szCs w:val="28"/>
+          <w:rtl/>
+        </w:rPr>
+        <w:t>Call</w:t>
+      </w:r>
+      <w:proofErr w:type="spellEnd"/>
+      <w:r>
+        <w:rPr>
+          <w:rFonts w:ascii="David" w:hAnsi="David" w:cs="David"/>
+          <w:color w:val="111111"/>
+          <w:sz w:val="28"/>
+          <w:szCs w:val="28"/>
+          <w:rtl/>
+        </w:rPr>
+        <w:t xml:space="preserve"> משמשת כעת לתנועה למעלה.</w:t>
       </w:r>
     </w:p>
     <w:p>
@@ -5242,13 +5276,51 @@
       </w:r>
       <w:r>
         <w:rPr>
-          <w:rFonts w:ascii="David" w:hAnsi="David" w:cs="David"/>
-          <w:color w:val="111111"/>
-          <w:sz w:val="28"/>
-          <w:szCs w:val="28"/>
-          <w:rtl/>
-        </w:rPr>
-        <w:t>.</w:t>
+          <w:rFonts w:ascii="David" w:hAnsi="David" w:cs="David" w:hint="cs"/>
+          <w:color w:val="111111"/>
+          <w:sz w:val="28"/>
+          <w:szCs w:val="28"/>
+          <w:rtl/>
+        </w:rPr>
+        <w:t>(</w:t>
+      </w:r>
+      <w:r>
+        <w:rPr>
+          <w:rFonts w:ascii="David" w:hAnsi="David" w:cs="David"/>
+          <w:color w:val="111111"/>
+          <w:sz w:val="28"/>
+          <w:szCs w:val="28"/>
+        </w:rPr>
+        <w:t>EMA</w:t>
+      </w:r>
+      <w:r>
+        <w:rPr>
+          <w:rFonts w:ascii="David" w:hAnsi="David" w:cs="David" w:hint="cs"/>
+          <w:color w:val="111111"/>
+          <w:sz w:val="28"/>
+          <w:szCs w:val="28"/>
+          <w:rtl/>
+        </w:rPr>
+        <w:t>-</w:t>
+      </w:r>
+      <w:r>
+        <w:rPr>
+          <w:rFonts w:ascii="David" w:hAnsi="David" w:cs="David"/>
+          <w:color w:val="111111"/>
+          <w:sz w:val="28"/>
+          <w:szCs w:val="28"/>
+        </w:rPr>
+        <w:t xml:space="preserve"> </w:t>
+      </w:r>
+      <w:r>
+        <w:rPr>
+          <w:rFonts w:ascii="David" w:hAnsi="David" w:cs="David" w:hint="cs"/>
+          <w:color w:val="111111"/>
+          <w:sz w:val="28"/>
+          <w:szCs w:val="28"/>
+          <w:rtl/>
+        </w:rPr>
+        <w:t xml:space="preserve">טכניקה למעקב אחר מידע כאשר נותנים יותר משקל למידע הקודם ובכך הממוצע מסתגל מהר למידע החדש עם סינון של מידע שהוא רעש לטווח הקצר). </w:t>
       </w:r>
     </w:p>
     <w:p>
@@ -6299,118 +6371,62 @@
           <w:szCs w:val="28"/>
           <w:rtl/>
         </w:rPr>
+        <w:t xml:space="preserve">במעקב, שגיאת המיקום האופקי מפעילה PID </w:t>
+      </w:r>
+      <w:proofErr w:type="spellStart"/>
+      <w:r>
+        <w:rPr>
+          <w:rFonts w:ascii="David" w:hAnsi="David" w:cs="David"/>
+          <w:color w:val="111111"/>
+          <w:sz w:val="28"/>
+          <w:szCs w:val="28"/>
+          <w:rtl/>
+        </w:rPr>
+        <w:t>לסבסוב</w:t>
+      </w:r>
+      <w:proofErr w:type="spellEnd"/>
+      <w:r>
+        <w:rPr>
+          <w:rFonts w:ascii="David" w:hAnsi="David" w:cs="David"/>
+          <w:color w:val="111111"/>
+          <w:sz w:val="28"/>
+          <w:szCs w:val="28"/>
+          <w:rtl/>
+        </w:rPr>
+        <w:t xml:space="preserve">, שגיאת המיקום האנכי מפעילה PID לגובה, ויחס גובה הפנים לפריים מפעיל PID למרחק. יחס גובה הפנים הרצוי הוא 0.22. הפלט מוגבל לטווח [-100, 100] ונשלח כפקודות RC לכל היותר פעם ב-50ms. ערכי הבקרים הנוכחיים הם: </w:t>
+      </w:r>
+      <w:proofErr w:type="spellStart"/>
+      <w:r>
+        <w:rPr>
+          <w:rFonts w:ascii="David" w:hAnsi="David" w:cs="David"/>
+          <w:color w:val="111111"/>
+          <w:sz w:val="28"/>
+          <w:szCs w:val="28"/>
+          <w:rtl/>
+        </w:rPr>
+        <w:t>לסבסוב</w:t>
+      </w:r>
+      <w:proofErr w:type="spellEnd"/>
+      <w:r>
+        <w:rPr>
+          <w:rFonts w:ascii="David" w:hAnsi="David" w:cs="David"/>
+          <w:color w:val="111111"/>
+          <w:sz w:val="28"/>
+          <w:szCs w:val="28"/>
+          <w:rtl/>
+        </w:rPr>
         <w:t xml:space="preserve"> </w:t>
       </w:r>
-      <w:r>
-        <w:rPr>
-          <w:rFonts w:ascii="David" w:hAnsi="David" w:cs="David" w:hint="cs"/>
-          <w:color w:val="111111"/>
-          <w:sz w:val="28"/>
-          <w:szCs w:val="28"/>
-          <w:rtl/>
-        </w:rPr>
-        <w:t>במעקב</w:t>
-      </w:r>
-      <w:r>
-        <w:rPr>
-          <w:rFonts w:ascii="David" w:hAnsi="David" w:cs="David"/>
-          <w:color w:val="111111"/>
-          <w:sz w:val="28"/>
-          <w:szCs w:val="28"/>
-          <w:rtl/>
-        </w:rPr>
-        <w:t xml:space="preserve">, </w:t>
-      </w:r>
-      <w:r>
-        <w:rPr>
-          <w:rFonts w:ascii="David" w:hAnsi="David" w:cs="David" w:hint="cs"/>
-          <w:color w:val="111111"/>
-          <w:sz w:val="28"/>
-          <w:szCs w:val="28"/>
-          <w:rtl/>
-        </w:rPr>
-        <w:t>שגיאת</w:t>
-      </w:r>
-      <w:r>
-        <w:rPr>
-          <w:rFonts w:ascii="David" w:hAnsi="David" w:cs="David"/>
-          <w:color w:val="111111"/>
-          <w:sz w:val="28"/>
-          <w:szCs w:val="28"/>
-          <w:rtl/>
-        </w:rPr>
-        <w:t xml:space="preserve"> </w:t>
-      </w:r>
-      <w:r>
-        <w:rPr>
-          <w:rFonts w:ascii="David" w:hAnsi="David" w:cs="David" w:hint="cs"/>
-          <w:color w:val="111111"/>
-          <w:sz w:val="28"/>
-          <w:szCs w:val="28"/>
-          <w:rtl/>
-        </w:rPr>
-        <w:t>המיקום</w:t>
-      </w:r>
-      <w:r>
-        <w:rPr>
-          <w:rFonts w:ascii="David" w:hAnsi="David" w:cs="David"/>
-          <w:color w:val="111111"/>
-          <w:sz w:val="28"/>
-          <w:szCs w:val="28"/>
-          <w:rtl/>
-        </w:rPr>
-        <w:t xml:space="preserve"> </w:t>
-      </w:r>
-      <w:r>
-        <w:rPr>
-          <w:rFonts w:ascii="David" w:hAnsi="David" w:cs="David" w:hint="cs"/>
-          <w:color w:val="111111"/>
-          <w:sz w:val="28"/>
-          <w:szCs w:val="28"/>
-          <w:rtl/>
-        </w:rPr>
-        <w:t>האופקי</w:t>
-      </w:r>
-      <w:r>
-        <w:rPr>
-          <w:rFonts w:ascii="David" w:hAnsi="David" w:cs="David"/>
-          <w:color w:val="111111"/>
-          <w:sz w:val="28"/>
-          <w:szCs w:val="28"/>
-          <w:rtl/>
-        </w:rPr>
-        <w:t xml:space="preserve"> </w:t>
-      </w:r>
-      <w:r>
-        <w:rPr>
-          <w:rFonts w:ascii="David" w:hAnsi="David" w:cs="David" w:hint="cs"/>
-          <w:color w:val="111111"/>
-          <w:sz w:val="28"/>
-          <w:szCs w:val="28"/>
-          <w:rtl/>
-        </w:rPr>
-        <w:t>מפעילה</w:t>
-      </w:r>
-      <w:r>
-        <w:rPr>
-          <w:rFonts w:ascii="David" w:hAnsi="David" w:cs="David"/>
-          <w:color w:val="111111"/>
-          <w:sz w:val="28"/>
-          <w:szCs w:val="28"/>
-          <w:rtl/>
-        </w:rPr>
-        <w:t xml:space="preserve"> PID </w:t>
-      </w:r>
       <w:proofErr w:type="spellStart"/>
       <w:r>
         <w:rPr>
-          <w:rFonts w:ascii="David" w:hAnsi="David" w:cs="David" w:hint="cs"/>
-          <w:color w:val="111111"/>
-          <w:sz w:val="28"/>
-          <w:szCs w:val="28"/>
-          <w:rtl/>
-        </w:rPr>
-        <w:t>לסבסוב</w:t>
+          <w:rFonts w:ascii="David" w:hAnsi="David" w:cs="David"/>
+          <w:color w:val="111111"/>
+          <w:sz w:val="28"/>
+          <w:szCs w:val="28"/>
+          <w:rtl/>
+        </w:rPr>
+        <w:t>Kp</w:t>
       </w:r>
       <w:proofErr w:type="spellEnd"/>
       <w:r>
@@ -6421,427 +6437,183 @@
           <w:szCs w:val="28"/>
           <w:rtl/>
         </w:rPr>
-        <w:t xml:space="preserve">, </w:t>
-      </w:r>
-      <w:r>
-        <w:rPr>
-          <w:rFonts w:ascii="David" w:hAnsi="David" w:cs="David" w:hint="cs"/>
-          <w:color w:val="111111"/>
-          <w:sz w:val="28"/>
-          <w:szCs w:val="28"/>
-          <w:rtl/>
-        </w:rPr>
-        <w:t>שגיאת</w:t>
-      </w:r>
-      <w:r>
-        <w:rPr>
-          <w:rFonts w:ascii="David" w:hAnsi="David" w:cs="David"/>
-          <w:color w:val="111111"/>
-          <w:sz w:val="28"/>
-          <w:szCs w:val="28"/>
-          <w:rtl/>
-        </w:rPr>
-        <w:t xml:space="preserve"> </w:t>
-      </w:r>
-      <w:r>
-        <w:rPr>
-          <w:rFonts w:ascii="David" w:hAnsi="David" w:cs="David" w:hint="cs"/>
-          <w:color w:val="111111"/>
-          <w:sz w:val="28"/>
-          <w:szCs w:val="28"/>
-          <w:rtl/>
-        </w:rPr>
-        <w:t>המיקום</w:t>
-      </w:r>
-      <w:r>
-        <w:rPr>
-          <w:rFonts w:ascii="David" w:hAnsi="David" w:cs="David"/>
-          <w:color w:val="111111"/>
-          <w:sz w:val="28"/>
-          <w:szCs w:val="28"/>
-          <w:rtl/>
-        </w:rPr>
-        <w:t xml:space="preserve"> </w:t>
-      </w:r>
-      <w:r>
-        <w:rPr>
-          <w:rFonts w:ascii="David" w:hAnsi="David" w:cs="David" w:hint="cs"/>
-          <w:color w:val="111111"/>
-          <w:sz w:val="28"/>
-          <w:szCs w:val="28"/>
-          <w:rtl/>
-        </w:rPr>
-        <w:t>האנכי</w:t>
-      </w:r>
-      <w:r>
-        <w:rPr>
-          <w:rFonts w:ascii="David" w:hAnsi="David" w:cs="David"/>
-          <w:color w:val="111111"/>
-          <w:sz w:val="28"/>
-          <w:szCs w:val="28"/>
-          <w:rtl/>
-        </w:rPr>
-        <w:t xml:space="preserve"> </w:t>
-      </w:r>
-      <w:r>
-        <w:rPr>
-          <w:rFonts w:ascii="David" w:hAnsi="David" w:cs="David" w:hint="cs"/>
-          <w:color w:val="111111"/>
-          <w:sz w:val="28"/>
-          <w:szCs w:val="28"/>
-          <w:rtl/>
-        </w:rPr>
-        <w:t>מפעילה</w:t>
-      </w:r>
-      <w:r>
-        <w:rPr>
-          <w:rFonts w:ascii="David" w:hAnsi="David" w:cs="David"/>
-          <w:color w:val="111111"/>
-          <w:sz w:val="28"/>
-          <w:szCs w:val="28"/>
-          <w:rtl/>
-        </w:rPr>
-        <w:t xml:space="preserve"> PID </w:t>
-      </w:r>
-      <w:r>
-        <w:rPr>
-          <w:rFonts w:ascii="David" w:hAnsi="David" w:cs="David" w:hint="cs"/>
-          <w:color w:val="111111"/>
-          <w:sz w:val="28"/>
-          <w:szCs w:val="28"/>
-          <w:rtl/>
-        </w:rPr>
-        <w:t>לגובה</w:t>
-      </w:r>
-      <w:r>
-        <w:rPr>
-          <w:rFonts w:ascii="David" w:hAnsi="David" w:cs="David"/>
-          <w:color w:val="111111"/>
-          <w:sz w:val="28"/>
-          <w:szCs w:val="28"/>
-          <w:rtl/>
-        </w:rPr>
-        <w:t xml:space="preserve">, </w:t>
-      </w:r>
-      <w:r>
-        <w:rPr>
-          <w:rFonts w:ascii="David" w:hAnsi="David" w:cs="David" w:hint="cs"/>
-          <w:color w:val="111111"/>
-          <w:sz w:val="28"/>
-          <w:szCs w:val="28"/>
-          <w:rtl/>
-        </w:rPr>
-        <w:t>ויחס</w:t>
-      </w:r>
-      <w:r>
-        <w:rPr>
-          <w:rFonts w:ascii="David" w:hAnsi="David" w:cs="David"/>
-          <w:color w:val="111111"/>
-          <w:sz w:val="28"/>
-          <w:szCs w:val="28"/>
-          <w:rtl/>
-        </w:rPr>
-        <w:t xml:space="preserve"> </w:t>
-      </w:r>
-      <w:r>
-        <w:rPr>
-          <w:rFonts w:ascii="David" w:hAnsi="David" w:cs="David" w:hint="cs"/>
-          <w:color w:val="111111"/>
-          <w:sz w:val="28"/>
-          <w:szCs w:val="28"/>
-          <w:rtl/>
-        </w:rPr>
-        <w:t>גובה</w:t>
-      </w:r>
-      <w:r>
-        <w:rPr>
-          <w:rFonts w:ascii="David" w:hAnsi="David" w:cs="David"/>
-          <w:color w:val="111111"/>
-          <w:sz w:val="28"/>
-          <w:szCs w:val="28"/>
-          <w:rtl/>
-        </w:rPr>
-        <w:t xml:space="preserve"> </w:t>
-      </w:r>
-      <w:r>
-        <w:rPr>
-          <w:rFonts w:ascii="David" w:hAnsi="David" w:cs="David" w:hint="cs"/>
-          <w:color w:val="111111"/>
-          <w:sz w:val="28"/>
-          <w:szCs w:val="28"/>
-          <w:rtl/>
-        </w:rPr>
-        <w:t>הפנים</w:t>
-      </w:r>
-      <w:r>
-        <w:rPr>
-          <w:rFonts w:ascii="David" w:hAnsi="David" w:cs="David"/>
-          <w:color w:val="111111"/>
-          <w:sz w:val="28"/>
-          <w:szCs w:val="28"/>
-          <w:rtl/>
-        </w:rPr>
-        <w:t xml:space="preserve"> </w:t>
-      </w:r>
-      <w:r>
-        <w:rPr>
-          <w:rFonts w:ascii="David" w:hAnsi="David" w:cs="David" w:hint="cs"/>
-          <w:color w:val="111111"/>
-          <w:sz w:val="28"/>
-          <w:szCs w:val="28"/>
-          <w:rtl/>
-        </w:rPr>
-        <w:t>לפריים</w:t>
-      </w:r>
-      <w:r>
-        <w:rPr>
-          <w:rFonts w:ascii="David" w:hAnsi="David" w:cs="David"/>
-          <w:color w:val="111111"/>
-          <w:sz w:val="28"/>
-          <w:szCs w:val="28"/>
-          <w:rtl/>
-        </w:rPr>
-        <w:t xml:space="preserve"> </w:t>
-      </w:r>
-      <w:r>
-        <w:rPr>
-          <w:rFonts w:ascii="David" w:hAnsi="David" w:cs="David" w:hint="cs"/>
-          <w:color w:val="111111"/>
-          <w:sz w:val="28"/>
-          <w:szCs w:val="28"/>
-          <w:rtl/>
-        </w:rPr>
-        <w:t>מפעיל</w:t>
-      </w:r>
-      <w:r>
-        <w:rPr>
-          <w:rFonts w:ascii="David" w:hAnsi="David" w:cs="David"/>
-          <w:color w:val="111111"/>
-          <w:sz w:val="28"/>
-          <w:szCs w:val="28"/>
-          <w:rtl/>
-        </w:rPr>
-        <w:t xml:space="preserve"> PID </w:t>
-      </w:r>
-      <w:r>
-        <w:rPr>
-          <w:rFonts w:ascii="David" w:hAnsi="David" w:cs="David" w:hint="cs"/>
-          <w:color w:val="111111"/>
-          <w:sz w:val="28"/>
-          <w:szCs w:val="28"/>
-          <w:rtl/>
-        </w:rPr>
-        <w:t>למרחק</w:t>
-      </w:r>
-      <w:r>
-        <w:rPr>
-          <w:rFonts w:ascii="David" w:hAnsi="David" w:cs="David"/>
-          <w:color w:val="111111"/>
-          <w:sz w:val="28"/>
-          <w:szCs w:val="28"/>
-          <w:rtl/>
-        </w:rPr>
-        <w:t xml:space="preserve">. </w:t>
-      </w:r>
-      <w:r>
-        <w:rPr>
-          <w:rFonts w:ascii="David" w:hAnsi="David" w:cs="David" w:hint="cs"/>
-          <w:color w:val="111111"/>
-          <w:sz w:val="28"/>
-          <w:szCs w:val="28"/>
-          <w:rtl/>
-        </w:rPr>
-        <w:t>הפלט</w:t>
-      </w:r>
-      <w:r>
-        <w:rPr>
-          <w:rFonts w:ascii="David" w:hAnsi="David" w:cs="David"/>
-          <w:color w:val="111111"/>
-          <w:sz w:val="28"/>
-          <w:szCs w:val="28"/>
-          <w:rtl/>
-        </w:rPr>
-        <w:t xml:space="preserve"> </w:t>
-      </w:r>
-      <w:r>
-        <w:rPr>
-          <w:rFonts w:ascii="David" w:hAnsi="David" w:cs="David" w:hint="cs"/>
-          <w:color w:val="111111"/>
-          <w:sz w:val="28"/>
-          <w:szCs w:val="28"/>
-          <w:rtl/>
-        </w:rPr>
-        <w:t>מוגבל</w:t>
-      </w:r>
-      <w:r>
-        <w:rPr>
-          <w:rFonts w:ascii="David" w:hAnsi="David" w:cs="David"/>
-          <w:color w:val="111111"/>
-          <w:sz w:val="28"/>
-          <w:szCs w:val="28"/>
-          <w:rtl/>
-        </w:rPr>
-        <w:t xml:space="preserve"> </w:t>
-      </w:r>
-      <w:r>
-        <w:rPr>
-          <w:rFonts w:ascii="David" w:hAnsi="David" w:cs="David" w:hint="cs"/>
-          <w:color w:val="111111"/>
-          <w:sz w:val="28"/>
-          <w:szCs w:val="28"/>
-          <w:rtl/>
-        </w:rPr>
-        <w:t>לטווח</w:t>
-      </w:r>
-      <w:r>
-        <w:rPr>
-          <w:rFonts w:ascii="David" w:hAnsi="David" w:cs="David"/>
-          <w:color w:val="111111"/>
-          <w:sz w:val="28"/>
-          <w:szCs w:val="28"/>
-          <w:rtl/>
-        </w:rPr>
-        <w:t xml:space="preserve"> [100,100</w:t>
-      </w:r>
-      <w:r>
-        <w:rPr>
-          <w:rFonts w:ascii="David" w:hAnsi="David" w:cs="David" w:hint="cs"/>
-          <w:color w:val="111111"/>
-          <w:sz w:val="28"/>
-          <w:szCs w:val="28"/>
-          <w:rtl/>
-        </w:rPr>
-        <w:t>-</w:t>
-      </w:r>
-      <w:r>
-        <w:rPr>
-          <w:rFonts w:ascii="David" w:hAnsi="David" w:cs="David"/>
-          <w:color w:val="111111"/>
-          <w:sz w:val="28"/>
-          <w:szCs w:val="28"/>
-          <w:rtl/>
-        </w:rPr>
-        <w:t xml:space="preserve">] </w:t>
-      </w:r>
-      <w:r>
-        <w:rPr>
-          <w:rFonts w:ascii="David" w:hAnsi="David" w:cs="David" w:hint="cs"/>
-          <w:color w:val="111111"/>
-          <w:sz w:val="28"/>
-          <w:szCs w:val="28"/>
-          <w:rtl/>
-        </w:rPr>
-        <w:t>ונשלח</w:t>
-      </w:r>
-      <w:r>
-        <w:rPr>
-          <w:rFonts w:ascii="David" w:hAnsi="David" w:cs="David"/>
-          <w:color w:val="111111"/>
-          <w:sz w:val="28"/>
-          <w:szCs w:val="28"/>
-          <w:rtl/>
-        </w:rPr>
-        <w:t xml:space="preserve"> </w:t>
-      </w:r>
-      <w:r>
-        <w:rPr>
-          <w:rFonts w:ascii="David" w:hAnsi="David" w:cs="David" w:hint="cs"/>
-          <w:color w:val="111111"/>
-          <w:sz w:val="28"/>
-          <w:szCs w:val="28"/>
-          <w:rtl/>
-        </w:rPr>
-        <w:t>כפקודות</w:t>
-      </w:r>
-      <w:r>
-        <w:rPr>
-          <w:rFonts w:ascii="David" w:hAnsi="David" w:cs="David"/>
-          <w:color w:val="111111"/>
-          <w:sz w:val="28"/>
-          <w:szCs w:val="28"/>
-          <w:rtl/>
-        </w:rPr>
-        <w:t xml:space="preserve"> RC </w:t>
-      </w:r>
-      <w:r>
-        <w:rPr>
-          <w:rFonts w:ascii="David" w:hAnsi="David" w:cs="David" w:hint="cs"/>
-          <w:color w:val="111111"/>
-          <w:sz w:val="28"/>
-          <w:szCs w:val="28"/>
-          <w:rtl/>
-        </w:rPr>
-        <w:t>לכל</w:t>
-      </w:r>
-      <w:r>
-        <w:rPr>
-          <w:rFonts w:ascii="David" w:hAnsi="David" w:cs="David"/>
-          <w:color w:val="111111"/>
-          <w:sz w:val="28"/>
-          <w:szCs w:val="28"/>
-          <w:rtl/>
-        </w:rPr>
-        <w:t xml:space="preserve"> </w:t>
-      </w:r>
-      <w:r>
-        <w:rPr>
-          <w:rFonts w:ascii="David" w:hAnsi="David" w:cs="David" w:hint="cs"/>
-          <w:color w:val="111111"/>
-          <w:sz w:val="28"/>
-          <w:szCs w:val="28"/>
-          <w:rtl/>
-        </w:rPr>
-        <w:t>היותר</w:t>
-      </w:r>
-      <w:r>
-        <w:rPr>
-          <w:rFonts w:ascii="David" w:hAnsi="David" w:cs="David"/>
-          <w:color w:val="111111"/>
-          <w:sz w:val="28"/>
-          <w:szCs w:val="28"/>
-          <w:rtl/>
-        </w:rPr>
-        <w:t xml:space="preserve"> </w:t>
-      </w:r>
-      <w:r>
-        <w:rPr>
-          <w:rFonts w:ascii="David" w:hAnsi="David" w:cs="David" w:hint="cs"/>
-          <w:color w:val="111111"/>
-          <w:sz w:val="28"/>
-          <w:szCs w:val="28"/>
-          <w:rtl/>
-        </w:rPr>
-        <w:t>פעם</w:t>
-      </w:r>
-      <w:r>
-        <w:rPr>
-          <w:rFonts w:ascii="David" w:hAnsi="David" w:cs="David"/>
-          <w:color w:val="111111"/>
-          <w:sz w:val="28"/>
-          <w:szCs w:val="28"/>
-          <w:rtl/>
-        </w:rPr>
-        <w:t xml:space="preserve"> </w:t>
-      </w:r>
-      <w:r>
-        <w:rPr>
-          <w:rFonts w:ascii="David" w:hAnsi="David" w:cs="David" w:hint="cs"/>
-          <w:color w:val="111111"/>
-          <w:sz w:val="28"/>
-          <w:szCs w:val="28"/>
-          <w:rtl/>
-        </w:rPr>
-        <w:t>ב</w:t>
-      </w:r>
-      <w:r>
-        <w:rPr>
-          <w:rFonts w:ascii="David" w:hAnsi="David" w:cs="David"/>
-          <w:color w:val="111111"/>
-          <w:sz w:val="28"/>
-          <w:szCs w:val="28"/>
-          <w:rtl/>
-        </w:rPr>
-        <w:t>-50ms.</w:t>
+        <w:t xml:space="preserve">=2.2, </w:t>
+      </w:r>
+      <w:proofErr w:type="spellStart"/>
+      <w:r>
+        <w:rPr>
+          <w:rFonts w:ascii="David" w:hAnsi="David" w:cs="David"/>
+          <w:color w:val="111111"/>
+          <w:sz w:val="28"/>
+          <w:szCs w:val="28"/>
+          <w:rtl/>
+        </w:rPr>
+        <w:t>Ki</w:t>
+      </w:r>
+      <w:proofErr w:type="spellEnd"/>
+      <w:r>
+        <w:rPr>
+          <w:rFonts w:ascii="David" w:hAnsi="David" w:cs="David"/>
+          <w:color w:val="111111"/>
+          <w:sz w:val="28"/>
+          <w:szCs w:val="28"/>
+          <w:rtl/>
+        </w:rPr>
+        <w:t xml:space="preserve">=0.0, </w:t>
+      </w:r>
+      <w:proofErr w:type="spellStart"/>
+      <w:r>
+        <w:rPr>
+          <w:rFonts w:ascii="David" w:hAnsi="David" w:cs="David"/>
+          <w:color w:val="111111"/>
+          <w:sz w:val="28"/>
+          <w:szCs w:val="28"/>
+          <w:rtl/>
+        </w:rPr>
+        <w:t>Kd</w:t>
+      </w:r>
+      <w:proofErr w:type="spellEnd"/>
+      <w:r>
+        <w:rPr>
+          <w:rFonts w:ascii="David" w:hAnsi="David" w:cs="David"/>
+          <w:color w:val="111111"/>
+          <w:sz w:val="28"/>
+          <w:szCs w:val="28"/>
+          <w:rtl/>
+        </w:rPr>
+        <w:t xml:space="preserve">=0.02; למרחק </w:t>
+      </w:r>
+      <w:proofErr w:type="spellStart"/>
+      <w:r>
+        <w:rPr>
+          <w:rFonts w:ascii="David" w:hAnsi="David" w:cs="David"/>
+          <w:color w:val="111111"/>
+          <w:sz w:val="28"/>
+          <w:szCs w:val="28"/>
+          <w:rtl/>
+        </w:rPr>
+        <w:t>Kp</w:t>
+      </w:r>
+      <w:proofErr w:type="spellEnd"/>
+      <w:r>
+        <w:rPr>
+          <w:rFonts w:ascii="David" w:hAnsi="David" w:cs="David"/>
+          <w:color w:val="111111"/>
+          <w:sz w:val="28"/>
+          <w:szCs w:val="28"/>
+          <w:rtl/>
+        </w:rPr>
+        <w:t xml:space="preserve">=2.6, </w:t>
+      </w:r>
+      <w:proofErr w:type="spellStart"/>
+      <w:r>
+        <w:rPr>
+          <w:rFonts w:ascii="David" w:hAnsi="David" w:cs="David"/>
+          <w:color w:val="111111"/>
+          <w:sz w:val="28"/>
+          <w:szCs w:val="28"/>
+          <w:rtl/>
+        </w:rPr>
+        <w:t>Ki</w:t>
+      </w:r>
+      <w:proofErr w:type="spellEnd"/>
+      <w:r>
+        <w:rPr>
+          <w:rFonts w:ascii="David" w:hAnsi="David" w:cs="David"/>
+          <w:color w:val="111111"/>
+          <w:sz w:val="28"/>
+          <w:szCs w:val="28"/>
+          <w:rtl/>
+        </w:rPr>
+        <w:t xml:space="preserve">=0.0, </w:t>
+      </w:r>
+      <w:proofErr w:type="spellStart"/>
+      <w:r>
+        <w:rPr>
+          <w:rFonts w:ascii="David" w:hAnsi="David" w:cs="David"/>
+          <w:color w:val="111111"/>
+          <w:sz w:val="28"/>
+          <w:szCs w:val="28"/>
+          <w:rtl/>
+        </w:rPr>
+        <w:t>Kd</w:t>
+      </w:r>
+      <w:proofErr w:type="spellEnd"/>
+      <w:r>
+        <w:rPr>
+          <w:rFonts w:ascii="David" w:hAnsi="David" w:cs="David"/>
+          <w:color w:val="111111"/>
+          <w:sz w:val="28"/>
+          <w:szCs w:val="28"/>
+          <w:rtl/>
+        </w:rPr>
+        <w:t xml:space="preserve">=0.04; ולגובה </w:t>
+      </w:r>
+      <w:proofErr w:type="spellStart"/>
+      <w:r>
+        <w:rPr>
+          <w:rFonts w:ascii="David" w:hAnsi="David" w:cs="David"/>
+          <w:color w:val="111111"/>
+          <w:sz w:val="28"/>
+          <w:szCs w:val="28"/>
+          <w:rtl/>
+        </w:rPr>
+        <w:t>Kp</w:t>
+      </w:r>
+      <w:proofErr w:type="spellEnd"/>
+      <w:r>
+        <w:rPr>
+          <w:rFonts w:ascii="David" w:hAnsi="David" w:cs="David"/>
+          <w:color w:val="111111"/>
+          <w:sz w:val="28"/>
+          <w:szCs w:val="28"/>
+          <w:rtl/>
+        </w:rPr>
+        <w:t xml:space="preserve">=1.6, </w:t>
+      </w:r>
+      <w:proofErr w:type="spellStart"/>
+      <w:r>
+        <w:rPr>
+          <w:rFonts w:ascii="David" w:hAnsi="David" w:cs="David"/>
+          <w:color w:val="111111"/>
+          <w:sz w:val="28"/>
+          <w:szCs w:val="28"/>
+          <w:rtl/>
+        </w:rPr>
+        <w:t>Ki</w:t>
+      </w:r>
+      <w:proofErr w:type="spellEnd"/>
+      <w:r>
+        <w:rPr>
+          <w:rFonts w:ascii="David" w:hAnsi="David" w:cs="David"/>
+          <w:color w:val="111111"/>
+          <w:sz w:val="28"/>
+          <w:szCs w:val="28"/>
+          <w:rtl/>
+        </w:rPr>
+        <w:t xml:space="preserve">=0.0, </w:t>
+      </w:r>
+      <w:proofErr w:type="spellStart"/>
+      <w:r>
+        <w:rPr>
+          <w:rFonts w:ascii="David" w:hAnsi="David" w:cs="David"/>
+          <w:color w:val="111111"/>
+          <w:sz w:val="28"/>
+          <w:szCs w:val="28"/>
+          <w:rtl/>
+        </w:rPr>
+        <w:t>Kd</w:t>
+      </w:r>
+      <w:proofErr w:type="spellEnd"/>
+      <w:r>
+        <w:rPr>
+          <w:rFonts w:ascii="David" w:hAnsi="David" w:cs="David"/>
+          <w:color w:val="111111"/>
+          <w:sz w:val="28"/>
+          <w:szCs w:val="28"/>
+          <w:rtl/>
+        </w:rPr>
+        <w:t>=0.02.</w:t>
       </w:r>
     </w:p>
     <w:p>
@@ -6864,33 +6636,67 @@
           <w:szCs w:val="28"/>
           <w:rtl/>
         </w:rPr>
-        <w:t>קיימים</w:t>
-      </w:r>
-      <w:r>
-        <w:rPr>
-          <w:rFonts w:ascii="David" w:hAnsi="David" w:cs="David"/>
-          <w:color w:val="111111"/>
-          <w:sz w:val="28"/>
-          <w:szCs w:val="28"/>
-          <w:rtl/>
-        </w:rPr>
-        <w:t xml:space="preserve"> C</w:t>
+        <w:t xml:space="preserve">קיים </w:t>
       </w:r>
       <w:proofErr w:type="spellStart"/>
       <w:r>
         <w:rPr>
-          <w:rFonts w:ascii="David" w:hAnsi="David" w:cs="David"/>
-          <w:color w:val="111111"/>
-          <w:sz w:val="28"/>
-          <w:szCs w:val="28"/>
-          <w:rtl/>
-        </w:rPr>
-        <w:t>ooldown</w:t>
+          <w:rFonts w:ascii="David" w:hAnsi="David" w:cs="David" w:hint="cs"/>
+          <w:color w:val="111111"/>
+          <w:sz w:val="28"/>
+          <w:szCs w:val="28"/>
+          <w:rtl/>
+        </w:rPr>
+        <w:t>Cooldown</w:t>
       </w:r>
       <w:proofErr w:type="spellEnd"/>
       <w:r>
         <w:rPr>
-          <w:rFonts w:ascii="David" w:hAnsi="David" w:cs="David"/>
+          <w:rFonts w:ascii="David" w:hAnsi="David" w:cs="David" w:hint="cs"/>
+          <w:color w:val="111111"/>
+          <w:sz w:val="28"/>
+          <w:szCs w:val="28"/>
+          <w:rtl/>
+        </w:rPr>
+        <w:t xml:space="preserve"> מרכזי של 0.45 שניות לאחר קבלת פקודת טיסה, כדי למנוע ביצוע חוזר ומהיר של פעולות. פקודות </w:t>
+      </w:r>
+      <w:proofErr w:type="spellStart"/>
+      <w:r>
+        <w:rPr>
+          <w:rFonts w:ascii="David" w:hAnsi="David" w:cs="David" w:hint="cs"/>
+          <w:color w:val="111111"/>
+          <w:sz w:val="28"/>
+          <w:szCs w:val="28"/>
+          <w:rtl/>
+        </w:rPr>
+        <w:t>Land</w:t>
+      </w:r>
+      <w:proofErr w:type="spellEnd"/>
+      <w:r>
+        <w:rPr>
+          <w:rFonts w:ascii="David" w:hAnsi="David" w:cs="David" w:hint="cs"/>
+          <w:color w:val="111111"/>
+          <w:sz w:val="28"/>
+          <w:szCs w:val="28"/>
+          <w:rtl/>
+        </w:rPr>
+        <w:t xml:space="preserve"> ו-</w:t>
+      </w:r>
+      <w:proofErr w:type="spellStart"/>
+      <w:r>
+        <w:rPr>
+          <w:rFonts w:ascii="David" w:hAnsi="David" w:cs="David" w:hint="cs"/>
+          <w:color w:val="111111"/>
+          <w:sz w:val="28"/>
+          <w:szCs w:val="28"/>
+          <w:rtl/>
+        </w:rPr>
+        <w:t>Stop</w:t>
+      </w:r>
+      <w:proofErr w:type="spellEnd"/>
+      <w:r>
+        <w:rPr>
+          <w:rFonts w:ascii="David" w:hAnsi="David" w:cs="David" w:hint="cs"/>
           <w:color w:val="111111"/>
           <w:sz w:val="28"/>
           <w:szCs w:val="28"/>
@@ -6898,6 +6704,7 @@
         </w:rPr>
         <w:t xml:space="preserve"> </w:t>
       </w:r>
+      <w:proofErr w:type="spellStart"/>
       <w:r>
         <w:rPr>
           <w:rFonts w:ascii="David" w:hAnsi="David" w:cs="David" w:hint="cs"/>
@@ -6906,18 +6713,9 @@
           <w:szCs w:val="28"/>
           <w:rtl/>
         </w:rPr>
-        <w:t>מרכזי</w:t>
-      </w:r>
-      <w:r>
-        <w:rPr>
-          <w:rFonts w:ascii="David" w:hAnsi="David" w:cs="David"/>
-          <w:color w:val="111111"/>
-          <w:sz w:val="28"/>
-          <w:szCs w:val="28"/>
-          <w:rtl/>
-        </w:rPr>
-        <w:t xml:space="preserve">, </w:t>
-      </w:r>
+        <w:t>Follow</w:t>
+      </w:r>
+      <w:proofErr w:type="spellEnd"/>
       <w:r>
         <w:rPr>
           <w:rFonts w:ascii="David" w:hAnsi="David" w:cs="David" w:hint="cs"/>
@@ -6926,18 +6724,9 @@
           <w:szCs w:val="28"/>
           <w:rtl/>
         </w:rPr>
-        <w:t>נעילה</w:t>
-      </w:r>
-      <w:r>
-        <w:rPr>
-          <w:rFonts w:ascii="David" w:hAnsi="David" w:cs="David"/>
-          <w:color w:val="111111"/>
-          <w:sz w:val="28"/>
-          <w:szCs w:val="28"/>
-          <w:rtl/>
-        </w:rPr>
-        <w:t xml:space="preserve"> </w:t>
-      </w:r>
+        <w:t xml:space="preserve"> פטורות מה-</w:t>
+      </w:r>
+      <w:proofErr w:type="spellStart"/>
       <w:r>
         <w:rPr>
           <w:rFonts w:ascii="David" w:hAnsi="David" w:cs="David" w:hint="cs"/>
@@ -6946,18 +6735,9 @@
           <w:szCs w:val="28"/>
           <w:rtl/>
         </w:rPr>
-        <w:t>של</w:t>
-      </w:r>
-      <w:r>
-        <w:rPr>
-          <w:rFonts w:ascii="David" w:hAnsi="David" w:cs="David"/>
-          <w:color w:val="111111"/>
-          <w:sz w:val="28"/>
-          <w:szCs w:val="28"/>
-          <w:rtl/>
-        </w:rPr>
-        <w:t xml:space="preserve"> </w:t>
-      </w:r>
+        <w:t>Cooldown</w:t>
+      </w:r>
+      <w:proofErr w:type="spellEnd"/>
       <w:r>
         <w:rPr>
           <w:rFonts w:ascii="David" w:hAnsi="David" w:cs="David" w:hint="cs"/>
@@ -6966,18 +6746,9 @@
           <w:szCs w:val="28"/>
           <w:rtl/>
         </w:rPr>
-        <w:t>שלוש</w:t>
-      </w:r>
-      <w:r>
-        <w:rPr>
-          <w:rFonts w:ascii="David" w:hAnsi="David" w:cs="David"/>
-          <w:color w:val="111111"/>
-          <w:sz w:val="28"/>
-          <w:szCs w:val="28"/>
-          <w:rtl/>
-        </w:rPr>
-        <w:t xml:space="preserve"> </w:t>
-      </w:r>
+        <w:t xml:space="preserve">. לאחר השלמה מוצלחת של </w:t>
+      </w:r>
+      <w:proofErr w:type="spellStart"/>
       <w:r>
         <w:rPr>
           <w:rFonts w:ascii="David" w:hAnsi="David" w:cs="David" w:hint="cs"/>
@@ -6986,18 +6757,9 @@
           <w:szCs w:val="28"/>
           <w:rtl/>
         </w:rPr>
-        <w:t>שניות</w:t>
-      </w:r>
-      <w:r>
-        <w:rPr>
-          <w:rFonts w:ascii="David" w:hAnsi="David" w:cs="David"/>
-          <w:color w:val="111111"/>
-          <w:sz w:val="28"/>
-          <w:szCs w:val="28"/>
-          <w:rtl/>
-        </w:rPr>
-        <w:t xml:space="preserve"> </w:t>
-      </w:r>
+        <w:t>Flip</w:t>
+      </w:r>
+      <w:proofErr w:type="spellEnd"/>
       <w:r>
         <w:rPr>
           <w:rFonts w:ascii="David" w:hAnsi="David" w:cs="David" w:hint="cs"/>
@@ -7006,159 +6768,29 @@
           <w:szCs w:val="28"/>
           <w:rtl/>
         </w:rPr>
-        <w:t>לאחר</w:t>
-      </w:r>
-      <w:r>
-        <w:rPr>
-          <w:rFonts w:ascii="David" w:hAnsi="David" w:cs="David"/>
-          <w:color w:val="111111"/>
-          <w:sz w:val="28"/>
-          <w:szCs w:val="28"/>
-          <w:rtl/>
-        </w:rPr>
-        <w:t xml:space="preserve"> </w:t>
+        <w:t xml:space="preserve"> מופעלת נעילת התאוששות של 1.25 שניות; בזמן הנעילה כל פקודות הטיסה נחסמות מלבד </w:t>
       </w:r>
       <w:proofErr w:type="spellStart"/>
       <w:r>
         <w:rPr>
-          <w:rFonts w:ascii="David" w:hAnsi="David" w:cs="David"/>
-          <w:color w:val="111111"/>
-          <w:sz w:val="28"/>
-          <w:szCs w:val="28"/>
-          <w:rtl/>
-        </w:rPr>
-        <w:t>Flip</w:t>
+          <w:rFonts w:ascii="David" w:hAnsi="David" w:cs="David" w:hint="cs"/>
+          <w:color w:val="111111"/>
+          <w:sz w:val="28"/>
+          <w:szCs w:val="28"/>
+          <w:rtl/>
+        </w:rPr>
+        <w:t>Land</w:t>
       </w:r>
       <w:proofErr w:type="spellEnd"/>
       <w:r>
         <w:rPr>
-          <w:rFonts w:ascii="David" w:hAnsi="David" w:cs="David"/>
-          <w:color w:val="111111"/>
-          <w:sz w:val="28"/>
-          <w:szCs w:val="28"/>
-          <w:rtl/>
-        </w:rPr>
-        <w:t xml:space="preserve">, </w:t>
-      </w:r>
-      <w:r>
-        <w:rPr>
           <w:rFonts w:ascii="David" w:hAnsi="David" w:cs="David" w:hint="cs"/>
           <w:color w:val="111111"/>
           <w:sz w:val="28"/>
           <w:szCs w:val="28"/>
           <w:rtl/>
         </w:rPr>
-        <w:t>קדימויות</w:t>
-      </w:r>
-      <w:r>
-        <w:rPr>
-          <w:rFonts w:ascii="David" w:hAnsi="David" w:cs="David"/>
-          <w:color w:val="111111"/>
-          <w:sz w:val="28"/>
-          <w:szCs w:val="28"/>
-          <w:rtl/>
-        </w:rPr>
-        <w:t xml:space="preserve"> </w:t>
-      </w:r>
-      <w:r>
-        <w:rPr>
-          <w:rFonts w:ascii="David" w:hAnsi="David" w:cs="David" w:hint="cs"/>
-          <w:color w:val="111111"/>
-          <w:sz w:val="28"/>
-          <w:szCs w:val="28"/>
-          <w:rtl/>
-        </w:rPr>
-        <w:t>לפקודות</w:t>
-      </w:r>
-      <w:r>
-        <w:rPr>
-          <w:rFonts w:ascii="David" w:hAnsi="David" w:cs="David"/>
-          <w:color w:val="111111"/>
-          <w:sz w:val="28"/>
-          <w:szCs w:val="28"/>
-          <w:rtl/>
-        </w:rPr>
-        <w:t xml:space="preserve"> </w:t>
-      </w:r>
-      <w:r>
-        <w:rPr>
-          <w:rFonts w:ascii="David" w:hAnsi="David" w:cs="David" w:hint="cs"/>
-          <w:color w:val="111111"/>
-          <w:sz w:val="28"/>
-          <w:szCs w:val="28"/>
-          <w:rtl/>
-        </w:rPr>
-        <w:t>ונחיתת</w:t>
-      </w:r>
-      <w:r>
-        <w:rPr>
-          <w:rFonts w:ascii="David" w:hAnsi="David" w:cs="David"/>
-          <w:color w:val="111111"/>
-          <w:sz w:val="28"/>
-          <w:szCs w:val="28"/>
-          <w:rtl/>
-        </w:rPr>
-        <w:t xml:space="preserve"> </w:t>
-      </w:r>
-      <w:r>
-        <w:rPr>
-          <w:rFonts w:ascii="David" w:hAnsi="David" w:cs="David" w:hint="cs"/>
-          <w:color w:val="111111"/>
-          <w:sz w:val="28"/>
-          <w:szCs w:val="28"/>
-          <w:rtl/>
-        </w:rPr>
-        <w:t>חירום</w:t>
-      </w:r>
-      <w:r>
-        <w:rPr>
-          <w:rFonts w:ascii="David" w:hAnsi="David" w:cs="David"/>
-          <w:color w:val="111111"/>
-          <w:sz w:val="28"/>
-          <w:szCs w:val="28"/>
-          <w:rtl/>
-        </w:rPr>
-        <w:t xml:space="preserve"> </w:t>
-      </w:r>
-      <w:r>
-        <w:rPr>
-          <w:rFonts w:ascii="David" w:hAnsi="David" w:cs="David" w:hint="cs"/>
-          <w:color w:val="111111"/>
-          <w:sz w:val="28"/>
-          <w:szCs w:val="28"/>
-          <w:rtl/>
-        </w:rPr>
-        <w:t>בעת</w:t>
-      </w:r>
-      <w:r>
-        <w:rPr>
-          <w:rFonts w:ascii="David" w:hAnsi="David" w:cs="David"/>
-          <w:color w:val="111111"/>
-          <w:sz w:val="28"/>
-          <w:szCs w:val="28"/>
-          <w:rtl/>
-        </w:rPr>
-        <w:t xml:space="preserve"> </w:t>
-      </w:r>
-      <w:r>
-        <w:rPr>
-          <w:rFonts w:ascii="David" w:hAnsi="David" w:cs="David" w:hint="cs"/>
-          <w:color w:val="111111"/>
-          <w:sz w:val="28"/>
-          <w:szCs w:val="28"/>
-          <w:rtl/>
-        </w:rPr>
-        <w:t>סגירה</w:t>
-      </w:r>
-      <w:r>
-        <w:rPr>
-          <w:rFonts w:ascii="David" w:hAnsi="David" w:cs="David"/>
-          <w:color w:val="111111"/>
-          <w:sz w:val="28"/>
-          <w:szCs w:val="28"/>
-          <w:rtl/>
-        </w:rPr>
-        <w:t>.</w:t>
+        <w:t>, כך שתמיד ניתן לבצע נחיתת חירום.</w:t>
       </w:r>
     </w:p>
     <w:p>
@@ -7723,7 +7355,7 @@
                 <w:szCs w:val="28"/>
                 <w:rtl/>
               </w:rPr>
-              <w:t>Like</w:t>
+              <w:t>Call</w:t>
             </w:r>
             <w:proofErr w:type="spellEnd"/>
             <w:r>
@@ -8428,7 +8060,6 @@
                 <w:szCs w:val="28"/>
               </w:rPr>
             </w:pPr>
-            <w:proofErr w:type="spellStart"/>
             <w:r>
               <w:rPr>
                 <w:rFonts w:ascii="David" w:hAnsi="David" w:cs="David"/>
@@ -8437,18 +8068,7 @@
                 <w:szCs w:val="28"/>
                 <w:rtl/>
               </w:rPr>
-              <w:t>Rock</w:t>
-            </w:r>
-            <w:proofErr w:type="spellEnd"/>
-            <w:r>
-              <w:rPr>
-                <w:rFonts w:ascii="David" w:hAnsi="David" w:cs="David"/>
-                <w:color w:val="111111"/>
-                <w:sz w:val="28"/>
-                <w:szCs w:val="28"/>
-                <w:rtl/>
-              </w:rPr>
-              <w:t>: קדימה</w:t>
+              <w:t>—</w:t>
             </w:r>
           </w:p>
         </w:tc>
@@ -8482,6 +8102,28 @@
                 <w:szCs w:val="28"/>
                 <w:rtl/>
               </w:rPr>
+              <w:t>flip</w:t>
+            </w:r>
+            <w:proofErr w:type="spellEnd"/>
+            <w:r>
+              <w:rPr>
+                <w:rFonts w:ascii="David" w:hAnsi="David" w:cs="David"/>
+                <w:color w:val="111111"/>
+                <w:sz w:val="28"/>
+                <w:szCs w:val="28"/>
+                <w:rtl/>
+              </w:rPr>
+              <w:t xml:space="preserve"> </w:t>
+            </w:r>
+            <w:proofErr w:type="spellStart"/>
+            <w:r>
+              <w:rPr>
+                <w:rFonts w:ascii="David" w:hAnsi="David" w:cs="David"/>
+                <w:color w:val="111111"/>
+                <w:sz w:val="28"/>
+                <w:szCs w:val="28"/>
+                <w:rtl/>
+              </w:rPr>
               <w:t>forward</w:t>
             </w:r>
             <w:proofErr w:type="spellEnd"/>
@@ -8504,6 +8146,28 @@
                 <w:szCs w:val="28"/>
                 <w:rtl/>
               </w:rPr>
+              <w:t>flip</w:t>
+            </w:r>
+            <w:proofErr w:type="spellEnd"/>
+            <w:r>
+              <w:rPr>
+                <w:rFonts w:ascii="David" w:hAnsi="David" w:cs="David"/>
+                <w:color w:val="111111"/>
+                <w:sz w:val="28"/>
+                <w:szCs w:val="28"/>
+                <w:rtl/>
+              </w:rPr>
+              <w:t xml:space="preserve"> </w:t>
+            </w:r>
+            <w:proofErr w:type="spellStart"/>
+            <w:r>
+              <w:rPr>
+                <w:rFonts w:ascii="David" w:hAnsi="David" w:cs="David"/>
+                <w:color w:val="111111"/>
+                <w:sz w:val="28"/>
+                <w:szCs w:val="28"/>
+                <w:rtl/>
+              </w:rPr>
               <w:t>back</w:t>
             </w:r>
             <w:proofErr w:type="spellEnd"/>
@@ -8526,6 +8190,28 @@
                 <w:szCs w:val="28"/>
                 <w:rtl/>
               </w:rPr>
+              <w:t>flip</w:t>
+            </w:r>
+            <w:proofErr w:type="spellEnd"/>
+            <w:r>
+              <w:rPr>
+                <w:rFonts w:ascii="David" w:hAnsi="David" w:cs="David"/>
+                <w:color w:val="111111"/>
+                <w:sz w:val="28"/>
+                <w:szCs w:val="28"/>
+                <w:rtl/>
+              </w:rPr>
+              <w:t xml:space="preserve"> </w:t>
+            </w:r>
+            <w:proofErr w:type="spellStart"/>
+            <w:r>
+              <w:rPr>
+                <w:rFonts w:ascii="David" w:hAnsi="David" w:cs="David"/>
+                <w:color w:val="111111"/>
+                <w:sz w:val="28"/>
+                <w:szCs w:val="28"/>
+                <w:rtl/>
+              </w:rPr>
               <w:t>left</w:t>
             </w:r>
             <w:proofErr w:type="spellEnd"/>
@@ -8538,6 +8224,28 @@
                 <w:rtl/>
               </w:rPr>
               <w:t xml:space="preserve"> / </w:t>
+            </w:r>
+            <w:proofErr w:type="spellStart"/>
+            <w:r>
+              <w:rPr>
+                <w:rFonts w:ascii="David" w:hAnsi="David" w:cs="David"/>
+                <w:color w:val="111111"/>
+                <w:sz w:val="28"/>
+                <w:szCs w:val="28"/>
+                <w:rtl/>
+              </w:rPr>
+              <w:t>flip</w:t>
+            </w:r>
+            <w:proofErr w:type="spellEnd"/>
+            <w:r>
+              <w:rPr>
+                <w:rFonts w:ascii="David" w:hAnsi="David" w:cs="David"/>
+                <w:color w:val="111111"/>
+                <w:sz w:val="28"/>
+                <w:szCs w:val="28"/>
+                <w:rtl/>
+              </w:rPr>
+              <w:t xml:space="preserve"> </w:t>
             </w:r>
             <w:proofErr w:type="spellStart"/>
             <w:r>
@@ -8611,7 +8319,6 @@
                 <w:szCs w:val="28"/>
               </w:rPr>
             </w:pPr>
-            <w:proofErr w:type="spellStart"/>
             <w:r>
               <w:rPr>
                 <w:rFonts w:ascii="David" w:hAnsi="David" w:cs="David"/>
@@ -8620,18 +8327,7 @@
                 <w:szCs w:val="28"/>
                 <w:rtl/>
               </w:rPr>
-              <w:t>Call</w:t>
-            </w:r>
-            <w:proofErr w:type="spellEnd"/>
-            <w:r>
-              <w:rPr>
-                <w:rFonts w:ascii="David" w:hAnsi="David" w:cs="David"/>
-                <w:color w:val="111111"/>
-                <w:sz w:val="28"/>
-                <w:szCs w:val="28"/>
-                <w:rtl/>
-              </w:rPr>
-              <w:t>: מעבר לקול</w:t>
+              <w:t>—</w:t>
             </w:r>
           </w:p>
         </w:tc>
@@ -9753,27 +9449,51 @@
           <w:szCs w:val="28"/>
           <w:rtl/>
         </w:rPr>
-        <w:t xml:space="preserve"> דורש לפחות 50% סוללה ומרחק בטוח מהרצפה</w:t>
-      </w:r>
-      <w:r>
-        <w:rPr>
-          <w:rFonts w:ascii="David" w:hAnsi="David" w:cs="David" w:hint="cs"/>
-          <w:color w:val="111111"/>
-          <w:sz w:val="28"/>
-          <w:szCs w:val="28"/>
-          <w:rtl/>
-        </w:rPr>
-        <w:t>,</w:t>
-      </w:r>
-      <w:r>
-        <w:rPr>
-          <w:rFonts w:ascii="David" w:hAnsi="David" w:cs="David"/>
-          <w:color w:val="111111"/>
-          <w:sz w:val="28"/>
-          <w:szCs w:val="28"/>
-          <w:rtl/>
-        </w:rPr>
-        <w:t xml:space="preserve"> לאחריו מופעלת נעילת התאוששות.</w:t>
+        <w:t xml:space="preserve"> דורש לפחות 50% סוללה ומרחק בטוח מהרצפה. לאחר שה-</w:t>
+      </w:r>
+      <w:proofErr w:type="spellStart"/>
+      <w:r>
+        <w:rPr>
+          <w:rFonts w:ascii="David" w:hAnsi="David" w:cs="David"/>
+          <w:color w:val="111111"/>
+          <w:sz w:val="28"/>
+          <w:szCs w:val="28"/>
+          <w:rtl/>
+        </w:rPr>
+        <w:t>Flip</w:t>
+      </w:r>
+      <w:proofErr w:type="spellEnd"/>
+      <w:r>
+        <w:rPr>
+          <w:rFonts w:ascii="David" w:hAnsi="David" w:cs="David"/>
+          <w:color w:val="111111"/>
+          <w:sz w:val="28"/>
+          <w:szCs w:val="28"/>
+          <w:rtl/>
+        </w:rPr>
+        <w:t xml:space="preserve"> מסתיים מופעלת נעילת התאוששות של 1.25 שניות, שבמהלכה רק פקודת </w:t>
+      </w:r>
+      <w:proofErr w:type="spellStart"/>
+      <w:r>
+        <w:rPr>
+          <w:rFonts w:ascii="David" w:hAnsi="David" w:cs="David"/>
+          <w:color w:val="111111"/>
+          <w:sz w:val="28"/>
+          <w:szCs w:val="28"/>
+          <w:rtl/>
+        </w:rPr>
+        <w:t>Land</w:t>
+      </w:r>
+      <w:proofErr w:type="spellEnd"/>
+      <w:r>
+        <w:rPr>
+          <w:rFonts w:ascii="David" w:hAnsi="David" w:cs="David"/>
+          <w:color w:val="111111"/>
+          <w:sz w:val="28"/>
+          <w:szCs w:val="28"/>
+          <w:rtl/>
+        </w:rPr>
+        <w:t xml:space="preserve"> נשארת זמינה.</w:t>
       </w:r>
     </w:p>
     <w:p>
@@ -9931,34 +9651,29 @@
           <w:szCs w:val="28"/>
           <w:rtl/>
         </w:rPr>
-        <w:t>חיישני האינפרה-אדום התחתונים לא שולבו במערכת</w:t>
-      </w:r>
-    </w:p>
-    <w:p>
-      <w:pPr>
-        <w:pStyle w:val="ListBullet"/>
-        <w:numPr>
-          <w:ilvl w:val="0"/>
-          <w:numId w:val="0"/>
-        </w:numPr>
-        <w:bidi/>
-        <w:spacing w:after="40" w:line="360" w:lineRule="auto"/>
-        <w:ind w:left="360" w:right="259"/>
-        <w:rPr>
-          <w:rFonts w:ascii="David" w:hAnsi="David" w:cs="David"/>
-          <w:sz w:val="28"/>
-          <w:szCs w:val="28"/>
-        </w:rPr>
-      </w:pPr>
-      <w:r>
-        <w:rPr>
-          <w:rFonts w:ascii="David" w:hAnsi="David" w:cs="David"/>
-          <w:color w:val="111111"/>
-          <w:sz w:val="28"/>
-          <w:szCs w:val="28"/>
-          <w:rtl/>
-        </w:rPr>
-        <w:t xml:space="preserve"> בממשק החומרה שנבדק לא התאפשר להשתמש בהם במקביל לזרם המצלמה הרגיל.</w:t>
+        <w:t xml:space="preserve">יש לטוס מעל רצפה מוארת, מט ולא אחידה, בעלת מרקם ופרטים חזותיים, כדי שהמצלמה התחתונה וחיישני האינפרה-אדום יוכלו לייצב את </w:t>
+      </w:r>
+      <w:proofErr w:type="spellStart"/>
+      <w:r>
+        <w:rPr>
+          <w:rFonts w:ascii="David" w:hAnsi="David" w:cs="David"/>
+          <w:color w:val="111111"/>
+          <w:sz w:val="28"/>
+          <w:szCs w:val="28"/>
+          <w:rtl/>
+        </w:rPr>
+        <w:t>הרחפן</w:t>
+      </w:r>
+      <w:proofErr w:type="spellEnd"/>
+      <w:r>
+        <w:rPr>
+          <w:rFonts w:ascii="David" w:hAnsi="David" w:cs="David"/>
+          <w:color w:val="111111"/>
+          <w:sz w:val="28"/>
+          <w:szCs w:val="28"/>
+          <w:rtl/>
+        </w:rPr>
+        <w:t>. רצפה מבריקה, כהה או אחידה עלולה להפחית את דיוק המיקום ולגרום לסחיפה.</w:t>
       </w:r>
     </w:p>
     <w:p>
@@ -10050,7 +9765,7 @@
           <w:szCs w:val="28"/>
           <w:rtl/>
         </w:rPr>
-        <w:t xml:space="preserve"> פעל ללא אינטרנט ולא הושפע משמעותית מרעש המנועים כאשר המשתמש דיבר קרוב למיקרופון. מגבלה מעשית היא </w:t>
+        <w:t xml:space="preserve"> פעל ללא אינטרנט ולא הושפע משמעותית מרעש המנועים כאשר המשתמש דיבר קרוב למיקרופון. בעת </w:t>
       </w:r>
       <w:proofErr w:type="spellStart"/>
       <w:r>
@@ -10061,6 +9776,28 @@
           <w:szCs w:val="28"/>
           <w:rtl/>
         </w:rPr>
+        <w:t>Polling</w:t>
+      </w:r>
+      <w:proofErr w:type="spellEnd"/>
+      <w:r>
+        <w:rPr>
+          <w:rFonts w:ascii="David" w:hAnsi="David" w:cs="David"/>
+          <w:color w:val="111111"/>
+          <w:sz w:val="28"/>
+          <w:szCs w:val="28"/>
+          <w:rtl/>
+        </w:rPr>
+        <w:t xml:space="preserve"> המערכת מסירה כל </w:t>
+      </w:r>
+      <w:proofErr w:type="spellStart"/>
+      <w:r>
+        <w:rPr>
+          <w:rFonts w:ascii="David" w:hAnsi="David" w:cs="David"/>
+          <w:color w:val="111111"/>
+          <w:sz w:val="28"/>
+          <w:szCs w:val="28"/>
+          <w:rtl/>
+        </w:rPr>
         <w:t>Token</w:t>
       </w:r>
       <w:proofErr w:type="spellEnd"/>
@@ -10094,7 +9831,139 @@
           <w:szCs w:val="28"/>
           <w:rtl/>
         </w:rPr>
-        <w:t>]: אם לפני הפקודה התקבל רצף לא מוכר, המשפט השלם אינו תואם למיפוי המדויק, ולכן יש לחזור על הפקודה. הגבלת אוצר המילים משפרת יעילות, אך דורשת ניסוח ברור וזהה לפקודות שהוגדרו.</w:t>
+        <w:t>], גם כאשר הוא מופיע בתחילת הפקודה, בסופה או בין מילותיה; תוצאה שמכילה רק [</w:t>
+      </w:r>
+      <w:proofErr w:type="spellStart"/>
+      <w:r>
+        <w:rPr>
+          <w:rFonts w:ascii="David" w:hAnsi="David" w:cs="David"/>
+          <w:color w:val="111111"/>
+          <w:sz w:val="28"/>
+          <w:szCs w:val="28"/>
+          <w:rtl/>
+        </w:rPr>
+        <w:t>unk</w:t>
+      </w:r>
+      <w:proofErr w:type="spellEnd"/>
+      <w:r>
+        <w:rPr>
+          <w:rFonts w:ascii="David" w:hAnsi="David" w:cs="David"/>
+          <w:color w:val="111111"/>
+          <w:sz w:val="28"/>
+          <w:szCs w:val="28"/>
+          <w:rtl/>
+        </w:rPr>
+        <w:t xml:space="preserve">] נזרקת. כך, לדוגמה, </w:t>
+      </w:r>
+      <w:proofErr w:type="spellStart"/>
+      <w:r>
+        <w:rPr>
+          <w:rFonts w:ascii="David" w:hAnsi="David" w:cs="David"/>
+          <w:color w:val="111111"/>
+          <w:sz w:val="28"/>
+          <w:szCs w:val="28"/>
+          <w:rtl/>
+        </w:rPr>
+        <w:t>take</w:t>
+      </w:r>
+      <w:proofErr w:type="spellEnd"/>
+      <w:r>
+        <w:rPr>
+          <w:rFonts w:ascii="David" w:hAnsi="David" w:cs="David"/>
+          <w:color w:val="111111"/>
+          <w:sz w:val="28"/>
+          <w:szCs w:val="28"/>
+          <w:rtl/>
+        </w:rPr>
+        <w:t xml:space="preserve"> [</w:t>
+      </w:r>
+      <w:proofErr w:type="spellStart"/>
+      <w:r>
+        <w:rPr>
+          <w:rFonts w:ascii="David" w:hAnsi="David" w:cs="David"/>
+          <w:color w:val="111111"/>
+          <w:sz w:val="28"/>
+          <w:szCs w:val="28"/>
+          <w:rtl/>
+        </w:rPr>
+        <w:t>unk</w:t>
+      </w:r>
+      <w:proofErr w:type="spellEnd"/>
+      <w:r>
+        <w:rPr>
+          <w:rFonts w:ascii="David" w:hAnsi="David" w:cs="David"/>
+          <w:color w:val="111111"/>
+          <w:sz w:val="28"/>
+          <w:szCs w:val="28"/>
+          <w:rtl/>
+        </w:rPr>
+        <w:t xml:space="preserve">] </w:t>
+      </w:r>
+      <w:proofErr w:type="spellStart"/>
+      <w:r>
+        <w:rPr>
+          <w:rFonts w:ascii="David" w:hAnsi="David" w:cs="David"/>
+          <w:color w:val="111111"/>
+          <w:sz w:val="28"/>
+          <w:szCs w:val="28"/>
+          <w:rtl/>
+        </w:rPr>
+        <w:t>off</w:t>
+      </w:r>
+      <w:proofErr w:type="spellEnd"/>
+      <w:r>
+        <w:rPr>
+          <w:rFonts w:ascii="David" w:hAnsi="David" w:cs="David"/>
+          <w:color w:val="111111"/>
+          <w:sz w:val="28"/>
+          <w:szCs w:val="28"/>
+          <w:rtl/>
+        </w:rPr>
+        <w:t xml:space="preserve"> מנורמל ל-</w:t>
+      </w:r>
+      <w:proofErr w:type="spellStart"/>
+      <w:r>
+        <w:rPr>
+          <w:rFonts w:ascii="David" w:hAnsi="David" w:cs="David"/>
+          <w:color w:val="111111"/>
+          <w:sz w:val="28"/>
+          <w:szCs w:val="28"/>
+          <w:rtl/>
+        </w:rPr>
+        <w:t>take</w:t>
+      </w:r>
+      <w:proofErr w:type="spellEnd"/>
+      <w:r>
+        <w:rPr>
+          <w:rFonts w:ascii="David" w:hAnsi="David" w:cs="David"/>
+          <w:color w:val="111111"/>
+          <w:sz w:val="28"/>
+          <w:szCs w:val="28"/>
+          <w:rtl/>
+        </w:rPr>
+        <w:t xml:space="preserve"> </w:t>
+      </w:r>
+      <w:proofErr w:type="spellStart"/>
+      <w:r>
+        <w:rPr>
+          <w:rFonts w:ascii="David" w:hAnsi="David" w:cs="David"/>
+          <w:color w:val="111111"/>
+          <w:sz w:val="28"/>
+          <w:szCs w:val="28"/>
+          <w:rtl/>
+        </w:rPr>
+        <w:t>off</w:t>
+      </w:r>
+      <w:proofErr w:type="spellEnd"/>
+      <w:r>
+        <w:rPr>
+          <w:rFonts w:ascii="David" w:hAnsi="David" w:cs="David"/>
+          <w:color w:val="111111"/>
+          <w:sz w:val="28"/>
+          <w:szCs w:val="28"/>
+          <w:rtl/>
+        </w:rPr>
+        <w:t xml:space="preserve"> לפני המיפוי לפקודת הטיסה.</w:t>
       </w:r>
     </w:p>
     <w:p>
@@ -10384,6 +10253,73 @@
           <w:rtl/>
         </w:rPr>
         <w:t>, עצירת RC בעת אובדן יעד ונחיתה בטוחה צמצמו סיכון ואפשרו פיתוח הדרגתי.</w:t>
+      </w:r>
+    </w:p>
+    <w:p>
+      <w:pPr>
+        <w:bidi/>
+        <w:spacing w:line="360" w:lineRule="auto"/>
+        <w:rPr>
+          <w:rFonts w:ascii="David" w:hAnsi="David" w:cs="David"/>
+          <w:color w:val="111111"/>
+          <w:sz w:val="28"/>
+          <w:szCs w:val="28"/>
+          <w:rtl/>
+        </w:rPr>
+      </w:pPr>
+      <w:r>
+        <w:rPr>
+          <w:rFonts w:ascii="David" w:hAnsi="David" w:cs="David"/>
+          <w:color w:val="111111"/>
+          <w:sz w:val="28"/>
+          <w:szCs w:val="28"/>
+          <w:rtl/>
+        </w:rPr>
+        <w:t xml:space="preserve">בעיה נוספת התגלתה במהלך ניסויי החומרה: </w:t>
+      </w:r>
+      <w:proofErr w:type="spellStart"/>
+      <w:r>
+        <w:rPr>
+          <w:rFonts w:ascii="David" w:hAnsi="David" w:cs="David"/>
+          <w:color w:val="111111"/>
+          <w:sz w:val="28"/>
+          <w:szCs w:val="28"/>
+          <w:rtl/>
+        </w:rPr>
+        <w:t>הרחפן</w:t>
+      </w:r>
+      <w:proofErr w:type="spellEnd"/>
+      <w:r>
+        <w:rPr>
+          <w:rFonts w:ascii="David" w:hAnsi="David" w:cs="David"/>
+          <w:color w:val="111111"/>
+          <w:sz w:val="28"/>
+          <w:szCs w:val="28"/>
+          <w:rtl/>
+        </w:rPr>
+        <w:t xml:space="preserve"> זלג הצידה גם כאשר לא נשלחה אליו שום פקודת תנועה. לאחר בדיקה וחקר הבנו שמערכת הייצוב התחתונה מתקשה להעריך את מיקום </w:t>
+      </w:r>
+      <w:proofErr w:type="spellStart"/>
+      <w:r>
+        <w:rPr>
+          <w:rFonts w:ascii="David" w:hAnsi="David" w:cs="David"/>
+          <w:color w:val="111111"/>
+          <w:sz w:val="28"/>
+          <w:szCs w:val="28"/>
+          <w:rtl/>
+        </w:rPr>
+        <w:t>הרחפן</w:t>
+      </w:r>
+      <w:proofErr w:type="spellEnd"/>
+      <w:r>
+        <w:rPr>
+          <w:rFonts w:ascii="David" w:hAnsi="David" w:cs="David"/>
+          <w:color w:val="111111"/>
+          <w:sz w:val="28"/>
+          <w:szCs w:val="28"/>
+          <w:rtl/>
+        </w:rPr>
+        <w:t xml:space="preserve"> מול הרצפה שעליה נערכו הניסויים, משום שהמצלמה התחתונה וחיישני האינפרה-אדום לא קיבלו ממנה מידע חזותי אמין מספיק. כדי לפתור את הבעיה נאלצנו לפרוס שמיכה בעלת מרקם מתחת לרחפן; הפרטים והניגודיות שעל השמיכה אפשרו לו לייצב את עצמו ולצמצם את הזליגה הצידית.</w:t>
       </w:r>
     </w:p>
     <w:p>
@@ -10901,6 +10837,7 @@
           <w:szCs w:val="28"/>
           <w:rtl/>
         </w:rPr>
+        <w:lastRenderedPageBreak/>
         <w:t>6.3 עבודה עתידית</w:t>
       </w:r>
       <w:bookmarkEnd w:id="16"/>
@@ -11027,7 +10964,7 @@
           <w:szCs w:val="28"/>
           <w:rtl/>
         </w:rPr>
-        <w:t>מעבר מלא בין מצבים באמצעות קול והקשחת הטיפול ב-[</w:t>
+        <w:t>שיפור זיהוי פקודות חלקיות ורועשות והרחבת אוצר המילים הקולי מעבר לניקוי [</w:t>
       </w:r>
       <w:proofErr w:type="spellStart"/>
       <w:r>
@@ -11049,7 +10986,7 @@
           <w:szCs w:val="28"/>
           <w:rtl/>
         </w:rPr>
-        <w:t>] ובמשפטים חלקיים.</w:t>
+        <w:t>] הקיים.</w:t>
       </w:r>
     </w:p>
     <w:p>
@@ -11127,7 +11064,6 @@
         <w:rPr>
           <w:rtl/>
         </w:rPr>
-        <w:lastRenderedPageBreak/>
         <w:t>7. תוצרים ומקורות</w:t>
       </w:r>
       <w:bookmarkEnd w:id="17"/>
@@ -11215,9 +11151,10 @@
         <w:bidi/>
         <w:spacing w:after="60" w:line="360" w:lineRule="auto"/>
         <w:rPr>
-          <w:rFonts w:ascii="David" w:hAnsi="David" w:cs="David"/>
-          <w:sz w:val="28"/>
-          <w:szCs w:val="28"/>
+          <w:rFonts w:ascii="David" w:hAnsi="David" w:cs="David" w:hint="cs"/>
+          <w:sz w:val="28"/>
+          <w:szCs w:val="28"/>
+          <w:rtl/>
         </w:rPr>
       </w:pPr>
       <w:r>
@@ -11229,29 +11166,54 @@
           <w:szCs w:val="28"/>
           <w:rtl/>
         </w:rPr>
-        <w:t xml:space="preserve">סרטון הדגמה: </w:t>
-      </w:r>
+        <w:t>סרטון הדגמה</w:t>
+      </w:r>
+      <w:r>
+        <w:rPr>
+          <w:rFonts w:ascii="David" w:hAnsi="David" w:cs="David"/>
+          <w:b/>
+          <w:color w:val="111111"/>
+          <w:sz w:val="28"/>
+          <w:szCs w:val="28"/>
+        </w:rPr>
+        <w:t xml:space="preserve"> </w:t>
+      </w:r>
+      <w:proofErr w:type="spellStart"/>
       <w:r>
         <w:rPr>
           <w:rFonts w:ascii="David" w:hAnsi="David" w:cs="David" w:hint="cs"/>
-          <w:color w:val="111111"/>
-          <w:sz w:val="28"/>
-          <w:szCs w:val="28"/>
-          <w:rtl/>
-        </w:rPr>
-        <w:t>ב</w:t>
-      </w:r>
-      <w:proofErr w:type="spellStart"/>
-      <w:r>
-        <w:rPr>
-          <w:rFonts w:ascii="David" w:hAnsi="David" w:cs="David"/>
-          <w:color w:val="111111"/>
-          <w:sz w:val="28"/>
-          <w:szCs w:val="28"/>
-        </w:rPr>
-        <w:t>github</w:t>
+          <w:b/>
+          <w:color w:val="111111"/>
+          <w:sz w:val="28"/>
+          <w:szCs w:val="28"/>
+          <w:rtl/>
+        </w:rPr>
+        <w:t>ביוטיוב</w:t>
       </w:r>
       <w:proofErr w:type="spellEnd"/>
+      <w:r>
+        <w:rPr>
+          <w:rFonts w:ascii="David" w:hAnsi="David" w:cs="David" w:hint="cs"/>
+          <w:b/>
+          <w:color w:val="111111"/>
+          <w:sz w:val="28"/>
+          <w:szCs w:val="28"/>
+          <w:rtl/>
+        </w:rPr>
+        <w:t xml:space="preserve"> :</w:t>
+      </w:r>
+      <w:hyperlink r:id="rId9" w:history="1">
+        <w:r>
+          <w:rPr>
+            <w:rStyle w:val="Hyperlink"/>
+            <w:rFonts w:ascii="David" w:hAnsi="David" w:cs="David"/>
+            <w:bCs/>
+            <w:sz w:val="28"/>
+            <w:szCs w:val="28"/>
+          </w:rPr>
+          <w:t>https://youtu.be/iAPDhFUHGZo</w:t>
+        </w:r>
+      </w:hyperlink>
     </w:p>
     <w:p>
       <w:pPr>
@@ -11274,7 +11236,7 @@
         </w:rPr>
         <w:t xml:space="preserve">1. </w:t>
       </w:r>
-      <w:hyperlink r:id="rId9">
+      <w:hyperlink r:id="rId10">
         <w:proofErr w:type="spellStart"/>
         <w:r>
           <w:rPr>
@@ -11320,7 +11282,7 @@
         </w:rPr>
         <w:t xml:space="preserve">2. </w:t>
       </w:r>
-      <w:hyperlink r:id="rId10">
+      <w:hyperlink r:id="rId11">
         <w:proofErr w:type="spellStart"/>
         <w:r>
           <w:rPr>
@@ -11366,7 +11328,7 @@
         </w:rPr>
         <w:t xml:space="preserve">3. </w:t>
       </w:r>
-      <w:hyperlink r:id="rId11">
+      <w:hyperlink r:id="rId12">
         <w:proofErr w:type="spellStart"/>
         <w:r>
           <w:rPr>
@@ -11412,7 +11374,7 @@
         </w:rPr>
         <w:t xml:space="preserve">4. </w:t>
       </w:r>
-      <w:hyperlink r:id="rId12">
+      <w:hyperlink r:id="rId13">
         <w:r>
           <w:rPr>
             <w:rFonts w:ascii="David" w:hAnsi="David" w:cs="David"/>
@@ -11446,7 +11408,7 @@
         </w:rPr>
         <w:t xml:space="preserve">5. </w:t>
       </w:r>
-      <w:hyperlink r:id="rId13">
+      <w:hyperlink r:id="rId14">
         <w:proofErr w:type="spellStart"/>
         <w:r>
           <w:rPr>
@@ -11492,7 +11454,7 @@
         </w:rPr>
         <w:t xml:space="preserve">6. </w:t>
       </w:r>
-      <w:hyperlink r:id="rId14">
+      <w:hyperlink r:id="rId15">
         <w:r>
           <w:rPr>
             <w:rFonts w:ascii="David" w:hAnsi="David" w:cs="David"/>
@@ -11506,7 +11468,7 @@
       </w:hyperlink>
     </w:p>
     <w:sectPr>
-      <w:footerReference w:type="default" r:id="rId15"/>
+      <w:footerReference w:type="default" r:id="rId16"/>
       <w:pgSz w:w="12240" w:h="15840"/>
       <w:pgMar w:top="893" w:right="1037" w:bottom="893" w:left="1037" w:header="360" w:footer="432" w:gutter="0"/>
       <w:cols w:space="720"/>
@@ -12518,6 +12480,7 @@
   <w:style w:type="character" w:default="1" w:styleId="DefaultParagraphFont">
     <w:name w:val="Default Paragraph Font"/>
     <w:uiPriority w:val="1"/>
+    <w:semiHidden/>
     <w:unhideWhenUsed/>
   </w:style>
   <w:style w:type="table" w:default="1" w:styleId="TableNormal">
@@ -23331,6 +23294,18 @@
       <w:u w:val="single"/>
     </w:rPr>
   </w:style>
+  <w:style w:type="character" w:styleId="UnresolvedMention">
+    <w:name w:val="Unresolved Mention"/>
+    <w:basedOn w:val="DefaultParagraphFont"/>
+    <w:uiPriority w:val="99"/>
+    <w:semiHidden/>
+    <w:unhideWhenUsed/>
+    <w:rsid w:val="006F5D60"/>
+    <w:rPr>
+      <w:color w:val="605E5C"/>
+      <w:shd w:val="clear" w:color="auto" w:fill="E1DFDD"/>
+    </w:rPr>
+  </w:style>
 </w:styles>
 </file>
 

--- a/report_tello.docx
+++ b/report_tello.docx
@@ -2710,139 +2710,7 @@
           <w:szCs w:val="28"/>
           <w:rtl/>
         </w:rPr>
-        <w:t xml:space="preserve">הפרויקט מציג מערכת לשליטה ולמעקב אוטונומי ברחפן DJI </w:t>
-      </w:r>
-      <w:proofErr w:type="spellStart"/>
-      <w:r>
-        <w:rPr>
-          <w:rFonts w:ascii="David" w:hAnsi="David" w:cs="David"/>
-          <w:color w:val="111111"/>
-          <w:sz w:val="28"/>
-          <w:szCs w:val="28"/>
-          <w:rtl/>
-        </w:rPr>
-        <w:t>Tello</w:t>
-      </w:r>
-      <w:proofErr w:type="spellEnd"/>
-      <w:r>
-        <w:rPr>
-          <w:rFonts w:ascii="David" w:hAnsi="David" w:cs="David"/>
-          <w:color w:val="111111"/>
-          <w:sz w:val="28"/>
-          <w:szCs w:val="28"/>
-          <w:rtl/>
-        </w:rPr>
-        <w:t xml:space="preserve"> באמצעות מחוות יד ופקודות קוליות. המערכת פועלת על מחשב </w:t>
-      </w:r>
-      <w:proofErr w:type="spellStart"/>
-      <w:r>
-        <w:rPr>
-          <w:rFonts w:ascii="David" w:hAnsi="David" w:cs="David"/>
-          <w:color w:val="111111"/>
-          <w:sz w:val="28"/>
-          <w:szCs w:val="28"/>
-          <w:rtl/>
-        </w:rPr>
-        <w:t>Windows</w:t>
-      </w:r>
-      <w:proofErr w:type="spellEnd"/>
-      <w:r>
-        <w:rPr>
-          <w:rFonts w:ascii="David" w:hAnsi="David" w:cs="David"/>
-          <w:color w:val="111111"/>
-          <w:sz w:val="28"/>
-          <w:szCs w:val="28"/>
-          <w:rtl/>
-        </w:rPr>
-        <w:t xml:space="preserve"> עם </w:t>
-      </w:r>
-      <w:proofErr w:type="spellStart"/>
-      <w:r>
-        <w:rPr>
-          <w:rFonts w:ascii="David" w:hAnsi="David" w:cs="David"/>
-          <w:color w:val="111111"/>
-          <w:sz w:val="28"/>
-          <w:szCs w:val="28"/>
-          <w:rtl/>
-        </w:rPr>
-        <w:t>Python</w:t>
-      </w:r>
-      <w:proofErr w:type="spellEnd"/>
-      <w:r>
-        <w:rPr>
-          <w:rFonts w:ascii="David" w:hAnsi="David" w:cs="David"/>
-          <w:color w:val="111111"/>
-          <w:sz w:val="28"/>
-          <w:szCs w:val="28"/>
-          <w:rtl/>
-        </w:rPr>
-        <w:t xml:space="preserve"> 3.11, מקבלת וידאו ממצלמת ה-RGB המובנית ברחפן ומפעילה במקביל מודל </w:t>
-      </w:r>
-      <w:proofErr w:type="spellStart"/>
-      <w:r>
-        <w:rPr>
-          <w:rFonts w:ascii="David" w:hAnsi="David" w:cs="David"/>
-          <w:color w:val="111111"/>
-          <w:sz w:val="28"/>
-          <w:szCs w:val="28"/>
-          <w:rtl/>
-        </w:rPr>
-        <w:t>MediaPipe</w:t>
-      </w:r>
-      <w:proofErr w:type="spellEnd"/>
-      <w:r>
-        <w:rPr>
-          <w:rFonts w:ascii="David" w:hAnsi="David" w:cs="David"/>
-          <w:color w:val="111111"/>
-          <w:sz w:val="28"/>
-          <w:szCs w:val="28"/>
-          <w:rtl/>
-        </w:rPr>
-        <w:t xml:space="preserve"> לזיהוי פנים ומודל </w:t>
-      </w:r>
-      <w:proofErr w:type="spellStart"/>
-      <w:r>
-        <w:rPr>
-          <w:rFonts w:ascii="David" w:hAnsi="David" w:cs="David"/>
-          <w:color w:val="111111"/>
-          <w:sz w:val="28"/>
-          <w:szCs w:val="28"/>
-          <w:rtl/>
-        </w:rPr>
-        <w:t>Gesture</w:t>
-      </w:r>
-      <w:proofErr w:type="spellEnd"/>
-      <w:r>
-        <w:rPr>
-          <w:rFonts w:ascii="David" w:hAnsi="David" w:cs="David"/>
-          <w:color w:val="111111"/>
-          <w:sz w:val="28"/>
-          <w:szCs w:val="28"/>
-          <w:rtl/>
-        </w:rPr>
-        <w:t xml:space="preserve"> </w:t>
-      </w:r>
-      <w:proofErr w:type="spellStart"/>
-      <w:r>
-        <w:rPr>
-          <w:rFonts w:ascii="David" w:hAnsi="David" w:cs="David"/>
-          <w:color w:val="111111"/>
-          <w:sz w:val="28"/>
-          <w:szCs w:val="28"/>
-          <w:rtl/>
-        </w:rPr>
-        <w:t>Recognizer</w:t>
-      </w:r>
-      <w:proofErr w:type="spellEnd"/>
-      <w:r>
-        <w:rPr>
-          <w:rFonts w:ascii="David" w:hAnsi="David" w:cs="David"/>
-          <w:color w:val="111111"/>
-          <w:sz w:val="28"/>
-          <w:szCs w:val="28"/>
-          <w:rtl/>
-        </w:rPr>
-        <w:t xml:space="preserve"> שאומן מחדש על מחוות נבחרות מתוך HaGRIDv2.</w:t>
+        <w:t>הפרויקט מציג מערכת לשליטה ולמעקב אוטונומי ברחפן DJI Tello באמצעות מחוות יד ופקודות קוליות. המערכת פועלת על מחשב Windows עם Python 3.11, מקבלת וידאו ממצלמת ה-RGB המובנית ברחפן ומפעילה במקביל מודל MediaPipe לזיהוי פנים ומודל Gesture Recognizer שאומן מחדש על מחוות נבחרות מתוך HaGRIDv2.</w:t>
       </w:r>
     </w:p>
     <w:p>
@@ -2865,29 +2733,7 @@
           <w:szCs w:val="28"/>
           <w:rtl/>
         </w:rPr>
-        <w:t xml:space="preserve">פקודות קוליות מזוהות מקומית וללא חיבור אינטרנט באמצעות </w:t>
-      </w:r>
-      <w:proofErr w:type="spellStart"/>
-      <w:r>
-        <w:rPr>
-          <w:rFonts w:ascii="David" w:hAnsi="David" w:cs="David"/>
-          <w:color w:val="111111"/>
-          <w:sz w:val="28"/>
-          <w:szCs w:val="28"/>
-          <w:rtl/>
-        </w:rPr>
-        <w:t>Vosk</w:t>
-      </w:r>
-      <w:proofErr w:type="spellEnd"/>
-      <w:r>
-        <w:rPr>
-          <w:rFonts w:ascii="David" w:hAnsi="David" w:cs="David"/>
-          <w:color w:val="111111"/>
-          <w:sz w:val="28"/>
-          <w:szCs w:val="28"/>
-          <w:rtl/>
-        </w:rPr>
-        <w:t>.</w:t>
+        <w:t>פקודות קוליות מזוהות מקומית וללא חיבור אינטרנט באמצעות Vosk.</w:t>
       </w:r>
     </w:p>
     <w:p>
@@ -2933,29 +2779,7 @@
           <w:szCs w:val="28"/>
           <w:rtl/>
         </w:rPr>
-        <w:t xml:space="preserve">במצב מעקב מופעלים שלושה בקרי PID לשמירת הפנים במרכז התמונה ולוויסות הגובה והמרחק. סביבת </w:t>
-      </w:r>
-      <w:proofErr w:type="spellStart"/>
-      <w:r>
-        <w:rPr>
-          <w:rFonts w:ascii="David" w:hAnsi="David" w:cs="David"/>
-          <w:color w:val="111111"/>
-          <w:sz w:val="28"/>
-          <w:szCs w:val="28"/>
-          <w:rtl/>
-        </w:rPr>
-        <w:t>Mock</w:t>
-      </w:r>
-      <w:proofErr w:type="spellEnd"/>
-      <w:r>
-        <w:rPr>
-          <w:rFonts w:ascii="David" w:hAnsi="David" w:cs="David"/>
-          <w:color w:val="111111"/>
-          <w:sz w:val="28"/>
-          <w:szCs w:val="28"/>
-          <w:rtl/>
-        </w:rPr>
-        <w:t xml:space="preserve"> המבוססת על מצלמת מחשב ורחפן מדומה אפשרה בדיקה בטוחה לפני כל ניסוי בחומרה.</w:t>
+        <w:t>במצב מעקב מופעלים שלושה בקרי PID לשמירת הפנים במרכז התמונה ולוויסות הגובה והמרחק. סביבת Mock המבוססת על מצלמת מחשב ורחפן מדומה אפשרה בדיקה בטוחה לפני כל ניסוי בחומרה.</w:t>
       </w:r>
     </w:p>
     <w:p>
@@ -2976,29 +2800,7 @@
           <w:szCs w:val="28"/>
           <w:rtl/>
         </w:rPr>
-        <w:t xml:space="preserve">בניסויי פנים וחוץ התקבלה פעולה יציבה בקצב של כ-20-30 FPS, לצד מגבלות של תאורה חזקה, סוללה ותקשורת </w:t>
-      </w:r>
-      <w:proofErr w:type="spellStart"/>
-      <w:r>
-        <w:rPr>
-          <w:rFonts w:ascii="David" w:hAnsi="David" w:cs="David"/>
-          <w:color w:val="111111"/>
-          <w:sz w:val="28"/>
-          <w:szCs w:val="28"/>
-          <w:rtl/>
-        </w:rPr>
-        <w:t>Wi-Fi</w:t>
-      </w:r>
-      <w:proofErr w:type="spellEnd"/>
-      <w:r>
-        <w:rPr>
-          <w:rFonts w:ascii="David" w:hAnsi="David" w:cs="David"/>
-          <w:color w:val="111111"/>
-          <w:sz w:val="28"/>
-          <w:szCs w:val="28"/>
-          <w:rtl/>
-        </w:rPr>
-        <w:t>.</w:t>
+        <w:t>בניסויי פנים וחוץ התקבלה פעולה יציבה בקצב של כ-20-30 FPS, לצד מגבלות של תאורה חזקה, סוללה ותקשורת Wi-Fi.</w:t>
       </w:r>
     </w:p>
     <w:p>
@@ -3091,7 +2893,6 @@
           <w:rtl/>
         </w:rPr>
       </w:pPr>
-      <w:proofErr w:type="spellStart"/>
       <w:r>
         <w:rPr>
           <w:rFonts w:ascii="David" w:hAnsi="David" w:cs="David"/>
@@ -3100,84 +2901,7 @@
           <w:szCs w:val="28"/>
           <w:rtl/>
         </w:rPr>
-        <w:t>MediaPipe</w:t>
-      </w:r>
-      <w:proofErr w:type="spellEnd"/>
-      <w:r>
-        <w:rPr>
-          <w:rFonts w:ascii="David" w:hAnsi="David" w:cs="David"/>
-          <w:color w:val="111111"/>
-          <w:sz w:val="28"/>
-          <w:szCs w:val="28"/>
-          <w:rtl/>
-        </w:rPr>
-        <w:t xml:space="preserve"> נבחר משום </w:t>
-      </w:r>
-      <w:proofErr w:type="spellStart"/>
-      <w:r>
-        <w:rPr>
-          <w:rFonts w:ascii="David" w:hAnsi="David" w:cs="David"/>
-          <w:color w:val="111111"/>
-          <w:sz w:val="28"/>
-          <w:szCs w:val="28"/>
-          <w:rtl/>
-        </w:rPr>
-        <w:t>שמודליו</w:t>
-      </w:r>
-      <w:proofErr w:type="spellEnd"/>
-      <w:r>
-        <w:rPr>
-          <w:rFonts w:ascii="David" w:hAnsi="David" w:cs="David"/>
-          <w:color w:val="111111"/>
-          <w:sz w:val="28"/>
-          <w:szCs w:val="28"/>
-          <w:rtl/>
-        </w:rPr>
-        <w:t xml:space="preserve"> קלים ומהירים יחסית ומתאימים ל-</w:t>
-      </w:r>
-      <w:proofErr w:type="spellStart"/>
-      <w:r>
-        <w:rPr>
-          <w:rFonts w:ascii="David" w:hAnsi="David" w:cs="David"/>
-          <w:color w:val="111111"/>
-          <w:sz w:val="28"/>
-          <w:szCs w:val="28"/>
-          <w:rtl/>
-        </w:rPr>
-        <w:t>Inference</w:t>
-      </w:r>
-      <w:proofErr w:type="spellEnd"/>
-      <w:r>
-        <w:rPr>
-          <w:rFonts w:ascii="David" w:hAnsi="David" w:cs="David"/>
-          <w:color w:val="111111"/>
-          <w:sz w:val="28"/>
-          <w:szCs w:val="28"/>
-          <w:rtl/>
-        </w:rPr>
-        <w:t xml:space="preserve"> מקביל, וכן משום שניתן להתאים את מסווג המחוות ל-</w:t>
-      </w:r>
-      <w:proofErr w:type="spellStart"/>
-      <w:r>
-        <w:rPr>
-          <w:rFonts w:ascii="David" w:hAnsi="David" w:cs="David"/>
-          <w:color w:val="111111"/>
-          <w:sz w:val="28"/>
-          <w:szCs w:val="28"/>
-          <w:rtl/>
-        </w:rPr>
-        <w:t>Dataset</w:t>
-      </w:r>
-      <w:proofErr w:type="spellEnd"/>
-      <w:r>
-        <w:rPr>
-          <w:rFonts w:ascii="David" w:hAnsi="David" w:cs="David"/>
-          <w:color w:val="111111"/>
-          <w:sz w:val="28"/>
-          <w:szCs w:val="28"/>
-          <w:rtl/>
-        </w:rPr>
-        <w:t xml:space="preserve"> ייעודי. השילוב בין חיזוי הרשת לבין מכונת מצבים ובקרת PID הופך את פלט ה-AI מהחלטת סיווג להתנהגות רובוטית סדורה ובטוחה.</w:t>
+        <w:t>MediaPipe נבחר משום שמודליו קלים ומהירים יחסית ומתאימים ל-Inference מקביל, וכן משום שניתן להתאים את מסווג המחוות ל-Dataset ייעודי. השילוב בין חיזוי הרשת לבין מכונת מצבים ובקרת PID הופך את פלט ה-AI מהחלטת סיווג להתנהגות רובוטית סדורה ובטוחה.</w:t>
       </w:r>
     </w:p>
     <w:p>
@@ -3373,20 +3097,8 @@
                 <w:szCs w:val="28"/>
                 <w:rtl/>
               </w:rPr>
-              <w:t xml:space="preserve">DJI </w:t>
-            </w:r>
-            <w:proofErr w:type="spellStart"/>
-            <w:r>
-              <w:rPr>
-                <w:rFonts w:ascii="David" w:hAnsi="David" w:cs="David"/>
-                <w:color w:val="111111"/>
-                <w:sz w:val="28"/>
-                <w:szCs w:val="28"/>
-                <w:rtl/>
-              </w:rPr>
-              <w:t>Tello</w:t>
-            </w:r>
-            <w:proofErr w:type="spellEnd"/>
+              <w:t>DJI Tello</w:t>
+            </w:r>
           </w:p>
         </w:tc>
         <w:tc>
@@ -3428,20 +3140,8 @@
                 <w:szCs w:val="28"/>
                 <w:rtl/>
               </w:rPr>
-              <w:t xml:space="preserve"> פיזי, מצלמת RGB, תנועה וצילום דרך </w:t>
-            </w:r>
-            <w:proofErr w:type="spellStart"/>
-            <w:r>
-              <w:rPr>
-                <w:rFonts w:ascii="David" w:hAnsi="David" w:cs="David"/>
-                <w:color w:val="111111"/>
-                <w:sz w:val="28"/>
-                <w:szCs w:val="28"/>
-                <w:rtl/>
-              </w:rPr>
-              <w:t>Wi-Fi</w:t>
-            </w:r>
-            <w:proofErr w:type="spellEnd"/>
+              <w:t xml:space="preserve"> פיזי, מצלמת RGB, תנועה וצילום דרך Wi-Fi</w:t>
+            </w:r>
           </w:p>
         </w:tc>
       </w:tr>
@@ -3468,7 +3168,6 @@
                 <w:szCs w:val="28"/>
               </w:rPr>
             </w:pPr>
-            <w:proofErr w:type="spellStart"/>
             <w:r>
               <w:rPr>
                 <w:rFonts w:ascii="David" w:hAnsi="David" w:cs="David"/>
@@ -3477,31 +3176,8 @@
                 <w:szCs w:val="28"/>
                 <w:rtl/>
               </w:rPr>
-              <w:t>MediaPipe</w:t>
-            </w:r>
-            <w:proofErr w:type="spellEnd"/>
-            <w:r>
-              <w:rPr>
-                <w:rFonts w:ascii="David" w:hAnsi="David" w:cs="David"/>
-                <w:color w:val="111111"/>
-                <w:sz w:val="28"/>
-                <w:szCs w:val="28"/>
-                <w:rtl/>
-              </w:rPr>
-              <w:t xml:space="preserve"> </w:t>
-            </w:r>
-            <w:proofErr w:type="spellStart"/>
-            <w:r>
-              <w:rPr>
-                <w:rFonts w:ascii="David" w:hAnsi="David" w:cs="David"/>
-                <w:color w:val="111111"/>
-                <w:sz w:val="28"/>
-                <w:szCs w:val="28"/>
-                <w:rtl/>
-              </w:rPr>
-              <w:t>BlazeFace</w:t>
-            </w:r>
-            <w:proofErr w:type="spellEnd"/>
+              <w:t>MediaPipe BlazeFace</w:t>
+            </w:r>
           </w:p>
         </w:tc>
         <w:tc>
@@ -3581,7 +3257,6 @@
                 <w:szCs w:val="28"/>
               </w:rPr>
             </w:pPr>
-            <w:proofErr w:type="spellStart"/>
             <w:r>
               <w:rPr>
                 <w:rFonts w:ascii="David" w:hAnsi="David" w:cs="David"/>
@@ -3590,31 +3265,8 @@
                 <w:szCs w:val="28"/>
                 <w:rtl/>
               </w:rPr>
-              <w:t>Gesture</w:t>
-            </w:r>
-            <w:proofErr w:type="spellEnd"/>
-            <w:r>
-              <w:rPr>
-                <w:rFonts w:ascii="David" w:hAnsi="David" w:cs="David"/>
-                <w:color w:val="111111"/>
-                <w:sz w:val="28"/>
-                <w:szCs w:val="28"/>
-                <w:rtl/>
-              </w:rPr>
-              <w:t xml:space="preserve"> </w:t>
-            </w:r>
-            <w:proofErr w:type="spellStart"/>
-            <w:r>
-              <w:rPr>
-                <w:rFonts w:ascii="David" w:hAnsi="David" w:cs="David"/>
-                <w:color w:val="111111"/>
-                <w:sz w:val="28"/>
-                <w:szCs w:val="28"/>
-                <w:rtl/>
-              </w:rPr>
-              <w:t>Recognizer</w:t>
-            </w:r>
-            <w:proofErr w:type="spellEnd"/>
+              <w:t>Gesture Recognizer</w:t>
+            </w:r>
           </w:p>
         </w:tc>
         <w:tc>
@@ -3694,7 +3346,6 @@
                 <w:szCs w:val="28"/>
               </w:rPr>
             </w:pPr>
-            <w:proofErr w:type="spellStart"/>
             <w:r>
               <w:rPr>
                 <w:rFonts w:ascii="David" w:hAnsi="David" w:cs="David"/>
@@ -3705,7 +3356,6 @@
               </w:rPr>
               <w:t>Vosk</w:t>
             </w:r>
-            <w:proofErr w:type="spellEnd"/>
           </w:p>
         </w:tc>
         <w:tc>
@@ -3738,29 +3388,7 @@
                 <w:szCs w:val="28"/>
                 <w:rtl/>
               </w:rPr>
-              <w:t xml:space="preserve">זיהוי פקודות באנגלית, </w:t>
-            </w:r>
-            <w:proofErr w:type="spellStart"/>
-            <w:r>
-              <w:rPr>
-                <w:rFonts w:ascii="David" w:hAnsi="David" w:cs="David"/>
-                <w:color w:val="111111"/>
-                <w:sz w:val="28"/>
-                <w:szCs w:val="28"/>
-                <w:rtl/>
-              </w:rPr>
-              <w:t>Offline</w:t>
-            </w:r>
-            <w:proofErr w:type="spellEnd"/>
-            <w:r>
-              <w:rPr>
-                <w:rFonts w:ascii="David" w:hAnsi="David" w:cs="David"/>
-                <w:color w:val="111111"/>
-                <w:sz w:val="28"/>
-                <w:szCs w:val="28"/>
-                <w:rtl/>
-              </w:rPr>
-              <w:t>, ממיקרופון המחשב</w:t>
+              <w:t>זיהוי פקודות באנגלית, Offline, ממיקרופון המחשב</w:t>
             </w:r>
           </w:p>
         </w:tc>
@@ -3787,7 +3415,6 @@
                 <w:szCs w:val="28"/>
               </w:rPr>
             </w:pPr>
-            <w:proofErr w:type="spellStart"/>
             <w:r>
               <w:rPr>
                 <w:rFonts w:ascii="David" w:hAnsi="David" w:cs="David"/>
@@ -3796,31 +3423,8 @@
                 <w:szCs w:val="28"/>
                 <w:rtl/>
               </w:rPr>
-              <w:t>Mock</w:t>
-            </w:r>
-            <w:proofErr w:type="spellEnd"/>
-            <w:r>
-              <w:rPr>
-                <w:rFonts w:ascii="David" w:hAnsi="David" w:cs="David"/>
-                <w:color w:val="111111"/>
-                <w:sz w:val="28"/>
-                <w:szCs w:val="28"/>
-                <w:rtl/>
-              </w:rPr>
-              <w:t xml:space="preserve"> + </w:t>
-            </w:r>
-            <w:proofErr w:type="spellStart"/>
-            <w:r>
-              <w:rPr>
-                <w:rFonts w:ascii="David" w:hAnsi="David" w:cs="David"/>
-                <w:color w:val="111111"/>
-                <w:sz w:val="28"/>
-                <w:szCs w:val="28"/>
-                <w:rtl/>
-              </w:rPr>
-              <w:t>Webcam</w:t>
-            </w:r>
-            <w:proofErr w:type="spellEnd"/>
+              <w:t>Mock + Webcam</w:t>
+            </w:r>
           </w:p>
         </w:tc>
         <w:tc>
@@ -3852,20 +3456,8 @@
                 <w:szCs w:val="28"/>
                 <w:rtl/>
               </w:rPr>
-              <w:t xml:space="preserve">פיתוח ובדיקות ללא הרמת </w:t>
-            </w:r>
-            <w:proofErr w:type="spellStart"/>
-            <w:r>
-              <w:rPr>
-                <w:rFonts w:ascii="David" w:hAnsi="David" w:cs="David"/>
-                <w:color w:val="111111"/>
-                <w:sz w:val="28"/>
-                <w:szCs w:val="28"/>
-                <w:rtl/>
-              </w:rPr>
-              <w:t>הרחפן</w:t>
-            </w:r>
-            <w:proofErr w:type="spellEnd"/>
+              <w:t>פיתוח ובדיקות ללא הרמת הרחפן</w:t>
+            </w:r>
           </w:p>
         </w:tc>
       </w:tr>
@@ -4308,29 +3900,7 @@
                 <w:szCs w:val="28"/>
                 <w:rtl/>
               </w:rPr>
-              <w:t xml:space="preserve"> DJI </w:t>
-            </w:r>
-            <w:proofErr w:type="spellStart"/>
-            <w:r>
-              <w:rPr>
-                <w:rFonts w:ascii="David" w:hAnsi="David" w:cs="David"/>
-                <w:color w:val="111111"/>
-                <w:sz w:val="28"/>
-                <w:szCs w:val="28"/>
-                <w:rtl/>
-              </w:rPr>
-              <w:t>Tello</w:t>
-            </w:r>
-            <w:proofErr w:type="spellEnd"/>
-            <w:r>
-              <w:rPr>
-                <w:rFonts w:ascii="David" w:hAnsi="David" w:cs="David"/>
-                <w:color w:val="111111"/>
-                <w:sz w:val="28"/>
-                <w:szCs w:val="28"/>
-                <w:rtl/>
-              </w:rPr>
-              <w:t xml:space="preserve"> / </w:t>
+              <w:t xml:space="preserve"> DJI Tello / </w:t>
             </w:r>
             <w:r>
               <w:rPr>
@@ -4410,139 +3980,7 @@
           <w:szCs w:val="28"/>
           <w:rtl/>
         </w:rPr>
-        <w:t xml:space="preserve">זיהוי הפנים מבוסס על מודל </w:t>
-      </w:r>
-      <w:proofErr w:type="spellStart"/>
-      <w:r>
-        <w:rPr>
-          <w:rFonts w:ascii="David" w:hAnsi="David" w:cs="David"/>
-          <w:color w:val="111111"/>
-          <w:sz w:val="28"/>
-          <w:szCs w:val="28"/>
-          <w:rtl/>
-        </w:rPr>
-        <w:t>BlazeFace</w:t>
-      </w:r>
-      <w:proofErr w:type="spellEnd"/>
-      <w:r>
-        <w:rPr>
-          <w:rFonts w:ascii="David" w:hAnsi="David" w:cs="David"/>
-          <w:color w:val="111111"/>
-          <w:sz w:val="28"/>
-          <w:szCs w:val="28"/>
-          <w:rtl/>
-        </w:rPr>
-        <w:t xml:space="preserve"> </w:t>
-      </w:r>
-      <w:proofErr w:type="spellStart"/>
-      <w:r>
-        <w:rPr>
-          <w:rFonts w:ascii="David" w:hAnsi="David" w:cs="David"/>
-          <w:color w:val="111111"/>
-          <w:sz w:val="28"/>
-          <w:szCs w:val="28"/>
-          <w:rtl/>
-        </w:rPr>
-        <w:t>Full</w:t>
-      </w:r>
-      <w:proofErr w:type="spellEnd"/>
-      <w:r>
-        <w:rPr>
-          <w:rFonts w:ascii="David" w:hAnsi="David" w:cs="David"/>
-          <w:color w:val="111111"/>
-          <w:sz w:val="28"/>
-          <w:szCs w:val="28"/>
-          <w:rtl/>
-        </w:rPr>
-        <w:t xml:space="preserve"> </w:t>
-      </w:r>
-      <w:proofErr w:type="spellStart"/>
-      <w:r>
-        <w:rPr>
-          <w:rFonts w:ascii="David" w:hAnsi="David" w:cs="David"/>
-          <w:color w:val="111111"/>
-          <w:sz w:val="28"/>
-          <w:szCs w:val="28"/>
-          <w:rtl/>
-        </w:rPr>
-        <w:t>Range</w:t>
-      </w:r>
-      <w:proofErr w:type="spellEnd"/>
-      <w:r>
-        <w:rPr>
-          <w:rFonts w:ascii="David" w:hAnsi="David" w:cs="David"/>
-          <w:color w:val="111111"/>
-          <w:sz w:val="28"/>
-          <w:szCs w:val="28"/>
-          <w:rtl/>
-        </w:rPr>
-        <w:t xml:space="preserve"> מוכן של </w:t>
-      </w:r>
-      <w:proofErr w:type="spellStart"/>
-      <w:r>
-        <w:rPr>
-          <w:rFonts w:ascii="David" w:hAnsi="David" w:cs="David"/>
-          <w:color w:val="111111"/>
-          <w:sz w:val="28"/>
-          <w:szCs w:val="28"/>
-          <w:rtl/>
-        </w:rPr>
-        <w:t>MediaPipe</w:t>
-      </w:r>
-      <w:proofErr w:type="spellEnd"/>
-      <w:r>
-        <w:rPr>
-          <w:rFonts w:ascii="David" w:hAnsi="David" w:cs="David"/>
-          <w:color w:val="111111"/>
-          <w:sz w:val="28"/>
-          <w:szCs w:val="28"/>
-          <w:rtl/>
-        </w:rPr>
-        <w:t xml:space="preserve">. מסווג מחוות היד מבוסס </w:t>
-      </w:r>
-      <w:proofErr w:type="spellStart"/>
-      <w:r>
-        <w:rPr>
-          <w:rFonts w:ascii="David" w:hAnsi="David" w:cs="David"/>
-          <w:color w:val="111111"/>
-          <w:sz w:val="28"/>
-          <w:szCs w:val="28"/>
-          <w:rtl/>
-        </w:rPr>
-        <w:t>MediaPipe</w:t>
-      </w:r>
-      <w:proofErr w:type="spellEnd"/>
-      <w:r>
-        <w:rPr>
-          <w:rFonts w:ascii="David" w:hAnsi="David" w:cs="David"/>
-          <w:color w:val="111111"/>
-          <w:sz w:val="28"/>
-          <w:szCs w:val="28"/>
-          <w:rtl/>
-        </w:rPr>
-        <w:t xml:space="preserve">, אך עבר </w:t>
-      </w:r>
-      <w:proofErr w:type="spellStart"/>
-      <w:r>
-        <w:rPr>
-          <w:rFonts w:ascii="David" w:hAnsi="David" w:cs="David"/>
-          <w:color w:val="111111"/>
-          <w:sz w:val="28"/>
-          <w:szCs w:val="28"/>
-          <w:rtl/>
-        </w:rPr>
-        <w:t>Fine-tuning</w:t>
-      </w:r>
-      <w:proofErr w:type="spellEnd"/>
-      <w:r>
-        <w:rPr>
-          <w:rFonts w:ascii="David" w:hAnsi="David" w:cs="David"/>
-          <w:color w:val="111111"/>
-          <w:sz w:val="28"/>
-          <w:szCs w:val="28"/>
-          <w:rtl/>
-        </w:rPr>
-        <w:t xml:space="preserve"> על מחוות שנבחרו מ-HaGRIDv2. המאגר המקורי גדול מאוד ומכיל מעל מיליון תמונות</w:t>
+        <w:t>זיהוי הפנים מבוסס על מודל BlazeFace Full Range מוכן של MediaPipe. מסווג מחוות היד מבוסס MediaPipe, אך עבר Fine-tuning על מחוות שנבחרו מ-HaGRIDv2. המאגר המקורי גדול מאוד ומכיל מעל מיליון תמונות</w:t>
       </w:r>
       <w:r>
         <w:rPr>
@@ -4575,29 +4013,7 @@
           <w:szCs w:val="28"/>
           <w:rtl/>
         </w:rPr>
-        <w:t xml:space="preserve">לצורך העבודה נבחר </w:t>
-      </w:r>
-      <w:proofErr w:type="spellStart"/>
-      <w:r>
-        <w:rPr>
-          <w:rFonts w:ascii="David" w:hAnsi="David" w:cs="David"/>
-          <w:color w:val="111111"/>
-          <w:sz w:val="28"/>
-          <w:szCs w:val="28"/>
-          <w:rtl/>
-        </w:rPr>
-        <w:t>Sample</w:t>
-      </w:r>
-      <w:proofErr w:type="spellEnd"/>
-      <w:r>
-        <w:rPr>
-          <w:rFonts w:ascii="David" w:hAnsi="David" w:cs="David"/>
-          <w:color w:val="111111"/>
-          <w:sz w:val="28"/>
-          <w:szCs w:val="28"/>
-          <w:rtl/>
-        </w:rPr>
-        <w:t xml:space="preserve"> מצומצם של כ-10GB ברזולוציה 512px.</w:t>
+        <w:t>לצורך העבודה נבחר Sample מצומצם של כ-10GB ברזולוציה 512px.</w:t>
       </w:r>
     </w:p>
     <w:p>
@@ -4620,117 +4036,7 @@
           <w:szCs w:val="28"/>
           <w:rtl/>
         </w:rPr>
-        <w:t xml:space="preserve">קובצי המקור סופקו בפורמט YOLO של </w:t>
-      </w:r>
-      <w:proofErr w:type="spellStart"/>
-      <w:r>
-        <w:rPr>
-          <w:rFonts w:ascii="David" w:hAnsi="David" w:cs="David"/>
-          <w:color w:val="111111"/>
-          <w:sz w:val="28"/>
-          <w:szCs w:val="28"/>
-          <w:rtl/>
-        </w:rPr>
-        <w:t>Ultralytics</w:t>
-      </w:r>
-      <w:proofErr w:type="spellEnd"/>
-      <w:r>
-        <w:rPr>
-          <w:rFonts w:ascii="David" w:hAnsi="David" w:cs="David"/>
-          <w:color w:val="111111"/>
-          <w:sz w:val="28"/>
-          <w:szCs w:val="28"/>
-          <w:rtl/>
-        </w:rPr>
-        <w:t xml:space="preserve">, ולאחר בחירת המחוות הרצויות בוצע עיבוד מקדים שהמיר וארגן את התמונות והתוויות למבנה </w:t>
-      </w:r>
-      <w:proofErr w:type="spellStart"/>
-      <w:r>
-        <w:rPr>
-          <w:rFonts w:ascii="David" w:hAnsi="David" w:cs="David"/>
-          <w:color w:val="111111"/>
-          <w:sz w:val="28"/>
-          <w:szCs w:val="28"/>
-          <w:rtl/>
-        </w:rPr>
-        <w:t>Dataset</w:t>
-      </w:r>
-      <w:proofErr w:type="spellEnd"/>
-      <w:r>
-        <w:rPr>
-          <w:rFonts w:ascii="David" w:hAnsi="David" w:cs="David"/>
-          <w:color w:val="111111"/>
-          <w:sz w:val="28"/>
-          <w:szCs w:val="28"/>
-          <w:rtl/>
-        </w:rPr>
-        <w:t xml:space="preserve"> המתאים לאימון </w:t>
-      </w:r>
-      <w:proofErr w:type="spellStart"/>
-      <w:r>
-        <w:rPr>
-          <w:rFonts w:ascii="David" w:hAnsi="David" w:cs="David"/>
-          <w:color w:val="111111"/>
-          <w:sz w:val="28"/>
-          <w:szCs w:val="28"/>
-          <w:rtl/>
-        </w:rPr>
-        <w:t>Gesture</w:t>
-      </w:r>
-      <w:proofErr w:type="spellEnd"/>
-      <w:r>
-        <w:rPr>
-          <w:rFonts w:ascii="David" w:hAnsi="David" w:cs="David"/>
-          <w:color w:val="111111"/>
-          <w:sz w:val="28"/>
-          <w:szCs w:val="28"/>
-          <w:rtl/>
-        </w:rPr>
-        <w:t xml:space="preserve"> </w:t>
-      </w:r>
-      <w:proofErr w:type="spellStart"/>
-      <w:r>
-        <w:rPr>
-          <w:rFonts w:ascii="David" w:hAnsi="David" w:cs="David"/>
-          <w:color w:val="111111"/>
-          <w:sz w:val="28"/>
-          <w:szCs w:val="28"/>
-          <w:rtl/>
-        </w:rPr>
-        <w:t>Recognizer</w:t>
-      </w:r>
-      <w:proofErr w:type="spellEnd"/>
-      <w:r>
-        <w:rPr>
-          <w:rFonts w:ascii="David" w:hAnsi="David" w:cs="David"/>
-          <w:color w:val="111111"/>
-          <w:sz w:val="28"/>
-          <w:szCs w:val="28"/>
-          <w:rtl/>
-        </w:rPr>
-        <w:t xml:space="preserve"> של </w:t>
-      </w:r>
-      <w:proofErr w:type="spellStart"/>
-      <w:r>
-        <w:rPr>
-          <w:rFonts w:ascii="David" w:hAnsi="David" w:cs="David"/>
-          <w:color w:val="111111"/>
-          <w:sz w:val="28"/>
-          <w:szCs w:val="28"/>
-          <w:rtl/>
-        </w:rPr>
-        <w:t>MediaPipe</w:t>
-      </w:r>
-      <w:proofErr w:type="spellEnd"/>
-      <w:r>
-        <w:rPr>
-          <w:rFonts w:ascii="David" w:hAnsi="David" w:cs="David"/>
-          <w:color w:val="111111"/>
-          <w:sz w:val="28"/>
-          <w:szCs w:val="28"/>
-          <w:rtl/>
-        </w:rPr>
-        <w:t>.</w:t>
+        <w:t>קובצי המקור סופקו בפורמט YOLO של Ultralytics, ולאחר בחירת המחוות הרצויות בוצע עיבוד מקדים שהמיר וארגן את התמונות והתוויות למבנה Dataset המתאים לאימון Gesture Recognizer של MediaPipe.</w:t>
       </w:r>
     </w:p>
     <w:p>
@@ -4753,161 +4059,7 @@
           <w:szCs w:val="28"/>
           <w:rtl/>
         </w:rPr>
-        <w:t xml:space="preserve">חלוקת </w:t>
-      </w:r>
-      <w:proofErr w:type="spellStart"/>
-      <w:r>
-        <w:rPr>
-          <w:rFonts w:ascii="David" w:hAnsi="David" w:cs="David"/>
-          <w:color w:val="111111"/>
-          <w:sz w:val="28"/>
-          <w:szCs w:val="28"/>
-          <w:rtl/>
-        </w:rPr>
-        <w:t>Train</w:t>
-      </w:r>
-      <w:proofErr w:type="spellEnd"/>
-      <w:r>
-        <w:rPr>
-          <w:rFonts w:ascii="David" w:hAnsi="David" w:cs="David"/>
-          <w:color w:val="111111"/>
-          <w:sz w:val="28"/>
-          <w:szCs w:val="28"/>
-          <w:rtl/>
-        </w:rPr>
-        <w:t xml:space="preserve">, </w:t>
-      </w:r>
-      <w:proofErr w:type="spellStart"/>
-      <w:r>
-        <w:rPr>
-          <w:rFonts w:ascii="David" w:hAnsi="David" w:cs="David"/>
-          <w:color w:val="111111"/>
-          <w:sz w:val="28"/>
-          <w:szCs w:val="28"/>
-          <w:rtl/>
-        </w:rPr>
-        <w:t>Validation</w:t>
-      </w:r>
-      <w:proofErr w:type="spellEnd"/>
-      <w:r>
-        <w:rPr>
-          <w:rFonts w:ascii="David" w:hAnsi="David" w:cs="David"/>
-          <w:color w:val="111111"/>
-          <w:sz w:val="28"/>
-          <w:szCs w:val="28"/>
-          <w:rtl/>
-        </w:rPr>
-        <w:t xml:space="preserve"> ו-</w:t>
-      </w:r>
-      <w:proofErr w:type="spellStart"/>
-      <w:r>
-        <w:rPr>
-          <w:rFonts w:ascii="David" w:hAnsi="David" w:cs="David"/>
-          <w:color w:val="111111"/>
-          <w:sz w:val="28"/>
-          <w:szCs w:val="28"/>
-          <w:rtl/>
-        </w:rPr>
-        <w:t>Test</w:t>
-      </w:r>
-      <w:proofErr w:type="spellEnd"/>
-      <w:r>
-        <w:rPr>
-          <w:rFonts w:ascii="David" w:hAnsi="David" w:cs="David"/>
-          <w:color w:val="111111"/>
-          <w:sz w:val="28"/>
-          <w:szCs w:val="28"/>
-          <w:rtl/>
-        </w:rPr>
-        <w:t xml:space="preserve"> שבמקור נשמרה בתהליך. באימון הראשוני נמצאה חפיפה בין המחוות </w:t>
-      </w:r>
-      <w:proofErr w:type="spellStart"/>
-      <w:r>
-        <w:rPr>
-          <w:rFonts w:ascii="David" w:hAnsi="David" w:cs="David"/>
-          <w:color w:val="111111"/>
-          <w:sz w:val="28"/>
-          <w:szCs w:val="28"/>
-          <w:rtl/>
-        </w:rPr>
-        <w:t>Call</w:t>
-      </w:r>
-      <w:proofErr w:type="spellEnd"/>
-      <w:r>
-        <w:rPr>
-          <w:rFonts w:ascii="David" w:hAnsi="David" w:cs="David"/>
-          <w:color w:val="111111"/>
-          <w:sz w:val="28"/>
-          <w:szCs w:val="28"/>
-          <w:rtl/>
-        </w:rPr>
-        <w:t xml:space="preserve"> ו-</w:t>
-      </w:r>
-      <w:proofErr w:type="spellStart"/>
-      <w:r>
-        <w:rPr>
-          <w:rFonts w:ascii="David" w:hAnsi="David" w:cs="David"/>
-          <w:color w:val="111111"/>
-          <w:sz w:val="28"/>
-          <w:szCs w:val="28"/>
-          <w:rtl/>
-        </w:rPr>
-        <w:t>Like</w:t>
-      </w:r>
-      <w:proofErr w:type="spellEnd"/>
-      <w:r>
-        <w:rPr>
-          <w:rFonts w:ascii="David" w:hAnsi="David" w:cs="David"/>
-          <w:color w:val="111111"/>
-          <w:sz w:val="28"/>
-          <w:szCs w:val="28"/>
-          <w:rtl/>
-        </w:rPr>
-        <w:t xml:space="preserve">, ולכן המחווה </w:t>
-      </w:r>
-      <w:proofErr w:type="spellStart"/>
-      <w:r>
-        <w:rPr>
-          <w:rFonts w:ascii="David" w:hAnsi="David" w:cs="David"/>
-          <w:color w:val="111111"/>
-          <w:sz w:val="28"/>
-          <w:szCs w:val="28"/>
-          <w:rtl/>
-        </w:rPr>
-        <w:t>Like</w:t>
-      </w:r>
-      <w:proofErr w:type="spellEnd"/>
-      <w:r>
-        <w:rPr>
-          <w:rFonts w:ascii="David" w:hAnsi="David" w:cs="David"/>
-          <w:color w:val="111111"/>
-          <w:sz w:val="28"/>
-          <w:szCs w:val="28"/>
-          <w:rtl/>
-        </w:rPr>
-        <w:t xml:space="preserve"> הוסרה מהמיפוי ו-</w:t>
-      </w:r>
-      <w:proofErr w:type="spellStart"/>
-      <w:r>
-        <w:rPr>
-          <w:rFonts w:ascii="David" w:hAnsi="David" w:cs="David"/>
-          <w:color w:val="111111"/>
-          <w:sz w:val="28"/>
-          <w:szCs w:val="28"/>
-          <w:rtl/>
-        </w:rPr>
-        <w:t>Call</w:t>
-      </w:r>
-      <w:proofErr w:type="spellEnd"/>
-      <w:r>
-        <w:rPr>
-          <w:rFonts w:ascii="David" w:hAnsi="David" w:cs="David"/>
-          <w:color w:val="111111"/>
-          <w:sz w:val="28"/>
-          <w:szCs w:val="28"/>
-          <w:rtl/>
-        </w:rPr>
-        <w:t xml:space="preserve"> משמשת כעת לתנועה למעלה.</w:t>
+        <w:t>חלוקת Train, Validation ו-Test שבמקור נשמרה בתהליך. באימון הראשוני נמצאה חפיפה בין המחוות Call ו-Like, ולכן המחווה Like הוסרה מהמיפוי ו-Call משמשת כעת לתנועה למעלה.</w:t>
       </w:r>
     </w:p>
     <w:p>
@@ -4922,7 +4074,6 @@
           <w:rtl/>
         </w:rPr>
       </w:pPr>
-      <w:proofErr w:type="spellStart"/>
       <w:r>
         <w:rPr>
           <w:rFonts w:ascii="David" w:hAnsi="David" w:cs="David"/>
@@ -4931,18 +4082,7 @@
           <w:szCs w:val="28"/>
           <w:rtl/>
         </w:rPr>
-        <w:t>Vosk</w:t>
-      </w:r>
-      <w:proofErr w:type="spellEnd"/>
-      <w:r>
-        <w:rPr>
-          <w:rFonts w:ascii="David" w:hAnsi="David" w:cs="David"/>
-          <w:color w:val="111111"/>
-          <w:sz w:val="28"/>
-          <w:szCs w:val="28"/>
-          <w:rtl/>
-        </w:rPr>
-        <w:t xml:space="preserve"> משתמש במודל האנגלי הקטן המותקן מקומית ומוגבל לאוצר הפקודות של המערכת.</w:t>
+        <w:t>Vosk משתמש במודל האנגלי הקטן המותקן מקומית ומוגבל לאוצר הפקודות של המערכת.</w:t>
       </w:r>
     </w:p>
     <w:p>
@@ -5000,29 +4140,7 @@
           <w:szCs w:val="28"/>
           <w:rtl/>
         </w:rPr>
-        <w:t xml:space="preserve">בכל </w:t>
-      </w:r>
-      <w:proofErr w:type="spellStart"/>
-      <w:r>
-        <w:rPr>
-          <w:rFonts w:ascii="David" w:hAnsi="David" w:cs="David"/>
-          <w:color w:val="111111"/>
-          <w:sz w:val="28"/>
-          <w:szCs w:val="28"/>
-          <w:rtl/>
-        </w:rPr>
-        <w:t>איטרציה</w:t>
-      </w:r>
-      <w:proofErr w:type="spellEnd"/>
-      <w:r>
-        <w:rPr>
-          <w:rFonts w:ascii="David" w:hAnsi="David" w:cs="David"/>
-          <w:color w:val="111111"/>
-          <w:sz w:val="28"/>
-          <w:szCs w:val="28"/>
-          <w:rtl/>
-        </w:rPr>
-        <w:t xml:space="preserve"> מתקבל פריים </w:t>
+        <w:t xml:space="preserve">בכל איטרציה מתקבל פריים </w:t>
       </w:r>
       <w:r>
         <w:rPr>
@@ -5051,10 +4169,13 @@
           <w:szCs w:val="28"/>
           <w:rtl/>
         </w:rPr>
-        <w:t>עותק RGB נשלח ל-</w:t>
+        <w:t>עותק RGB נשלח ל-MediaPipe, וזיהוי הפנים וזיהוי המחוות מורצים במקביל באמצעות ThreadPoolExecutor עם שני Workers.</w:t>
       </w:r>
-      <w:proofErr w:type="spellStart"/>
-      <w:r>
+    </w:p>
+    <w:p>
+      <w:pPr>
+        <w:bidi/>
+        <w:spacing w:line="360" w:lineRule="auto"/>
         <w:rPr>
           <w:rFonts w:ascii="David" w:hAnsi="David" w:cs="David"/>
           <w:color w:val="111111"/>
@@ -5062,9 +4183,7 @@
           <w:szCs w:val="28"/>
           <w:rtl/>
         </w:rPr>
-        <w:t>MediaPipe</w:t>
-      </w:r>
-      <w:proofErr w:type="spellEnd"/>
+      </w:pPr>
       <w:r>
         <w:rPr>
           <w:rFonts w:ascii="David" w:hAnsi="David" w:cs="David"/>
@@ -5073,9 +4192,18 @@
           <w:szCs w:val="28"/>
           <w:rtl/>
         </w:rPr>
-        <w:t xml:space="preserve">, וזיהוי הפנים וזיהוי המחוות מורצים במקביל באמצעות </w:t>
+        <w:t xml:space="preserve">תיבות הפנים משויכות למסלולים קיימים בשיטת nearest-neighbor, מוחלקות ב-EMA עם </w:t>
       </w:r>
-      <w:proofErr w:type="spellStart"/>
+      <w:r>
+        <w:rPr>
+          <w:rFonts w:ascii="Calibri" w:hAnsi="Calibri" w:cs="Calibri" w:hint="cs"/>
+          <w:color w:val="111111"/>
+          <w:sz w:val="28"/>
+          <w:szCs w:val="28"/>
+          <w:rtl/>
+        </w:rPr>
+        <w:t>α</w:t>
+      </w:r>
       <w:r>
         <w:rPr>
           <w:rFonts w:ascii="David" w:hAnsi="David" w:cs="David"/>
@@ -5084,9 +4212,18 @@
           <w:szCs w:val="28"/>
           <w:rtl/>
         </w:rPr>
-        <w:t>ThreadPoolExecutor</w:t>
+        <w:t xml:space="preserve">=0.8 </w:t>
       </w:r>
-      <w:proofErr w:type="spellEnd"/>
+      <w:r>
+        <w:rPr>
+          <w:rFonts w:ascii="David" w:hAnsi="David" w:cs="David" w:hint="cs"/>
+          <w:color w:val="111111"/>
+          <w:sz w:val="28"/>
+          <w:szCs w:val="28"/>
+          <w:rtl/>
+        </w:rPr>
+        <w:t>ונמחקות</w:t>
+      </w:r>
       <w:r>
         <w:rPr>
           <w:rFonts w:ascii="David" w:hAnsi="David" w:cs="David"/>
@@ -5095,9 +4232,18 @@
           <w:szCs w:val="28"/>
           <w:rtl/>
         </w:rPr>
-        <w:t xml:space="preserve"> עם שני </w:t>
+        <w:t xml:space="preserve"> </w:t>
       </w:r>
-      <w:proofErr w:type="spellStart"/>
+      <w:r>
+        <w:rPr>
+          <w:rFonts w:ascii="David" w:hAnsi="David" w:cs="David" w:hint="cs"/>
+          <w:color w:val="111111"/>
+          <w:sz w:val="28"/>
+          <w:szCs w:val="28"/>
+          <w:rtl/>
+        </w:rPr>
+        <w:t>לאחר</w:t>
+      </w:r>
       <w:r>
         <w:rPr>
           <w:rFonts w:ascii="David" w:hAnsi="David" w:cs="David"/>
@@ -5106,9 +4252,709 @@
           <w:szCs w:val="28"/>
           <w:rtl/>
         </w:rPr>
-        <w:t>Workers</w:t>
+        <w:t xml:space="preserve"> </w:t>
       </w:r>
-      <w:proofErr w:type="spellEnd"/>
+      <w:r>
+        <w:rPr>
+          <w:rFonts w:ascii="David" w:hAnsi="David" w:cs="David" w:hint="cs"/>
+          <w:color w:val="111111"/>
+          <w:sz w:val="28"/>
+          <w:szCs w:val="28"/>
+          <w:rtl/>
+        </w:rPr>
+        <w:t>שנייה</w:t>
+      </w:r>
+      <w:r>
+        <w:rPr>
+          <w:rFonts w:ascii="David" w:hAnsi="David" w:cs="David"/>
+          <w:color w:val="111111"/>
+          <w:sz w:val="28"/>
+          <w:szCs w:val="28"/>
+          <w:rtl/>
+        </w:rPr>
+        <w:t xml:space="preserve"> </w:t>
+      </w:r>
+      <w:r>
+        <w:rPr>
+          <w:rFonts w:ascii="David" w:hAnsi="David" w:cs="David" w:hint="cs"/>
+          <w:color w:val="111111"/>
+          <w:sz w:val="28"/>
+          <w:szCs w:val="28"/>
+          <w:rtl/>
+        </w:rPr>
+        <w:t>ללא</w:t>
+      </w:r>
+      <w:r>
+        <w:rPr>
+          <w:rFonts w:ascii="David" w:hAnsi="David" w:cs="David"/>
+          <w:color w:val="111111"/>
+          <w:sz w:val="28"/>
+          <w:szCs w:val="28"/>
+          <w:rtl/>
+        </w:rPr>
+        <w:t xml:space="preserve"> </w:t>
+      </w:r>
+      <w:r>
+        <w:rPr>
+          <w:rFonts w:ascii="David" w:hAnsi="David" w:cs="David" w:hint="cs"/>
+          <w:color w:val="111111"/>
+          <w:sz w:val="28"/>
+          <w:szCs w:val="28"/>
+          <w:rtl/>
+        </w:rPr>
+        <w:t>תצפית</w:t>
+      </w:r>
+      <w:r>
+        <w:rPr>
+          <w:rFonts w:ascii="David" w:hAnsi="David" w:cs="David" w:hint="cs"/>
+          <w:color w:val="111111"/>
+          <w:sz w:val="28"/>
+          <w:szCs w:val="28"/>
+          <w:rtl/>
+        </w:rPr>
+        <w:t>(</w:t>
+      </w:r>
+      <w:r>
+        <w:rPr>
+          <w:rFonts w:ascii="David" w:hAnsi="David" w:cs="David"/>
+          <w:color w:val="111111"/>
+          <w:sz w:val="28"/>
+          <w:szCs w:val="28"/>
+        </w:rPr>
+        <w:t>EMA</w:t>
+      </w:r>
+      <w:r>
+        <w:rPr>
+          <w:rFonts w:ascii="David" w:hAnsi="David" w:cs="David" w:hint="cs"/>
+          <w:color w:val="111111"/>
+          <w:sz w:val="28"/>
+          <w:szCs w:val="28"/>
+          <w:rtl/>
+        </w:rPr>
+        <w:t>-</w:t>
+      </w:r>
+      <w:r>
+        <w:rPr>
+          <w:rFonts w:ascii="David" w:hAnsi="David" w:cs="David"/>
+          <w:color w:val="111111"/>
+          <w:sz w:val="28"/>
+          <w:szCs w:val="28"/>
+        </w:rPr>
+        <w:t xml:space="preserve"> </w:t>
+      </w:r>
+      <w:r>
+        <w:rPr>
+          <w:rFonts w:ascii="David" w:hAnsi="David" w:cs="David" w:hint="cs"/>
+          <w:color w:val="111111"/>
+          <w:sz w:val="28"/>
+          <w:szCs w:val="28"/>
+          <w:rtl/>
+        </w:rPr>
+        <w:t xml:space="preserve">טכניקה למעקב אחר מידע כאשר נותנים יותר משקל למידע הקודם ובכך הממוצע מסתגל מהר למידע החדש עם סינון של מידע שהוא רעש לטווח הקצר). </w:t>
+      </w:r>
+    </w:p>
+    <w:p>
+      <w:pPr>
+        <w:bidi/>
+        <w:spacing w:line="360" w:lineRule="auto"/>
+        <w:rPr>
+          <w:rFonts w:ascii="David" w:hAnsi="David" w:cs="David"/>
+          <w:color w:val="111111"/>
+          <w:sz w:val="28"/>
+          <w:szCs w:val="28"/>
+          <w:rtl/>
+        </w:rPr>
+      </w:pPr>
+      <w:r>
+        <w:rPr>
+          <w:rFonts w:ascii="David" w:hAnsi="David" w:cs="David" w:hint="cs"/>
+          <w:color w:val="111111"/>
+          <w:sz w:val="28"/>
+          <w:szCs w:val="28"/>
+          <w:rtl/>
+        </w:rPr>
+        <w:t>סביב</w:t>
+      </w:r>
+      <w:r>
+        <w:rPr>
+          <w:rFonts w:ascii="David" w:hAnsi="David" w:cs="David"/>
+          <w:color w:val="111111"/>
+          <w:sz w:val="28"/>
+          <w:szCs w:val="28"/>
+          <w:rtl/>
+        </w:rPr>
+        <w:t xml:space="preserve"> </w:t>
+      </w:r>
+      <w:r>
+        <w:rPr>
+          <w:rFonts w:ascii="David" w:hAnsi="David" w:cs="David" w:hint="cs"/>
+          <w:color w:val="111111"/>
+          <w:sz w:val="28"/>
+          <w:szCs w:val="28"/>
+          <w:rtl/>
+        </w:rPr>
+        <w:t>כל</w:t>
+      </w:r>
+      <w:r>
+        <w:rPr>
+          <w:rFonts w:ascii="David" w:hAnsi="David" w:cs="David"/>
+          <w:color w:val="111111"/>
+          <w:sz w:val="28"/>
+          <w:szCs w:val="28"/>
+          <w:rtl/>
+        </w:rPr>
+        <w:t xml:space="preserve"> </w:t>
+      </w:r>
+      <w:r>
+        <w:rPr>
+          <w:rFonts w:ascii="David" w:hAnsi="David" w:cs="David" w:hint="cs"/>
+          <w:color w:val="111111"/>
+          <w:sz w:val="28"/>
+          <w:szCs w:val="28"/>
+          <w:rtl/>
+        </w:rPr>
+        <w:t>פנים</w:t>
+      </w:r>
+      <w:r>
+        <w:rPr>
+          <w:rFonts w:ascii="David" w:hAnsi="David" w:cs="David"/>
+          <w:color w:val="111111"/>
+          <w:sz w:val="28"/>
+          <w:szCs w:val="28"/>
+          <w:rtl/>
+        </w:rPr>
+        <w:t xml:space="preserve"> </w:t>
+      </w:r>
+      <w:r>
+        <w:rPr>
+          <w:rFonts w:ascii="David" w:hAnsi="David" w:cs="David" w:hint="cs"/>
+          <w:color w:val="111111"/>
+          <w:sz w:val="28"/>
+          <w:szCs w:val="28"/>
+          <w:rtl/>
+        </w:rPr>
+        <w:t>מוגדר</w:t>
+      </w:r>
+      <w:r>
+        <w:rPr>
+          <w:rFonts w:ascii="David" w:hAnsi="David" w:cs="David"/>
+          <w:color w:val="111111"/>
+          <w:sz w:val="28"/>
+          <w:szCs w:val="28"/>
+          <w:rtl/>
+        </w:rPr>
+        <w:t xml:space="preserve"> </w:t>
+      </w:r>
+      <w:r>
+        <w:rPr>
+          <w:rFonts w:ascii="David" w:hAnsi="David" w:cs="David" w:hint="cs"/>
+          <w:color w:val="111111"/>
+          <w:sz w:val="28"/>
+          <w:szCs w:val="28"/>
+          <w:rtl/>
+        </w:rPr>
+        <w:t>אזור</w:t>
+      </w:r>
+      <w:r>
+        <w:rPr>
+          <w:rFonts w:ascii="David" w:hAnsi="David" w:cs="David"/>
+          <w:color w:val="111111"/>
+          <w:sz w:val="28"/>
+          <w:szCs w:val="28"/>
+          <w:rtl/>
+        </w:rPr>
+        <w:t xml:space="preserve"> </w:t>
+      </w:r>
+      <w:r>
+        <w:rPr>
+          <w:rFonts w:ascii="David" w:hAnsi="David" w:cs="David" w:hint="cs"/>
+          <w:color w:val="111111"/>
+          <w:sz w:val="28"/>
+          <w:szCs w:val="28"/>
+          <w:rtl/>
+        </w:rPr>
+        <w:t>מחווה</w:t>
+      </w:r>
+      <w:r>
+        <w:rPr>
+          <w:rFonts w:ascii="David" w:hAnsi="David" w:cs="David" w:hint="cs"/>
+          <w:color w:val="111111"/>
+          <w:sz w:val="28"/>
+          <w:szCs w:val="28"/>
+          <w:rtl/>
+        </w:rPr>
+        <w:t xml:space="preserve">, </w:t>
+      </w:r>
+      <w:r>
+        <w:rPr>
+          <w:rFonts w:ascii="David" w:hAnsi="David" w:cs="David" w:hint="cs"/>
+          <w:color w:val="111111"/>
+          <w:sz w:val="28"/>
+          <w:szCs w:val="28"/>
+          <w:rtl/>
+        </w:rPr>
+        <w:t>פקודת</w:t>
+      </w:r>
+      <w:r>
+        <w:rPr>
+          <w:rFonts w:ascii="David" w:hAnsi="David" w:cs="David"/>
+          <w:color w:val="111111"/>
+          <w:sz w:val="28"/>
+          <w:szCs w:val="28"/>
+          <w:rtl/>
+        </w:rPr>
+        <w:t xml:space="preserve"> </w:t>
+      </w:r>
+      <w:r>
+        <w:rPr>
+          <w:rFonts w:ascii="David" w:hAnsi="David" w:cs="David" w:hint="cs"/>
+          <w:color w:val="111111"/>
+          <w:sz w:val="28"/>
+          <w:szCs w:val="28"/>
+          <w:rtl/>
+        </w:rPr>
+        <w:t>יד</w:t>
+      </w:r>
+      <w:r>
+        <w:rPr>
+          <w:rFonts w:ascii="David" w:hAnsi="David" w:cs="David"/>
+          <w:color w:val="111111"/>
+          <w:sz w:val="28"/>
+          <w:szCs w:val="28"/>
+          <w:rtl/>
+        </w:rPr>
+        <w:t xml:space="preserve"> </w:t>
+      </w:r>
+      <w:r>
+        <w:rPr>
+          <w:rFonts w:ascii="David" w:hAnsi="David" w:cs="David" w:hint="cs"/>
+          <w:color w:val="111111"/>
+          <w:sz w:val="28"/>
+          <w:szCs w:val="28"/>
+          <w:rtl/>
+        </w:rPr>
+        <w:t>מתקבלת</w:t>
+      </w:r>
+      <w:r>
+        <w:rPr>
+          <w:rFonts w:ascii="David" w:hAnsi="David" w:cs="David"/>
+          <w:color w:val="111111"/>
+          <w:sz w:val="28"/>
+          <w:szCs w:val="28"/>
+          <w:rtl/>
+        </w:rPr>
+        <w:t xml:space="preserve"> </w:t>
+      </w:r>
+      <w:r>
+        <w:rPr>
+          <w:rFonts w:ascii="David" w:hAnsi="David" w:cs="David" w:hint="cs"/>
+          <w:color w:val="111111"/>
+          <w:sz w:val="28"/>
+          <w:szCs w:val="28"/>
+          <w:rtl/>
+        </w:rPr>
+        <w:t>רק</w:t>
+      </w:r>
+      <w:r>
+        <w:rPr>
+          <w:rFonts w:ascii="David" w:hAnsi="David" w:cs="David"/>
+          <w:color w:val="111111"/>
+          <w:sz w:val="28"/>
+          <w:szCs w:val="28"/>
+          <w:rtl/>
+        </w:rPr>
+        <w:t xml:space="preserve"> </w:t>
+      </w:r>
+      <w:r>
+        <w:rPr>
+          <w:rFonts w:ascii="David" w:hAnsi="David" w:cs="David" w:hint="cs"/>
+          <w:color w:val="111111"/>
+          <w:sz w:val="28"/>
+          <w:szCs w:val="28"/>
+          <w:rtl/>
+        </w:rPr>
+        <w:t>כאשר</w:t>
+      </w:r>
+      <w:r>
+        <w:rPr>
+          <w:rFonts w:ascii="David" w:hAnsi="David" w:cs="David"/>
+          <w:color w:val="111111"/>
+          <w:sz w:val="28"/>
+          <w:szCs w:val="28"/>
+          <w:rtl/>
+        </w:rPr>
+        <w:t xml:space="preserve"> </w:t>
+      </w:r>
+      <w:r>
+        <w:rPr>
+          <w:rFonts w:ascii="David" w:hAnsi="David" w:cs="David" w:hint="cs"/>
+          <w:color w:val="111111"/>
+          <w:sz w:val="28"/>
+          <w:szCs w:val="28"/>
+          <w:rtl/>
+        </w:rPr>
+        <w:t>היד</w:t>
+      </w:r>
+      <w:r>
+        <w:rPr>
+          <w:rFonts w:ascii="David" w:hAnsi="David" w:cs="David"/>
+          <w:color w:val="111111"/>
+          <w:sz w:val="28"/>
+          <w:szCs w:val="28"/>
+          <w:rtl/>
+        </w:rPr>
+        <w:t xml:space="preserve"> </w:t>
+      </w:r>
+      <w:r>
+        <w:rPr>
+          <w:rFonts w:ascii="David" w:hAnsi="David" w:cs="David" w:hint="cs"/>
+          <w:color w:val="111111"/>
+          <w:sz w:val="28"/>
+          <w:szCs w:val="28"/>
+          <w:rtl/>
+        </w:rPr>
+        <w:t>נמצאת</w:t>
+      </w:r>
+      <w:r>
+        <w:rPr>
+          <w:rFonts w:ascii="David" w:hAnsi="David" w:cs="David"/>
+          <w:color w:val="111111"/>
+          <w:sz w:val="28"/>
+          <w:szCs w:val="28"/>
+          <w:rtl/>
+        </w:rPr>
+        <w:t xml:space="preserve"> </w:t>
+      </w:r>
+      <w:r>
+        <w:rPr>
+          <w:rFonts w:ascii="David" w:hAnsi="David" w:cs="David" w:hint="cs"/>
+          <w:color w:val="111111"/>
+          <w:sz w:val="28"/>
+          <w:szCs w:val="28"/>
+          <w:rtl/>
+        </w:rPr>
+        <w:t>באזור</w:t>
+      </w:r>
+      <w:r>
+        <w:rPr>
+          <w:rFonts w:ascii="David" w:hAnsi="David" w:cs="David"/>
+          <w:color w:val="111111"/>
+          <w:sz w:val="28"/>
+          <w:szCs w:val="28"/>
+          <w:rtl/>
+        </w:rPr>
+        <w:t xml:space="preserve"> </w:t>
+      </w:r>
+      <w:r>
+        <w:rPr>
+          <w:rFonts w:ascii="David" w:hAnsi="David" w:cs="David" w:hint="cs"/>
+          <w:color w:val="111111"/>
+          <w:sz w:val="28"/>
+          <w:szCs w:val="28"/>
+          <w:rtl/>
+        </w:rPr>
+        <w:t>של</w:t>
+      </w:r>
+      <w:r>
+        <w:rPr>
+          <w:rFonts w:ascii="David" w:hAnsi="David" w:cs="David"/>
+          <w:color w:val="111111"/>
+          <w:sz w:val="28"/>
+          <w:szCs w:val="28"/>
+          <w:rtl/>
+        </w:rPr>
+        <w:t xml:space="preserve"> </w:t>
+      </w:r>
+      <w:r>
+        <w:rPr>
+          <w:rFonts w:ascii="David" w:hAnsi="David" w:cs="David" w:hint="cs"/>
+          <w:color w:val="111111"/>
+          <w:sz w:val="28"/>
+          <w:szCs w:val="28"/>
+          <w:rtl/>
+        </w:rPr>
+        <w:t>פנים</w:t>
+      </w:r>
+      <w:r>
+        <w:rPr>
+          <w:rFonts w:ascii="David" w:hAnsi="David" w:cs="David"/>
+          <w:color w:val="111111"/>
+          <w:sz w:val="28"/>
+          <w:szCs w:val="28"/>
+          <w:rtl/>
+        </w:rPr>
+        <w:t xml:space="preserve"> </w:t>
+      </w:r>
+      <w:r>
+        <w:rPr>
+          <w:rFonts w:ascii="David" w:hAnsi="David" w:cs="David" w:hint="cs"/>
+          <w:color w:val="111111"/>
+          <w:sz w:val="28"/>
+          <w:szCs w:val="28"/>
+          <w:rtl/>
+        </w:rPr>
+        <w:t>מזוהות</w:t>
+      </w:r>
+      <w:r>
+        <w:rPr>
+          <w:rFonts w:ascii="David" w:hAnsi="David" w:cs="David"/>
+          <w:color w:val="111111"/>
+          <w:sz w:val="28"/>
+          <w:szCs w:val="28"/>
+          <w:rtl/>
+        </w:rPr>
+        <w:t xml:space="preserve"> </w:t>
+      </w:r>
+      <w:r>
+        <w:rPr>
+          <w:rFonts w:ascii="David" w:hAnsi="David" w:cs="David" w:hint="cs"/>
+          <w:color w:val="111111"/>
+          <w:sz w:val="28"/>
+          <w:szCs w:val="28"/>
+          <w:rtl/>
+        </w:rPr>
+        <w:t>ונשמרת</w:t>
+      </w:r>
+      <w:r>
+        <w:rPr>
+          <w:rFonts w:ascii="David" w:hAnsi="David" w:cs="David"/>
+          <w:color w:val="111111"/>
+          <w:sz w:val="28"/>
+          <w:szCs w:val="28"/>
+          <w:rtl/>
+        </w:rPr>
+        <w:t xml:space="preserve"> </w:t>
+      </w:r>
+      <w:r>
+        <w:rPr>
+          <w:rFonts w:ascii="David" w:hAnsi="David" w:cs="David" w:hint="cs"/>
+          <w:color w:val="111111"/>
+          <w:sz w:val="28"/>
+          <w:szCs w:val="28"/>
+          <w:rtl/>
+        </w:rPr>
+        <w:t>במשך</w:t>
+      </w:r>
+      <w:r>
+        <w:rPr>
+          <w:rFonts w:ascii="David" w:hAnsi="David" w:cs="David"/>
+          <w:color w:val="111111"/>
+          <w:sz w:val="28"/>
+          <w:szCs w:val="28"/>
+          <w:rtl/>
+        </w:rPr>
+        <w:t xml:space="preserve"> </w:t>
+      </w:r>
+      <w:r>
+        <w:rPr>
+          <w:rFonts w:ascii="David" w:hAnsi="David" w:cs="David" w:hint="cs"/>
+          <w:color w:val="111111"/>
+          <w:sz w:val="28"/>
+          <w:szCs w:val="28"/>
+          <w:rtl/>
+        </w:rPr>
+        <w:t>שלושה</w:t>
+      </w:r>
+      <w:r>
+        <w:rPr>
+          <w:rFonts w:ascii="David" w:hAnsi="David" w:cs="David"/>
+          <w:color w:val="111111"/>
+          <w:sz w:val="28"/>
+          <w:szCs w:val="28"/>
+          <w:rtl/>
+        </w:rPr>
+        <w:t xml:space="preserve"> </w:t>
+      </w:r>
+      <w:r>
+        <w:rPr>
+          <w:rFonts w:ascii="David" w:hAnsi="David" w:cs="David" w:hint="cs"/>
+          <w:color w:val="111111"/>
+          <w:sz w:val="28"/>
+          <w:szCs w:val="28"/>
+          <w:rtl/>
+        </w:rPr>
+        <w:t>פריימים</w:t>
+      </w:r>
+      <w:r>
+        <w:rPr>
+          <w:rFonts w:ascii="David" w:hAnsi="David" w:cs="David"/>
+          <w:color w:val="111111"/>
+          <w:sz w:val="28"/>
+          <w:szCs w:val="28"/>
+          <w:rtl/>
+        </w:rPr>
+        <w:t xml:space="preserve"> </w:t>
+      </w:r>
+      <w:r>
+        <w:rPr>
+          <w:rFonts w:ascii="David" w:hAnsi="David" w:cs="David" w:hint="cs"/>
+          <w:color w:val="111111"/>
+          <w:sz w:val="28"/>
+          <w:szCs w:val="28"/>
+          <w:rtl/>
+        </w:rPr>
+        <w:t>רצופים</w:t>
+      </w:r>
+      <w:r>
+        <w:rPr>
+          <w:rFonts w:ascii="David" w:hAnsi="David" w:cs="David"/>
+          <w:color w:val="111111"/>
+          <w:sz w:val="28"/>
+          <w:szCs w:val="28"/>
+          <w:rtl/>
+        </w:rPr>
+        <w:t xml:space="preserve">. </w:t>
+      </w:r>
+      <w:r>
+        <w:rPr>
+          <w:rFonts w:ascii="David" w:hAnsi="David" w:cs="David" w:hint="cs"/>
+          <w:color w:val="111111"/>
+          <w:sz w:val="28"/>
+          <w:szCs w:val="28"/>
+          <w:rtl/>
+        </w:rPr>
+        <w:t>כך</w:t>
+      </w:r>
+      <w:r>
+        <w:rPr>
+          <w:rFonts w:ascii="David" w:hAnsi="David" w:cs="David"/>
+          <w:color w:val="111111"/>
+          <w:sz w:val="28"/>
+          <w:szCs w:val="28"/>
+          <w:rtl/>
+        </w:rPr>
+        <w:t xml:space="preserve"> </w:t>
+      </w:r>
+      <w:r>
+        <w:rPr>
+          <w:rFonts w:ascii="David" w:hAnsi="David" w:cs="David" w:hint="cs"/>
+          <w:color w:val="111111"/>
+          <w:sz w:val="28"/>
+          <w:szCs w:val="28"/>
+          <w:rtl/>
+        </w:rPr>
+        <w:t>מחוות</w:t>
+      </w:r>
+      <w:r>
+        <w:rPr>
+          <w:rFonts w:ascii="David" w:hAnsi="David" w:cs="David"/>
+          <w:color w:val="111111"/>
+          <w:sz w:val="28"/>
+          <w:szCs w:val="28"/>
+          <w:rtl/>
+        </w:rPr>
+        <w:t xml:space="preserve"> Fist </w:t>
+      </w:r>
+      <w:r>
+        <w:rPr>
+          <w:rFonts w:ascii="David" w:hAnsi="David" w:cs="David" w:hint="cs"/>
+          <w:color w:val="111111"/>
+          <w:sz w:val="28"/>
+          <w:szCs w:val="28"/>
+          <w:rtl/>
+        </w:rPr>
+        <w:t>בוחרת</w:t>
+      </w:r>
+      <w:r>
+        <w:rPr>
+          <w:rFonts w:ascii="David" w:hAnsi="David" w:cs="David"/>
+          <w:color w:val="111111"/>
+          <w:sz w:val="28"/>
+          <w:szCs w:val="28"/>
+          <w:rtl/>
+        </w:rPr>
+        <w:t xml:space="preserve"> </w:t>
+      </w:r>
+      <w:r>
+        <w:rPr>
+          <w:rFonts w:ascii="David" w:hAnsi="David" w:cs="David" w:hint="cs"/>
+          <w:color w:val="111111"/>
+          <w:sz w:val="28"/>
+          <w:szCs w:val="28"/>
+          <w:rtl/>
+        </w:rPr>
+        <w:t>את</w:t>
+      </w:r>
+      <w:r>
+        <w:rPr>
+          <w:rFonts w:ascii="David" w:hAnsi="David" w:cs="David"/>
+          <w:color w:val="111111"/>
+          <w:sz w:val="28"/>
+          <w:szCs w:val="28"/>
+          <w:rtl/>
+        </w:rPr>
+        <w:t xml:space="preserve"> </w:t>
+      </w:r>
+      <w:r>
+        <w:rPr>
+          <w:rFonts w:ascii="David" w:hAnsi="David" w:cs="David" w:hint="cs"/>
+          <w:color w:val="111111"/>
+          <w:sz w:val="28"/>
+          <w:szCs w:val="28"/>
+          <w:rtl/>
+        </w:rPr>
+        <w:t>האדם</w:t>
+      </w:r>
+      <w:r>
+        <w:rPr>
+          <w:rFonts w:ascii="David" w:hAnsi="David" w:cs="David"/>
+          <w:color w:val="111111"/>
+          <w:sz w:val="28"/>
+          <w:szCs w:val="28"/>
+          <w:rtl/>
+        </w:rPr>
+        <w:t xml:space="preserve"> </w:t>
+      </w:r>
+      <w:r>
+        <w:rPr>
+          <w:rFonts w:ascii="David" w:hAnsi="David" w:cs="David" w:hint="cs"/>
+          <w:color w:val="111111"/>
+          <w:sz w:val="28"/>
+          <w:szCs w:val="28"/>
+          <w:rtl/>
+        </w:rPr>
+        <w:t>הסמוך</w:t>
+      </w:r>
+      <w:r>
+        <w:rPr>
+          <w:rFonts w:ascii="David" w:hAnsi="David" w:cs="David"/>
+          <w:color w:val="111111"/>
+          <w:sz w:val="28"/>
+          <w:szCs w:val="28"/>
+          <w:rtl/>
+        </w:rPr>
+        <w:t xml:space="preserve"> </w:t>
+      </w:r>
+      <w:r>
+        <w:rPr>
+          <w:rFonts w:ascii="David" w:hAnsi="David" w:cs="David" w:hint="cs"/>
+          <w:color w:val="111111"/>
+          <w:sz w:val="28"/>
+          <w:szCs w:val="28"/>
+          <w:rtl/>
+        </w:rPr>
+        <w:t>ליד</w:t>
+      </w:r>
+      <w:r>
+        <w:rPr>
+          <w:rFonts w:ascii="David" w:hAnsi="David" w:cs="David"/>
+          <w:color w:val="111111"/>
+          <w:sz w:val="28"/>
+          <w:szCs w:val="28"/>
+          <w:rtl/>
+        </w:rPr>
+        <w:t xml:space="preserve"> </w:t>
+      </w:r>
+      <w:r>
+        <w:rPr>
+          <w:rFonts w:ascii="David" w:hAnsi="David" w:cs="David" w:hint="cs"/>
+          <w:color w:val="111111"/>
+          <w:sz w:val="28"/>
+          <w:szCs w:val="28"/>
+          <w:rtl/>
+        </w:rPr>
+        <w:t>למעקב</w:t>
+      </w:r>
       <w:r>
         <w:rPr>
           <w:rFonts w:ascii="David" w:hAnsi="David" w:cs="David"/>
@@ -5134,65 +4980,13 @@
       </w:pPr>
       <w:r>
         <w:rPr>
-          <w:rFonts w:ascii="David" w:hAnsi="David" w:cs="David"/>
-          <w:color w:val="111111"/>
-          <w:sz w:val="28"/>
-          <w:szCs w:val="28"/>
-          <w:rtl/>
-        </w:rPr>
-        <w:t xml:space="preserve">תיבות הפנים משויכות למסלולים קיימים בשיטת </w:t>
-      </w:r>
-      <w:proofErr w:type="spellStart"/>
-      <w:r>
-        <w:rPr>
-          <w:rFonts w:ascii="David" w:hAnsi="David" w:cs="David"/>
-          <w:color w:val="111111"/>
-          <w:sz w:val="28"/>
-          <w:szCs w:val="28"/>
-          <w:rtl/>
-        </w:rPr>
-        <w:t>nearest-neighbor</w:t>
-      </w:r>
-      <w:proofErr w:type="spellEnd"/>
-      <w:r>
-        <w:rPr>
-          <w:rFonts w:ascii="David" w:hAnsi="David" w:cs="David"/>
-          <w:color w:val="111111"/>
-          <w:sz w:val="28"/>
-          <w:szCs w:val="28"/>
-          <w:rtl/>
-        </w:rPr>
-        <w:t xml:space="preserve">, מוחלקות ב-EMA עם </w:t>
-      </w:r>
-      <w:r>
-        <w:rPr>
-          <w:rFonts w:ascii="Calibri" w:hAnsi="Calibri" w:cs="Calibri" w:hint="cs"/>
-          <w:color w:val="111111"/>
-          <w:sz w:val="28"/>
-          <w:szCs w:val="28"/>
-          <w:rtl/>
-        </w:rPr>
-        <w:t>α</w:t>
-      </w:r>
-      <w:r>
-        <w:rPr>
-          <w:rFonts w:ascii="David" w:hAnsi="David" w:cs="David"/>
-          <w:color w:val="111111"/>
-          <w:sz w:val="28"/>
-          <w:szCs w:val="28"/>
-          <w:rtl/>
-        </w:rPr>
-        <w:t xml:space="preserve">=0.8 </w:t>
-      </w:r>
-      <w:r>
-        <w:rPr>
           <w:rFonts w:ascii="David" w:hAnsi="David" w:cs="David" w:hint="cs"/>
           <w:color w:val="111111"/>
           <w:sz w:val="28"/>
           <w:szCs w:val="28"/>
           <w:rtl/>
         </w:rPr>
-        <w:t>ונמחקות</w:t>
+        <w:t>בפקודה</w:t>
       </w:r>
       <w:r>
         <w:rPr>
@@ -5212,794 +5006,6 @@
           <w:szCs w:val="28"/>
           <w:rtl/>
         </w:rPr>
-        <w:t>לאחר</w:t>
-      </w:r>
-      <w:r>
-        <w:rPr>
-          <w:rFonts w:ascii="David" w:hAnsi="David" w:cs="David"/>
-          <w:color w:val="111111"/>
-          <w:sz w:val="28"/>
-          <w:szCs w:val="28"/>
-          <w:rtl/>
-        </w:rPr>
-        <w:t xml:space="preserve"> </w:t>
-      </w:r>
-      <w:r>
-        <w:rPr>
-          <w:rFonts w:ascii="David" w:hAnsi="David" w:cs="David" w:hint="cs"/>
-          <w:color w:val="111111"/>
-          <w:sz w:val="28"/>
-          <w:szCs w:val="28"/>
-          <w:rtl/>
-        </w:rPr>
-        <w:t>שנייה</w:t>
-      </w:r>
-      <w:r>
-        <w:rPr>
-          <w:rFonts w:ascii="David" w:hAnsi="David" w:cs="David"/>
-          <w:color w:val="111111"/>
-          <w:sz w:val="28"/>
-          <w:szCs w:val="28"/>
-          <w:rtl/>
-        </w:rPr>
-        <w:t xml:space="preserve"> </w:t>
-      </w:r>
-      <w:r>
-        <w:rPr>
-          <w:rFonts w:ascii="David" w:hAnsi="David" w:cs="David" w:hint="cs"/>
-          <w:color w:val="111111"/>
-          <w:sz w:val="28"/>
-          <w:szCs w:val="28"/>
-          <w:rtl/>
-        </w:rPr>
-        <w:t>ללא</w:t>
-      </w:r>
-      <w:r>
-        <w:rPr>
-          <w:rFonts w:ascii="David" w:hAnsi="David" w:cs="David"/>
-          <w:color w:val="111111"/>
-          <w:sz w:val="28"/>
-          <w:szCs w:val="28"/>
-          <w:rtl/>
-        </w:rPr>
-        <w:t xml:space="preserve"> </w:t>
-      </w:r>
-      <w:r>
-        <w:rPr>
-          <w:rFonts w:ascii="David" w:hAnsi="David" w:cs="David" w:hint="cs"/>
-          <w:color w:val="111111"/>
-          <w:sz w:val="28"/>
-          <w:szCs w:val="28"/>
-          <w:rtl/>
-        </w:rPr>
-        <w:t>תצפית</w:t>
-      </w:r>
-      <w:r>
-        <w:rPr>
-          <w:rFonts w:ascii="David" w:hAnsi="David" w:cs="David" w:hint="cs"/>
-          <w:color w:val="111111"/>
-          <w:sz w:val="28"/>
-          <w:szCs w:val="28"/>
-          <w:rtl/>
-        </w:rPr>
-        <w:t>(</w:t>
-      </w:r>
-      <w:r>
-        <w:rPr>
-          <w:rFonts w:ascii="David" w:hAnsi="David" w:cs="David"/>
-          <w:color w:val="111111"/>
-          <w:sz w:val="28"/>
-          <w:szCs w:val="28"/>
-        </w:rPr>
-        <w:t>EMA</w:t>
-      </w:r>
-      <w:r>
-        <w:rPr>
-          <w:rFonts w:ascii="David" w:hAnsi="David" w:cs="David" w:hint="cs"/>
-          <w:color w:val="111111"/>
-          <w:sz w:val="28"/>
-          <w:szCs w:val="28"/>
-          <w:rtl/>
-        </w:rPr>
-        <w:t>-</w:t>
-      </w:r>
-      <w:r>
-        <w:rPr>
-          <w:rFonts w:ascii="David" w:hAnsi="David" w:cs="David"/>
-          <w:color w:val="111111"/>
-          <w:sz w:val="28"/>
-          <w:szCs w:val="28"/>
-        </w:rPr>
-        <w:t xml:space="preserve"> </w:t>
-      </w:r>
-      <w:r>
-        <w:rPr>
-          <w:rFonts w:ascii="David" w:hAnsi="David" w:cs="David" w:hint="cs"/>
-          <w:color w:val="111111"/>
-          <w:sz w:val="28"/>
-          <w:szCs w:val="28"/>
-          <w:rtl/>
-        </w:rPr>
-        <w:t xml:space="preserve">טכניקה למעקב אחר מידע כאשר נותנים יותר משקל למידע הקודם ובכך הממוצע מסתגל מהר למידע החדש עם סינון של מידע שהוא רעש לטווח הקצר). </w:t>
-      </w:r>
-    </w:p>
-    <w:p>
-      <w:pPr>
-        <w:bidi/>
-        <w:spacing w:line="360" w:lineRule="auto"/>
-        <w:rPr>
-          <w:rFonts w:ascii="David" w:hAnsi="David" w:cs="David"/>
-          <w:color w:val="111111"/>
-          <w:sz w:val="28"/>
-          <w:szCs w:val="28"/>
-          <w:rtl/>
-        </w:rPr>
-      </w:pPr>
-      <w:r>
-        <w:rPr>
-          <w:rFonts w:ascii="David" w:hAnsi="David" w:cs="David" w:hint="cs"/>
-          <w:color w:val="111111"/>
-          <w:sz w:val="28"/>
-          <w:szCs w:val="28"/>
-          <w:rtl/>
-        </w:rPr>
-        <w:t>סביב</w:t>
-      </w:r>
-      <w:r>
-        <w:rPr>
-          <w:rFonts w:ascii="David" w:hAnsi="David" w:cs="David"/>
-          <w:color w:val="111111"/>
-          <w:sz w:val="28"/>
-          <w:szCs w:val="28"/>
-          <w:rtl/>
-        </w:rPr>
-        <w:t xml:space="preserve"> </w:t>
-      </w:r>
-      <w:r>
-        <w:rPr>
-          <w:rFonts w:ascii="David" w:hAnsi="David" w:cs="David" w:hint="cs"/>
-          <w:color w:val="111111"/>
-          <w:sz w:val="28"/>
-          <w:szCs w:val="28"/>
-          <w:rtl/>
-        </w:rPr>
-        <w:t>כל</w:t>
-      </w:r>
-      <w:r>
-        <w:rPr>
-          <w:rFonts w:ascii="David" w:hAnsi="David" w:cs="David"/>
-          <w:color w:val="111111"/>
-          <w:sz w:val="28"/>
-          <w:szCs w:val="28"/>
-          <w:rtl/>
-        </w:rPr>
-        <w:t xml:space="preserve"> </w:t>
-      </w:r>
-      <w:r>
-        <w:rPr>
-          <w:rFonts w:ascii="David" w:hAnsi="David" w:cs="David" w:hint="cs"/>
-          <w:color w:val="111111"/>
-          <w:sz w:val="28"/>
-          <w:szCs w:val="28"/>
-          <w:rtl/>
-        </w:rPr>
-        <w:t>פנים</w:t>
-      </w:r>
-      <w:r>
-        <w:rPr>
-          <w:rFonts w:ascii="David" w:hAnsi="David" w:cs="David"/>
-          <w:color w:val="111111"/>
-          <w:sz w:val="28"/>
-          <w:szCs w:val="28"/>
-          <w:rtl/>
-        </w:rPr>
-        <w:t xml:space="preserve"> </w:t>
-      </w:r>
-      <w:r>
-        <w:rPr>
-          <w:rFonts w:ascii="David" w:hAnsi="David" w:cs="David" w:hint="cs"/>
-          <w:color w:val="111111"/>
-          <w:sz w:val="28"/>
-          <w:szCs w:val="28"/>
-          <w:rtl/>
-        </w:rPr>
-        <w:t>מוגדר</w:t>
-      </w:r>
-      <w:r>
-        <w:rPr>
-          <w:rFonts w:ascii="David" w:hAnsi="David" w:cs="David"/>
-          <w:color w:val="111111"/>
-          <w:sz w:val="28"/>
-          <w:szCs w:val="28"/>
-          <w:rtl/>
-        </w:rPr>
-        <w:t xml:space="preserve"> </w:t>
-      </w:r>
-      <w:r>
-        <w:rPr>
-          <w:rFonts w:ascii="David" w:hAnsi="David" w:cs="David" w:hint="cs"/>
-          <w:color w:val="111111"/>
-          <w:sz w:val="28"/>
-          <w:szCs w:val="28"/>
-          <w:rtl/>
-        </w:rPr>
-        <w:t>אזור</w:t>
-      </w:r>
-      <w:r>
-        <w:rPr>
-          <w:rFonts w:ascii="David" w:hAnsi="David" w:cs="David"/>
-          <w:color w:val="111111"/>
-          <w:sz w:val="28"/>
-          <w:szCs w:val="28"/>
-          <w:rtl/>
-        </w:rPr>
-        <w:t xml:space="preserve"> </w:t>
-      </w:r>
-      <w:r>
-        <w:rPr>
-          <w:rFonts w:ascii="David" w:hAnsi="David" w:cs="David" w:hint="cs"/>
-          <w:color w:val="111111"/>
-          <w:sz w:val="28"/>
-          <w:szCs w:val="28"/>
-          <w:rtl/>
-        </w:rPr>
-        <w:t>מחווה</w:t>
-      </w:r>
-      <w:r>
-        <w:rPr>
-          <w:rFonts w:ascii="David" w:hAnsi="David" w:cs="David" w:hint="cs"/>
-          <w:color w:val="111111"/>
-          <w:sz w:val="28"/>
-          <w:szCs w:val="28"/>
-          <w:rtl/>
-        </w:rPr>
-        <w:t xml:space="preserve">, </w:t>
-      </w:r>
-      <w:r>
-        <w:rPr>
-          <w:rFonts w:ascii="David" w:hAnsi="David" w:cs="David" w:hint="cs"/>
-          <w:color w:val="111111"/>
-          <w:sz w:val="28"/>
-          <w:szCs w:val="28"/>
-          <w:rtl/>
-        </w:rPr>
-        <w:t>פקודת</w:t>
-      </w:r>
-      <w:r>
-        <w:rPr>
-          <w:rFonts w:ascii="David" w:hAnsi="David" w:cs="David"/>
-          <w:color w:val="111111"/>
-          <w:sz w:val="28"/>
-          <w:szCs w:val="28"/>
-          <w:rtl/>
-        </w:rPr>
-        <w:t xml:space="preserve"> </w:t>
-      </w:r>
-      <w:r>
-        <w:rPr>
-          <w:rFonts w:ascii="David" w:hAnsi="David" w:cs="David" w:hint="cs"/>
-          <w:color w:val="111111"/>
-          <w:sz w:val="28"/>
-          <w:szCs w:val="28"/>
-          <w:rtl/>
-        </w:rPr>
-        <w:t>יד</w:t>
-      </w:r>
-      <w:r>
-        <w:rPr>
-          <w:rFonts w:ascii="David" w:hAnsi="David" w:cs="David"/>
-          <w:color w:val="111111"/>
-          <w:sz w:val="28"/>
-          <w:szCs w:val="28"/>
-          <w:rtl/>
-        </w:rPr>
-        <w:t xml:space="preserve"> </w:t>
-      </w:r>
-      <w:r>
-        <w:rPr>
-          <w:rFonts w:ascii="David" w:hAnsi="David" w:cs="David" w:hint="cs"/>
-          <w:color w:val="111111"/>
-          <w:sz w:val="28"/>
-          <w:szCs w:val="28"/>
-          <w:rtl/>
-        </w:rPr>
-        <w:t>מתקבלת</w:t>
-      </w:r>
-      <w:r>
-        <w:rPr>
-          <w:rFonts w:ascii="David" w:hAnsi="David" w:cs="David"/>
-          <w:color w:val="111111"/>
-          <w:sz w:val="28"/>
-          <w:szCs w:val="28"/>
-          <w:rtl/>
-        </w:rPr>
-        <w:t xml:space="preserve"> </w:t>
-      </w:r>
-      <w:r>
-        <w:rPr>
-          <w:rFonts w:ascii="David" w:hAnsi="David" w:cs="David" w:hint="cs"/>
-          <w:color w:val="111111"/>
-          <w:sz w:val="28"/>
-          <w:szCs w:val="28"/>
-          <w:rtl/>
-        </w:rPr>
-        <w:t>רק</w:t>
-      </w:r>
-      <w:r>
-        <w:rPr>
-          <w:rFonts w:ascii="David" w:hAnsi="David" w:cs="David"/>
-          <w:color w:val="111111"/>
-          <w:sz w:val="28"/>
-          <w:szCs w:val="28"/>
-          <w:rtl/>
-        </w:rPr>
-        <w:t xml:space="preserve"> </w:t>
-      </w:r>
-      <w:r>
-        <w:rPr>
-          <w:rFonts w:ascii="David" w:hAnsi="David" w:cs="David" w:hint="cs"/>
-          <w:color w:val="111111"/>
-          <w:sz w:val="28"/>
-          <w:szCs w:val="28"/>
-          <w:rtl/>
-        </w:rPr>
-        <w:t>כאשר</w:t>
-      </w:r>
-      <w:r>
-        <w:rPr>
-          <w:rFonts w:ascii="David" w:hAnsi="David" w:cs="David"/>
-          <w:color w:val="111111"/>
-          <w:sz w:val="28"/>
-          <w:szCs w:val="28"/>
-          <w:rtl/>
-        </w:rPr>
-        <w:t xml:space="preserve"> </w:t>
-      </w:r>
-      <w:r>
-        <w:rPr>
-          <w:rFonts w:ascii="David" w:hAnsi="David" w:cs="David" w:hint="cs"/>
-          <w:color w:val="111111"/>
-          <w:sz w:val="28"/>
-          <w:szCs w:val="28"/>
-          <w:rtl/>
-        </w:rPr>
-        <w:t>היד</w:t>
-      </w:r>
-      <w:r>
-        <w:rPr>
-          <w:rFonts w:ascii="David" w:hAnsi="David" w:cs="David"/>
-          <w:color w:val="111111"/>
-          <w:sz w:val="28"/>
-          <w:szCs w:val="28"/>
-          <w:rtl/>
-        </w:rPr>
-        <w:t xml:space="preserve"> </w:t>
-      </w:r>
-      <w:r>
-        <w:rPr>
-          <w:rFonts w:ascii="David" w:hAnsi="David" w:cs="David" w:hint="cs"/>
-          <w:color w:val="111111"/>
-          <w:sz w:val="28"/>
-          <w:szCs w:val="28"/>
-          <w:rtl/>
-        </w:rPr>
-        <w:t>נמצאת</w:t>
-      </w:r>
-      <w:r>
-        <w:rPr>
-          <w:rFonts w:ascii="David" w:hAnsi="David" w:cs="David"/>
-          <w:color w:val="111111"/>
-          <w:sz w:val="28"/>
-          <w:szCs w:val="28"/>
-          <w:rtl/>
-        </w:rPr>
-        <w:t xml:space="preserve"> </w:t>
-      </w:r>
-      <w:r>
-        <w:rPr>
-          <w:rFonts w:ascii="David" w:hAnsi="David" w:cs="David" w:hint="cs"/>
-          <w:color w:val="111111"/>
-          <w:sz w:val="28"/>
-          <w:szCs w:val="28"/>
-          <w:rtl/>
-        </w:rPr>
-        <w:t>באזור</w:t>
-      </w:r>
-      <w:r>
-        <w:rPr>
-          <w:rFonts w:ascii="David" w:hAnsi="David" w:cs="David"/>
-          <w:color w:val="111111"/>
-          <w:sz w:val="28"/>
-          <w:szCs w:val="28"/>
-          <w:rtl/>
-        </w:rPr>
-        <w:t xml:space="preserve"> </w:t>
-      </w:r>
-      <w:r>
-        <w:rPr>
-          <w:rFonts w:ascii="David" w:hAnsi="David" w:cs="David" w:hint="cs"/>
-          <w:color w:val="111111"/>
-          <w:sz w:val="28"/>
-          <w:szCs w:val="28"/>
-          <w:rtl/>
-        </w:rPr>
-        <w:t>של</w:t>
-      </w:r>
-      <w:r>
-        <w:rPr>
-          <w:rFonts w:ascii="David" w:hAnsi="David" w:cs="David"/>
-          <w:color w:val="111111"/>
-          <w:sz w:val="28"/>
-          <w:szCs w:val="28"/>
-          <w:rtl/>
-        </w:rPr>
-        <w:t xml:space="preserve"> </w:t>
-      </w:r>
-      <w:r>
-        <w:rPr>
-          <w:rFonts w:ascii="David" w:hAnsi="David" w:cs="David" w:hint="cs"/>
-          <w:color w:val="111111"/>
-          <w:sz w:val="28"/>
-          <w:szCs w:val="28"/>
-          <w:rtl/>
-        </w:rPr>
-        <w:t>פנים</w:t>
-      </w:r>
-      <w:r>
-        <w:rPr>
-          <w:rFonts w:ascii="David" w:hAnsi="David" w:cs="David"/>
-          <w:color w:val="111111"/>
-          <w:sz w:val="28"/>
-          <w:szCs w:val="28"/>
-          <w:rtl/>
-        </w:rPr>
-        <w:t xml:space="preserve"> </w:t>
-      </w:r>
-      <w:r>
-        <w:rPr>
-          <w:rFonts w:ascii="David" w:hAnsi="David" w:cs="David" w:hint="cs"/>
-          <w:color w:val="111111"/>
-          <w:sz w:val="28"/>
-          <w:szCs w:val="28"/>
-          <w:rtl/>
-        </w:rPr>
-        <w:t>מזוהות</w:t>
-      </w:r>
-      <w:r>
-        <w:rPr>
-          <w:rFonts w:ascii="David" w:hAnsi="David" w:cs="David"/>
-          <w:color w:val="111111"/>
-          <w:sz w:val="28"/>
-          <w:szCs w:val="28"/>
-          <w:rtl/>
-        </w:rPr>
-        <w:t xml:space="preserve"> </w:t>
-      </w:r>
-      <w:r>
-        <w:rPr>
-          <w:rFonts w:ascii="David" w:hAnsi="David" w:cs="David" w:hint="cs"/>
-          <w:color w:val="111111"/>
-          <w:sz w:val="28"/>
-          <w:szCs w:val="28"/>
-          <w:rtl/>
-        </w:rPr>
-        <w:t>ונשמרת</w:t>
-      </w:r>
-      <w:r>
-        <w:rPr>
-          <w:rFonts w:ascii="David" w:hAnsi="David" w:cs="David"/>
-          <w:color w:val="111111"/>
-          <w:sz w:val="28"/>
-          <w:szCs w:val="28"/>
-          <w:rtl/>
-        </w:rPr>
-        <w:t xml:space="preserve"> </w:t>
-      </w:r>
-      <w:r>
-        <w:rPr>
-          <w:rFonts w:ascii="David" w:hAnsi="David" w:cs="David" w:hint="cs"/>
-          <w:color w:val="111111"/>
-          <w:sz w:val="28"/>
-          <w:szCs w:val="28"/>
-          <w:rtl/>
-        </w:rPr>
-        <w:t>במשך</w:t>
-      </w:r>
-      <w:r>
-        <w:rPr>
-          <w:rFonts w:ascii="David" w:hAnsi="David" w:cs="David"/>
-          <w:color w:val="111111"/>
-          <w:sz w:val="28"/>
-          <w:szCs w:val="28"/>
-          <w:rtl/>
-        </w:rPr>
-        <w:t xml:space="preserve"> </w:t>
-      </w:r>
-      <w:r>
-        <w:rPr>
-          <w:rFonts w:ascii="David" w:hAnsi="David" w:cs="David" w:hint="cs"/>
-          <w:color w:val="111111"/>
-          <w:sz w:val="28"/>
-          <w:szCs w:val="28"/>
-          <w:rtl/>
-        </w:rPr>
-        <w:t>שלושה</w:t>
-      </w:r>
-      <w:r>
-        <w:rPr>
-          <w:rFonts w:ascii="David" w:hAnsi="David" w:cs="David"/>
-          <w:color w:val="111111"/>
-          <w:sz w:val="28"/>
-          <w:szCs w:val="28"/>
-          <w:rtl/>
-        </w:rPr>
-        <w:t xml:space="preserve"> </w:t>
-      </w:r>
-      <w:proofErr w:type="spellStart"/>
-      <w:r>
-        <w:rPr>
-          <w:rFonts w:ascii="David" w:hAnsi="David" w:cs="David" w:hint="cs"/>
-          <w:color w:val="111111"/>
-          <w:sz w:val="28"/>
-          <w:szCs w:val="28"/>
-          <w:rtl/>
-        </w:rPr>
-        <w:t>פריימים</w:t>
-      </w:r>
-      <w:proofErr w:type="spellEnd"/>
-      <w:r>
-        <w:rPr>
-          <w:rFonts w:ascii="David" w:hAnsi="David" w:cs="David"/>
-          <w:color w:val="111111"/>
-          <w:sz w:val="28"/>
-          <w:szCs w:val="28"/>
-          <w:rtl/>
-        </w:rPr>
-        <w:t xml:space="preserve"> </w:t>
-      </w:r>
-      <w:r>
-        <w:rPr>
-          <w:rFonts w:ascii="David" w:hAnsi="David" w:cs="David" w:hint="cs"/>
-          <w:color w:val="111111"/>
-          <w:sz w:val="28"/>
-          <w:szCs w:val="28"/>
-          <w:rtl/>
-        </w:rPr>
-        <w:t>רצופים</w:t>
-      </w:r>
-      <w:r>
-        <w:rPr>
-          <w:rFonts w:ascii="David" w:hAnsi="David" w:cs="David"/>
-          <w:color w:val="111111"/>
-          <w:sz w:val="28"/>
-          <w:szCs w:val="28"/>
-          <w:rtl/>
-        </w:rPr>
-        <w:t xml:space="preserve">. </w:t>
-      </w:r>
-      <w:r>
-        <w:rPr>
-          <w:rFonts w:ascii="David" w:hAnsi="David" w:cs="David" w:hint="cs"/>
-          <w:color w:val="111111"/>
-          <w:sz w:val="28"/>
-          <w:szCs w:val="28"/>
-          <w:rtl/>
-        </w:rPr>
-        <w:t>כך</w:t>
-      </w:r>
-      <w:r>
-        <w:rPr>
-          <w:rFonts w:ascii="David" w:hAnsi="David" w:cs="David"/>
-          <w:color w:val="111111"/>
-          <w:sz w:val="28"/>
-          <w:szCs w:val="28"/>
-          <w:rtl/>
-        </w:rPr>
-        <w:t xml:space="preserve"> </w:t>
-      </w:r>
-      <w:r>
-        <w:rPr>
-          <w:rFonts w:ascii="David" w:hAnsi="David" w:cs="David" w:hint="cs"/>
-          <w:color w:val="111111"/>
-          <w:sz w:val="28"/>
-          <w:szCs w:val="28"/>
-          <w:rtl/>
-        </w:rPr>
-        <w:t>מחוות</w:t>
-      </w:r>
-      <w:r>
-        <w:rPr>
-          <w:rFonts w:ascii="David" w:hAnsi="David" w:cs="David"/>
-          <w:color w:val="111111"/>
-          <w:sz w:val="28"/>
-          <w:szCs w:val="28"/>
-          <w:rtl/>
-        </w:rPr>
-        <w:t xml:space="preserve"> </w:t>
-      </w:r>
-      <w:proofErr w:type="spellStart"/>
-      <w:r>
-        <w:rPr>
-          <w:rFonts w:ascii="David" w:hAnsi="David" w:cs="David"/>
-          <w:color w:val="111111"/>
-          <w:sz w:val="28"/>
-          <w:szCs w:val="28"/>
-          <w:rtl/>
-        </w:rPr>
-        <w:t>Fist</w:t>
-      </w:r>
-      <w:proofErr w:type="spellEnd"/>
-      <w:r>
-        <w:rPr>
-          <w:rFonts w:ascii="David" w:hAnsi="David" w:cs="David"/>
-          <w:color w:val="111111"/>
-          <w:sz w:val="28"/>
-          <w:szCs w:val="28"/>
-          <w:rtl/>
-        </w:rPr>
-        <w:t xml:space="preserve"> </w:t>
-      </w:r>
-      <w:r>
-        <w:rPr>
-          <w:rFonts w:ascii="David" w:hAnsi="David" w:cs="David" w:hint="cs"/>
-          <w:color w:val="111111"/>
-          <w:sz w:val="28"/>
-          <w:szCs w:val="28"/>
-          <w:rtl/>
-        </w:rPr>
-        <w:t>בוחרת</w:t>
-      </w:r>
-      <w:r>
-        <w:rPr>
-          <w:rFonts w:ascii="David" w:hAnsi="David" w:cs="David"/>
-          <w:color w:val="111111"/>
-          <w:sz w:val="28"/>
-          <w:szCs w:val="28"/>
-          <w:rtl/>
-        </w:rPr>
-        <w:t xml:space="preserve"> </w:t>
-      </w:r>
-      <w:r>
-        <w:rPr>
-          <w:rFonts w:ascii="David" w:hAnsi="David" w:cs="David" w:hint="cs"/>
-          <w:color w:val="111111"/>
-          <w:sz w:val="28"/>
-          <w:szCs w:val="28"/>
-          <w:rtl/>
-        </w:rPr>
-        <w:t>את</w:t>
-      </w:r>
-      <w:r>
-        <w:rPr>
-          <w:rFonts w:ascii="David" w:hAnsi="David" w:cs="David"/>
-          <w:color w:val="111111"/>
-          <w:sz w:val="28"/>
-          <w:szCs w:val="28"/>
-          <w:rtl/>
-        </w:rPr>
-        <w:t xml:space="preserve"> </w:t>
-      </w:r>
-      <w:r>
-        <w:rPr>
-          <w:rFonts w:ascii="David" w:hAnsi="David" w:cs="David" w:hint="cs"/>
-          <w:color w:val="111111"/>
-          <w:sz w:val="28"/>
-          <w:szCs w:val="28"/>
-          <w:rtl/>
-        </w:rPr>
-        <w:t>האדם</w:t>
-      </w:r>
-      <w:r>
-        <w:rPr>
-          <w:rFonts w:ascii="David" w:hAnsi="David" w:cs="David"/>
-          <w:color w:val="111111"/>
-          <w:sz w:val="28"/>
-          <w:szCs w:val="28"/>
-          <w:rtl/>
-        </w:rPr>
-        <w:t xml:space="preserve"> </w:t>
-      </w:r>
-      <w:r>
-        <w:rPr>
-          <w:rFonts w:ascii="David" w:hAnsi="David" w:cs="David" w:hint="cs"/>
-          <w:color w:val="111111"/>
-          <w:sz w:val="28"/>
-          <w:szCs w:val="28"/>
-          <w:rtl/>
-        </w:rPr>
-        <w:t>הסמוך</w:t>
-      </w:r>
-      <w:r>
-        <w:rPr>
-          <w:rFonts w:ascii="David" w:hAnsi="David" w:cs="David"/>
-          <w:color w:val="111111"/>
-          <w:sz w:val="28"/>
-          <w:szCs w:val="28"/>
-          <w:rtl/>
-        </w:rPr>
-        <w:t xml:space="preserve"> </w:t>
-      </w:r>
-      <w:r>
-        <w:rPr>
-          <w:rFonts w:ascii="David" w:hAnsi="David" w:cs="David" w:hint="cs"/>
-          <w:color w:val="111111"/>
-          <w:sz w:val="28"/>
-          <w:szCs w:val="28"/>
-          <w:rtl/>
-        </w:rPr>
-        <w:t>ליד</w:t>
-      </w:r>
-      <w:r>
-        <w:rPr>
-          <w:rFonts w:ascii="David" w:hAnsi="David" w:cs="David"/>
-          <w:color w:val="111111"/>
-          <w:sz w:val="28"/>
-          <w:szCs w:val="28"/>
-          <w:rtl/>
-        </w:rPr>
-        <w:t xml:space="preserve"> </w:t>
-      </w:r>
-      <w:r>
-        <w:rPr>
-          <w:rFonts w:ascii="David" w:hAnsi="David" w:cs="David" w:hint="cs"/>
-          <w:color w:val="111111"/>
-          <w:sz w:val="28"/>
-          <w:szCs w:val="28"/>
-          <w:rtl/>
-        </w:rPr>
-        <w:t>למעקב</w:t>
-      </w:r>
-      <w:r>
-        <w:rPr>
-          <w:rFonts w:ascii="David" w:hAnsi="David" w:cs="David"/>
-          <w:color w:val="111111"/>
-          <w:sz w:val="28"/>
-          <w:szCs w:val="28"/>
-          <w:rtl/>
-        </w:rPr>
-        <w:t>.</w:t>
-      </w:r>
-    </w:p>
-    <w:p>
-      <w:pPr>
-        <w:bidi/>
-        <w:spacing w:line="360" w:lineRule="auto"/>
-        <w:rPr>
-          <w:rFonts w:ascii="David" w:hAnsi="David" w:cs="David"/>
-          <w:color w:val="111111"/>
-          <w:sz w:val="28"/>
-          <w:szCs w:val="28"/>
-          <w:rtl/>
-        </w:rPr>
-      </w:pPr>
-      <w:r>
-        <w:rPr>
-          <w:rFonts w:ascii="David" w:hAnsi="David" w:cs="David" w:hint="cs"/>
-          <w:color w:val="111111"/>
-          <w:sz w:val="28"/>
-          <w:szCs w:val="28"/>
-          <w:rtl/>
-        </w:rPr>
-        <w:t>בפקודה</w:t>
-      </w:r>
-      <w:r>
-        <w:rPr>
-          <w:rFonts w:ascii="David" w:hAnsi="David" w:cs="David"/>
-          <w:color w:val="111111"/>
-          <w:sz w:val="28"/>
-          <w:szCs w:val="28"/>
-          <w:rtl/>
-        </w:rPr>
-        <w:t xml:space="preserve"> </w:t>
-      </w:r>
-      <w:r>
-        <w:rPr>
-          <w:rFonts w:ascii="David" w:hAnsi="David" w:cs="David" w:hint="cs"/>
-          <w:color w:val="111111"/>
-          <w:sz w:val="28"/>
-          <w:szCs w:val="28"/>
-          <w:rtl/>
-        </w:rPr>
         <w:t>קולית</w:t>
       </w:r>
       <w:r>
@@ -6010,51 +5016,7 @@
           <w:szCs w:val="28"/>
           <w:rtl/>
         </w:rPr>
-        <w:t xml:space="preserve"> </w:t>
-      </w:r>
-      <w:proofErr w:type="spellStart"/>
-      <w:r>
-        <w:rPr>
-          <w:rFonts w:ascii="David" w:hAnsi="David" w:cs="David"/>
-          <w:color w:val="111111"/>
-          <w:sz w:val="28"/>
-          <w:szCs w:val="28"/>
-          <w:rtl/>
-        </w:rPr>
-        <w:t>Follow</w:t>
-      </w:r>
-      <w:proofErr w:type="spellEnd"/>
-      <w:r>
-        <w:rPr>
-          <w:rFonts w:ascii="David" w:hAnsi="David" w:cs="David"/>
-          <w:color w:val="111111"/>
-          <w:sz w:val="28"/>
-          <w:szCs w:val="28"/>
-          <w:rtl/>
-        </w:rPr>
-        <w:t xml:space="preserve"> </w:t>
-      </w:r>
-      <w:proofErr w:type="spellStart"/>
-      <w:r>
-        <w:rPr>
-          <w:rFonts w:ascii="David" w:hAnsi="David" w:cs="David"/>
-          <w:color w:val="111111"/>
-          <w:sz w:val="28"/>
-          <w:szCs w:val="28"/>
-          <w:rtl/>
-        </w:rPr>
-        <w:t>Me</w:t>
-      </w:r>
-      <w:proofErr w:type="spellEnd"/>
-      <w:r>
-        <w:rPr>
-          <w:rFonts w:ascii="David" w:hAnsi="David" w:cs="David"/>
-          <w:color w:val="111111"/>
-          <w:sz w:val="28"/>
-          <w:szCs w:val="28"/>
-          <w:rtl/>
-        </w:rPr>
-        <w:t xml:space="preserve"> </w:t>
+        <w:t xml:space="preserve"> Follow Me </w:t>
       </w:r>
       <w:r>
         <w:rPr>
@@ -6371,249 +5333,7 @@
           <w:szCs w:val="28"/>
           <w:rtl/>
         </w:rPr>
-        <w:t xml:space="preserve">במעקב, שגיאת המיקום האופקי מפעילה PID </w:t>
-      </w:r>
-      <w:proofErr w:type="spellStart"/>
-      <w:r>
-        <w:rPr>
-          <w:rFonts w:ascii="David" w:hAnsi="David" w:cs="David"/>
-          <w:color w:val="111111"/>
-          <w:sz w:val="28"/>
-          <w:szCs w:val="28"/>
-          <w:rtl/>
-        </w:rPr>
-        <w:t>לסבסוב</w:t>
-      </w:r>
-      <w:proofErr w:type="spellEnd"/>
-      <w:r>
-        <w:rPr>
-          <w:rFonts w:ascii="David" w:hAnsi="David" w:cs="David"/>
-          <w:color w:val="111111"/>
-          <w:sz w:val="28"/>
-          <w:szCs w:val="28"/>
-          <w:rtl/>
-        </w:rPr>
-        <w:t xml:space="preserve">, שגיאת המיקום האנכי מפעילה PID לגובה, ויחס גובה הפנים לפריים מפעיל PID למרחק. יחס גובה הפנים הרצוי הוא 0.22. הפלט מוגבל לטווח [-100, 100] ונשלח כפקודות RC לכל היותר פעם ב-50ms. ערכי הבקרים הנוכחיים הם: </w:t>
-      </w:r>
-      <w:proofErr w:type="spellStart"/>
-      <w:r>
-        <w:rPr>
-          <w:rFonts w:ascii="David" w:hAnsi="David" w:cs="David"/>
-          <w:color w:val="111111"/>
-          <w:sz w:val="28"/>
-          <w:szCs w:val="28"/>
-          <w:rtl/>
-        </w:rPr>
-        <w:t>לסבסוב</w:t>
-      </w:r>
-      <w:proofErr w:type="spellEnd"/>
-      <w:r>
-        <w:rPr>
-          <w:rFonts w:ascii="David" w:hAnsi="David" w:cs="David"/>
-          <w:color w:val="111111"/>
-          <w:sz w:val="28"/>
-          <w:szCs w:val="28"/>
-          <w:rtl/>
-        </w:rPr>
-        <w:t xml:space="preserve"> </w:t>
-      </w:r>
-      <w:proofErr w:type="spellStart"/>
-      <w:r>
-        <w:rPr>
-          <w:rFonts w:ascii="David" w:hAnsi="David" w:cs="David"/>
-          <w:color w:val="111111"/>
-          <w:sz w:val="28"/>
-          <w:szCs w:val="28"/>
-          <w:rtl/>
-        </w:rPr>
-        <w:t>Kp</w:t>
-      </w:r>
-      <w:proofErr w:type="spellEnd"/>
-      <w:r>
-        <w:rPr>
-          <w:rFonts w:ascii="David" w:hAnsi="David" w:cs="David"/>
-          <w:color w:val="111111"/>
-          <w:sz w:val="28"/>
-          <w:szCs w:val="28"/>
-          <w:rtl/>
-        </w:rPr>
-        <w:t xml:space="preserve">=2.2, </w:t>
-      </w:r>
-      <w:proofErr w:type="spellStart"/>
-      <w:r>
-        <w:rPr>
-          <w:rFonts w:ascii="David" w:hAnsi="David" w:cs="David"/>
-          <w:color w:val="111111"/>
-          <w:sz w:val="28"/>
-          <w:szCs w:val="28"/>
-          <w:rtl/>
-        </w:rPr>
-        <w:t>Ki</w:t>
-      </w:r>
-      <w:proofErr w:type="spellEnd"/>
-      <w:r>
-        <w:rPr>
-          <w:rFonts w:ascii="David" w:hAnsi="David" w:cs="David"/>
-          <w:color w:val="111111"/>
-          <w:sz w:val="28"/>
-          <w:szCs w:val="28"/>
-          <w:rtl/>
-        </w:rPr>
-        <w:t xml:space="preserve">=0.0, </w:t>
-      </w:r>
-      <w:proofErr w:type="spellStart"/>
-      <w:r>
-        <w:rPr>
-          <w:rFonts w:ascii="David" w:hAnsi="David" w:cs="David"/>
-          <w:color w:val="111111"/>
-          <w:sz w:val="28"/>
-          <w:szCs w:val="28"/>
-          <w:rtl/>
-        </w:rPr>
-        <w:t>Kd</w:t>
-      </w:r>
-      <w:proofErr w:type="spellEnd"/>
-      <w:r>
-        <w:rPr>
-          <w:rFonts w:ascii="David" w:hAnsi="David" w:cs="David"/>
-          <w:color w:val="111111"/>
-          <w:sz w:val="28"/>
-          <w:szCs w:val="28"/>
-          <w:rtl/>
-        </w:rPr>
-        <w:t xml:space="preserve">=0.02; למרחק </w:t>
-      </w:r>
-      <w:proofErr w:type="spellStart"/>
-      <w:r>
-        <w:rPr>
-          <w:rFonts w:ascii="David" w:hAnsi="David" w:cs="David"/>
-          <w:color w:val="111111"/>
-          <w:sz w:val="28"/>
-          <w:szCs w:val="28"/>
-          <w:rtl/>
-        </w:rPr>
-        <w:t>Kp</w:t>
-      </w:r>
-      <w:proofErr w:type="spellEnd"/>
-      <w:r>
-        <w:rPr>
-          <w:rFonts w:ascii="David" w:hAnsi="David" w:cs="David"/>
-          <w:color w:val="111111"/>
-          <w:sz w:val="28"/>
-          <w:szCs w:val="28"/>
-          <w:rtl/>
-        </w:rPr>
-        <w:t xml:space="preserve">=2.6, </w:t>
-      </w:r>
-      <w:proofErr w:type="spellStart"/>
-      <w:r>
-        <w:rPr>
-          <w:rFonts w:ascii="David" w:hAnsi="David" w:cs="David"/>
-          <w:color w:val="111111"/>
-          <w:sz w:val="28"/>
-          <w:szCs w:val="28"/>
-          <w:rtl/>
-        </w:rPr>
-        <w:t>Ki</w:t>
-      </w:r>
-      <w:proofErr w:type="spellEnd"/>
-      <w:r>
-        <w:rPr>
-          <w:rFonts w:ascii="David" w:hAnsi="David" w:cs="David"/>
-          <w:color w:val="111111"/>
-          <w:sz w:val="28"/>
-          <w:szCs w:val="28"/>
-          <w:rtl/>
-        </w:rPr>
-        <w:t xml:space="preserve">=0.0, </w:t>
-      </w:r>
-      <w:proofErr w:type="spellStart"/>
-      <w:r>
-        <w:rPr>
-          <w:rFonts w:ascii="David" w:hAnsi="David" w:cs="David"/>
-          <w:color w:val="111111"/>
-          <w:sz w:val="28"/>
-          <w:szCs w:val="28"/>
-          <w:rtl/>
-        </w:rPr>
-        <w:t>Kd</w:t>
-      </w:r>
-      <w:proofErr w:type="spellEnd"/>
-      <w:r>
-        <w:rPr>
-          <w:rFonts w:ascii="David" w:hAnsi="David" w:cs="David"/>
-          <w:color w:val="111111"/>
-          <w:sz w:val="28"/>
-          <w:szCs w:val="28"/>
-          <w:rtl/>
-        </w:rPr>
-        <w:t xml:space="preserve">=0.04; ולגובה </w:t>
-      </w:r>
-      <w:proofErr w:type="spellStart"/>
-      <w:r>
-        <w:rPr>
-          <w:rFonts w:ascii="David" w:hAnsi="David" w:cs="David"/>
-          <w:color w:val="111111"/>
-          <w:sz w:val="28"/>
-          <w:szCs w:val="28"/>
-          <w:rtl/>
-        </w:rPr>
-        <w:t>Kp</w:t>
-      </w:r>
-      <w:proofErr w:type="spellEnd"/>
-      <w:r>
-        <w:rPr>
-          <w:rFonts w:ascii="David" w:hAnsi="David" w:cs="David"/>
-          <w:color w:val="111111"/>
-          <w:sz w:val="28"/>
-          <w:szCs w:val="28"/>
-          <w:rtl/>
-        </w:rPr>
-        <w:t xml:space="preserve">=1.6, </w:t>
-      </w:r>
-      <w:proofErr w:type="spellStart"/>
-      <w:r>
-        <w:rPr>
-          <w:rFonts w:ascii="David" w:hAnsi="David" w:cs="David"/>
-          <w:color w:val="111111"/>
-          <w:sz w:val="28"/>
-          <w:szCs w:val="28"/>
-          <w:rtl/>
-        </w:rPr>
-        <w:t>Ki</w:t>
-      </w:r>
-      <w:proofErr w:type="spellEnd"/>
-      <w:r>
-        <w:rPr>
-          <w:rFonts w:ascii="David" w:hAnsi="David" w:cs="David"/>
-          <w:color w:val="111111"/>
-          <w:sz w:val="28"/>
-          <w:szCs w:val="28"/>
-          <w:rtl/>
-        </w:rPr>
-        <w:t xml:space="preserve">=0.0, </w:t>
-      </w:r>
-      <w:proofErr w:type="spellStart"/>
-      <w:r>
-        <w:rPr>
-          <w:rFonts w:ascii="David" w:hAnsi="David" w:cs="David"/>
-          <w:color w:val="111111"/>
-          <w:sz w:val="28"/>
-          <w:szCs w:val="28"/>
-          <w:rtl/>
-        </w:rPr>
-        <w:t>Kd</w:t>
-      </w:r>
-      <w:proofErr w:type="spellEnd"/>
-      <w:r>
-        <w:rPr>
-          <w:rFonts w:ascii="David" w:hAnsi="David" w:cs="David"/>
-          <w:color w:val="111111"/>
-          <w:sz w:val="28"/>
-          <w:szCs w:val="28"/>
-          <w:rtl/>
-        </w:rPr>
-        <w:t>=0.02.</w:t>
+        <w:t>במעקב, שגיאת המיקום האופקי מפעילה PID לסבסוב, שגיאת המיקום האנכי מפעילה PID לגובה, ויחס גובה הפנים לפריים מפעיל PID למרחק. יחס גובה הפנים הרצוי הוא 0.22. הפלט מוגבל לטווח [-100, 100] ונשלח כפקודות RC לכל היותר פעם ב-50ms. ערכי הבקרים הנוכחיים הם: לסבסוב Kp=2.2, Ki=0.0, Kd=0.02; למרחק Kp=2.6, Ki=0.0, Kd=0.04; ולגובה Kp=1.6, Ki=0.0, Kd=0.02.</w:t>
       </w:r>
     </w:p>
     <w:p>
@@ -6636,161 +5356,7 @@
           <w:szCs w:val="28"/>
           <w:rtl/>
         </w:rPr>
-        <w:t xml:space="preserve">קיים </w:t>
-      </w:r>
-      <w:proofErr w:type="spellStart"/>
-      <w:r>
-        <w:rPr>
-          <w:rFonts w:ascii="David" w:hAnsi="David" w:cs="David" w:hint="cs"/>
-          <w:color w:val="111111"/>
-          <w:sz w:val="28"/>
-          <w:szCs w:val="28"/>
-          <w:rtl/>
-        </w:rPr>
-        <w:t>Cooldown</w:t>
-      </w:r>
-      <w:proofErr w:type="spellEnd"/>
-      <w:r>
-        <w:rPr>
-          <w:rFonts w:ascii="David" w:hAnsi="David" w:cs="David" w:hint="cs"/>
-          <w:color w:val="111111"/>
-          <w:sz w:val="28"/>
-          <w:szCs w:val="28"/>
-          <w:rtl/>
-        </w:rPr>
-        <w:t xml:space="preserve"> מרכזי של 0.45 שניות לאחר קבלת פקודת טיסה, כדי למנוע ביצוע חוזר ומהיר של פעולות. פקודות </w:t>
-      </w:r>
-      <w:proofErr w:type="spellStart"/>
-      <w:r>
-        <w:rPr>
-          <w:rFonts w:ascii="David" w:hAnsi="David" w:cs="David" w:hint="cs"/>
-          <w:color w:val="111111"/>
-          <w:sz w:val="28"/>
-          <w:szCs w:val="28"/>
-          <w:rtl/>
-        </w:rPr>
-        <w:t>Land</w:t>
-      </w:r>
-      <w:proofErr w:type="spellEnd"/>
-      <w:r>
-        <w:rPr>
-          <w:rFonts w:ascii="David" w:hAnsi="David" w:cs="David" w:hint="cs"/>
-          <w:color w:val="111111"/>
-          <w:sz w:val="28"/>
-          <w:szCs w:val="28"/>
-          <w:rtl/>
-        </w:rPr>
-        <w:t xml:space="preserve"> ו-</w:t>
-      </w:r>
-      <w:proofErr w:type="spellStart"/>
-      <w:r>
-        <w:rPr>
-          <w:rFonts w:ascii="David" w:hAnsi="David" w:cs="David" w:hint="cs"/>
-          <w:color w:val="111111"/>
-          <w:sz w:val="28"/>
-          <w:szCs w:val="28"/>
-          <w:rtl/>
-        </w:rPr>
-        <w:t>Stop</w:t>
-      </w:r>
-      <w:proofErr w:type="spellEnd"/>
-      <w:r>
-        <w:rPr>
-          <w:rFonts w:ascii="David" w:hAnsi="David" w:cs="David" w:hint="cs"/>
-          <w:color w:val="111111"/>
-          <w:sz w:val="28"/>
-          <w:szCs w:val="28"/>
-          <w:rtl/>
-        </w:rPr>
-        <w:t xml:space="preserve"> </w:t>
-      </w:r>
-      <w:proofErr w:type="spellStart"/>
-      <w:r>
-        <w:rPr>
-          <w:rFonts w:ascii="David" w:hAnsi="David" w:cs="David" w:hint="cs"/>
-          <w:color w:val="111111"/>
-          <w:sz w:val="28"/>
-          <w:szCs w:val="28"/>
-          <w:rtl/>
-        </w:rPr>
-        <w:t>Follow</w:t>
-      </w:r>
-      <w:proofErr w:type="spellEnd"/>
-      <w:r>
-        <w:rPr>
-          <w:rFonts w:ascii="David" w:hAnsi="David" w:cs="David" w:hint="cs"/>
-          <w:color w:val="111111"/>
-          <w:sz w:val="28"/>
-          <w:szCs w:val="28"/>
-          <w:rtl/>
-        </w:rPr>
-        <w:t xml:space="preserve"> פטורות מה-</w:t>
-      </w:r>
-      <w:proofErr w:type="spellStart"/>
-      <w:r>
-        <w:rPr>
-          <w:rFonts w:ascii="David" w:hAnsi="David" w:cs="David" w:hint="cs"/>
-          <w:color w:val="111111"/>
-          <w:sz w:val="28"/>
-          <w:szCs w:val="28"/>
-          <w:rtl/>
-        </w:rPr>
-        <w:t>Cooldown</w:t>
-      </w:r>
-      <w:proofErr w:type="spellEnd"/>
-      <w:r>
-        <w:rPr>
-          <w:rFonts w:ascii="David" w:hAnsi="David" w:cs="David" w:hint="cs"/>
-          <w:color w:val="111111"/>
-          <w:sz w:val="28"/>
-          <w:szCs w:val="28"/>
-          <w:rtl/>
-        </w:rPr>
-        <w:t xml:space="preserve">. לאחר השלמה מוצלחת של </w:t>
-      </w:r>
-      <w:proofErr w:type="spellStart"/>
-      <w:r>
-        <w:rPr>
-          <w:rFonts w:ascii="David" w:hAnsi="David" w:cs="David" w:hint="cs"/>
-          <w:color w:val="111111"/>
-          <w:sz w:val="28"/>
-          <w:szCs w:val="28"/>
-          <w:rtl/>
-        </w:rPr>
-        <w:t>Flip</w:t>
-      </w:r>
-      <w:proofErr w:type="spellEnd"/>
-      <w:r>
-        <w:rPr>
-          <w:rFonts w:ascii="David" w:hAnsi="David" w:cs="David" w:hint="cs"/>
-          <w:color w:val="111111"/>
-          <w:sz w:val="28"/>
-          <w:szCs w:val="28"/>
-          <w:rtl/>
-        </w:rPr>
-        <w:t xml:space="preserve"> מופעלת נעילת התאוששות של 1.25 שניות; בזמן הנעילה כל פקודות הטיסה נחסמות מלבד </w:t>
-      </w:r>
-      <w:proofErr w:type="spellStart"/>
-      <w:r>
-        <w:rPr>
-          <w:rFonts w:ascii="David" w:hAnsi="David" w:cs="David" w:hint="cs"/>
-          <w:color w:val="111111"/>
-          <w:sz w:val="28"/>
-          <w:szCs w:val="28"/>
-          <w:rtl/>
-        </w:rPr>
-        <w:t>Land</w:t>
-      </w:r>
-      <w:proofErr w:type="spellEnd"/>
-      <w:r>
-        <w:rPr>
-          <w:rFonts w:ascii="David" w:hAnsi="David" w:cs="David" w:hint="cs"/>
-          <w:color w:val="111111"/>
-          <w:sz w:val="28"/>
-          <w:szCs w:val="28"/>
-          <w:rtl/>
-        </w:rPr>
-        <w:t>, כך שתמיד ניתן לבצע נחיתת חירום.</w:t>
+        <w:t>קיים Cooldown מרכזי של 0.45 שניות לאחר קבלת פקודת טיסה, כדי למנוע ביצוע חוזר ומהיר של פעולות. פקודות Land ו-Stop Follow פטורות מה-Cooldown. לאחר השלמה מוצלחת של Flip מופעלת נעילת התאוששות של 1.25 שניות; בזמן הנעילה כל פקודות הטיסה נחסמות מלבד Land, כך שתמיד ניתן לבצע נחיתת חירום.</w:t>
       </w:r>
     </w:p>
     <w:p>
@@ -7036,7 +5602,6 @@
                 <w:szCs w:val="28"/>
               </w:rPr>
             </w:pPr>
-            <w:proofErr w:type="spellStart"/>
             <w:r>
               <w:rPr>
                 <w:rFonts w:ascii="David" w:hAnsi="David" w:cs="David"/>
@@ -7045,53 +5610,8 @@
                 <w:szCs w:val="28"/>
                 <w:rtl/>
               </w:rPr>
-              <w:t>take</w:t>
-            </w:r>
-            <w:proofErr w:type="spellEnd"/>
-            <w:r>
-              <w:rPr>
-                <w:rFonts w:ascii="David" w:hAnsi="David" w:cs="David"/>
-                <w:color w:val="111111"/>
-                <w:sz w:val="28"/>
-                <w:szCs w:val="28"/>
-                <w:rtl/>
-              </w:rPr>
-              <w:t xml:space="preserve"> </w:t>
-            </w:r>
-            <w:proofErr w:type="spellStart"/>
-            <w:r>
-              <w:rPr>
-                <w:rFonts w:ascii="David" w:hAnsi="David" w:cs="David"/>
-                <w:color w:val="111111"/>
-                <w:sz w:val="28"/>
-                <w:szCs w:val="28"/>
-                <w:rtl/>
-              </w:rPr>
-              <w:t>off</w:t>
-            </w:r>
-            <w:proofErr w:type="spellEnd"/>
-            <w:r>
-              <w:rPr>
-                <w:rFonts w:ascii="David" w:hAnsi="David" w:cs="David"/>
-                <w:color w:val="111111"/>
-                <w:sz w:val="28"/>
-                <w:szCs w:val="28"/>
-                <w:rtl/>
-              </w:rPr>
-              <w:t xml:space="preserve"> / </w:t>
-            </w:r>
-            <w:proofErr w:type="spellStart"/>
-            <w:r>
-              <w:rPr>
-                <w:rFonts w:ascii="David" w:hAnsi="David" w:cs="David"/>
-                <w:color w:val="111111"/>
-                <w:sz w:val="28"/>
-                <w:szCs w:val="28"/>
-                <w:rtl/>
-              </w:rPr>
-              <w:t>land</w:t>
-            </w:r>
-            <w:proofErr w:type="spellEnd"/>
+              <w:t>take off / land</w:t>
+            </w:r>
           </w:p>
         </w:tc>
       </w:tr>
@@ -7152,7 +5672,6 @@
                 <w:szCs w:val="28"/>
               </w:rPr>
             </w:pPr>
-            <w:proofErr w:type="spellStart"/>
             <w:r>
               <w:rPr>
                 <w:rFonts w:ascii="David" w:hAnsi="David" w:cs="David"/>
@@ -7161,31 +5680,8 @@
                 <w:szCs w:val="28"/>
                 <w:rtl/>
               </w:rPr>
-              <w:t>Fist</w:t>
-            </w:r>
-            <w:proofErr w:type="spellEnd"/>
-            <w:r>
-              <w:rPr>
-                <w:rFonts w:ascii="David" w:hAnsi="David" w:cs="David"/>
-                <w:color w:val="111111"/>
-                <w:sz w:val="28"/>
-                <w:szCs w:val="28"/>
-                <w:rtl/>
-              </w:rPr>
-              <w:t xml:space="preserve"> / </w:t>
-            </w:r>
-            <w:proofErr w:type="spellStart"/>
-            <w:r>
-              <w:rPr>
-                <w:rFonts w:ascii="David" w:hAnsi="David" w:cs="David"/>
-                <w:color w:val="111111"/>
-                <w:sz w:val="28"/>
-                <w:szCs w:val="28"/>
-                <w:rtl/>
-              </w:rPr>
-              <w:t>Stop</w:t>
-            </w:r>
-            <w:proofErr w:type="spellEnd"/>
+              <w:t>Fist / Stop</w:t>
+            </w:r>
           </w:p>
         </w:tc>
         <w:tc>
@@ -7210,7 +5706,6 @@
                 <w:szCs w:val="28"/>
               </w:rPr>
             </w:pPr>
-            <w:proofErr w:type="spellStart"/>
             <w:r>
               <w:rPr>
                 <w:rFonts w:ascii="David" w:hAnsi="David" w:cs="David"/>
@@ -7219,75 +5714,8 @@
                 <w:szCs w:val="28"/>
                 <w:rtl/>
               </w:rPr>
-              <w:t>follow</w:t>
-            </w:r>
-            <w:proofErr w:type="spellEnd"/>
-            <w:r>
-              <w:rPr>
-                <w:rFonts w:ascii="David" w:hAnsi="David" w:cs="David"/>
-                <w:color w:val="111111"/>
-                <w:sz w:val="28"/>
-                <w:szCs w:val="28"/>
-                <w:rtl/>
-              </w:rPr>
-              <w:t xml:space="preserve"> </w:t>
-            </w:r>
-            <w:proofErr w:type="spellStart"/>
-            <w:r>
-              <w:rPr>
-                <w:rFonts w:ascii="David" w:hAnsi="David" w:cs="David"/>
-                <w:color w:val="111111"/>
-                <w:sz w:val="28"/>
-                <w:szCs w:val="28"/>
-                <w:rtl/>
-              </w:rPr>
-              <w:t>me</w:t>
-            </w:r>
-            <w:proofErr w:type="spellEnd"/>
-            <w:r>
-              <w:rPr>
-                <w:rFonts w:ascii="David" w:hAnsi="David" w:cs="David"/>
-                <w:color w:val="111111"/>
-                <w:sz w:val="28"/>
-                <w:szCs w:val="28"/>
-                <w:rtl/>
-              </w:rPr>
-              <w:t xml:space="preserve"> / </w:t>
-            </w:r>
-            <w:proofErr w:type="spellStart"/>
-            <w:r>
-              <w:rPr>
-                <w:rFonts w:ascii="David" w:hAnsi="David" w:cs="David"/>
-                <w:color w:val="111111"/>
-                <w:sz w:val="28"/>
-                <w:szCs w:val="28"/>
-                <w:rtl/>
-              </w:rPr>
-              <w:t>stop</w:t>
-            </w:r>
-            <w:proofErr w:type="spellEnd"/>
-            <w:r>
-              <w:rPr>
-                <w:rFonts w:ascii="David" w:hAnsi="David" w:cs="David"/>
-                <w:color w:val="111111"/>
-                <w:sz w:val="28"/>
-                <w:szCs w:val="28"/>
-                <w:rtl/>
-              </w:rPr>
-              <w:t xml:space="preserve"> </w:t>
-            </w:r>
-            <w:proofErr w:type="spellStart"/>
-            <w:r>
-              <w:rPr>
-                <w:rFonts w:ascii="David" w:hAnsi="David" w:cs="David"/>
-                <w:color w:val="111111"/>
-                <w:sz w:val="28"/>
-                <w:szCs w:val="28"/>
-                <w:rtl/>
-              </w:rPr>
-              <w:t>following</w:t>
-            </w:r>
-            <w:proofErr w:type="spellEnd"/>
+              <w:t>follow me / stop following</w:t>
+            </w:r>
           </w:p>
         </w:tc>
       </w:tr>
@@ -7346,7 +5774,6 @@
                 <w:szCs w:val="28"/>
               </w:rPr>
             </w:pPr>
-            <w:proofErr w:type="spellStart"/>
             <w:r>
               <w:rPr>
                 <w:rFonts w:ascii="David" w:hAnsi="David" w:cs="David"/>
@@ -7355,31 +5782,8 @@
                 <w:szCs w:val="28"/>
                 <w:rtl/>
               </w:rPr>
-              <w:t>Call</w:t>
-            </w:r>
-            <w:proofErr w:type="spellEnd"/>
-            <w:r>
-              <w:rPr>
-                <w:rFonts w:ascii="David" w:hAnsi="David" w:cs="David"/>
-                <w:color w:val="111111"/>
-                <w:sz w:val="28"/>
-                <w:szCs w:val="28"/>
-                <w:rtl/>
-              </w:rPr>
-              <w:t xml:space="preserve"> / </w:t>
-            </w:r>
-            <w:proofErr w:type="spellStart"/>
-            <w:r>
-              <w:rPr>
-                <w:rFonts w:ascii="David" w:hAnsi="David" w:cs="David"/>
-                <w:color w:val="111111"/>
-                <w:sz w:val="28"/>
-                <w:szCs w:val="28"/>
-                <w:rtl/>
-              </w:rPr>
-              <w:t>Dislike</w:t>
-            </w:r>
-            <w:proofErr w:type="spellEnd"/>
+              <w:t>Call / Dislike</w:t>
+            </w:r>
           </w:p>
         </w:tc>
         <w:tc>
@@ -7403,7 +5807,6 @@
                 <w:szCs w:val="28"/>
               </w:rPr>
             </w:pPr>
-            <w:proofErr w:type="spellStart"/>
             <w:r>
               <w:rPr>
                 <w:rFonts w:ascii="David" w:hAnsi="David" w:cs="David"/>
@@ -7412,75 +5815,8 @@
                 <w:szCs w:val="28"/>
                 <w:rtl/>
               </w:rPr>
-              <w:t>go</w:t>
-            </w:r>
-            <w:proofErr w:type="spellEnd"/>
-            <w:r>
-              <w:rPr>
-                <w:rFonts w:ascii="David" w:hAnsi="David" w:cs="David"/>
-                <w:color w:val="111111"/>
-                <w:sz w:val="28"/>
-                <w:szCs w:val="28"/>
-                <w:rtl/>
-              </w:rPr>
-              <w:t xml:space="preserve"> </w:t>
-            </w:r>
-            <w:proofErr w:type="spellStart"/>
-            <w:r>
-              <w:rPr>
-                <w:rFonts w:ascii="David" w:hAnsi="David" w:cs="David"/>
-                <w:color w:val="111111"/>
-                <w:sz w:val="28"/>
-                <w:szCs w:val="28"/>
-                <w:rtl/>
-              </w:rPr>
-              <w:t>up</w:t>
-            </w:r>
-            <w:proofErr w:type="spellEnd"/>
-            <w:r>
-              <w:rPr>
-                <w:rFonts w:ascii="David" w:hAnsi="David" w:cs="David"/>
-                <w:color w:val="111111"/>
-                <w:sz w:val="28"/>
-                <w:szCs w:val="28"/>
-                <w:rtl/>
-              </w:rPr>
-              <w:t xml:space="preserve"> / </w:t>
-            </w:r>
-            <w:proofErr w:type="spellStart"/>
-            <w:r>
-              <w:rPr>
-                <w:rFonts w:ascii="David" w:hAnsi="David" w:cs="David"/>
-                <w:color w:val="111111"/>
-                <w:sz w:val="28"/>
-                <w:szCs w:val="28"/>
-                <w:rtl/>
-              </w:rPr>
-              <w:t>go</w:t>
-            </w:r>
-            <w:proofErr w:type="spellEnd"/>
-            <w:r>
-              <w:rPr>
-                <w:rFonts w:ascii="David" w:hAnsi="David" w:cs="David"/>
-                <w:color w:val="111111"/>
-                <w:sz w:val="28"/>
-                <w:szCs w:val="28"/>
-                <w:rtl/>
-              </w:rPr>
-              <w:t xml:space="preserve"> </w:t>
-            </w:r>
-            <w:proofErr w:type="spellStart"/>
-            <w:r>
-              <w:rPr>
-                <w:rFonts w:ascii="David" w:hAnsi="David" w:cs="David"/>
-                <w:color w:val="111111"/>
-                <w:sz w:val="28"/>
-                <w:szCs w:val="28"/>
-                <w:rtl/>
-              </w:rPr>
-              <w:t>down</w:t>
-            </w:r>
-            <w:proofErr w:type="spellEnd"/>
+              <w:t>go up / go down</w:t>
+            </w:r>
           </w:p>
         </w:tc>
       </w:tr>
@@ -7515,20 +5851,8 @@
                 <w:szCs w:val="28"/>
                 <w:rtl/>
               </w:rPr>
-              <w:t xml:space="preserve">תנועה </w:t>
-            </w:r>
-            <w:proofErr w:type="spellStart"/>
-            <w:r>
-              <w:rPr>
-                <w:rFonts w:ascii="David" w:hAnsi="David" w:cs="David"/>
-                <w:color w:val="111111"/>
-                <w:sz w:val="28"/>
-                <w:szCs w:val="28"/>
-                <w:rtl/>
-              </w:rPr>
-              <w:t>צדית</w:t>
-            </w:r>
-            <w:proofErr w:type="spellEnd"/>
+              <w:t>תנועה צדית</w:t>
+            </w:r>
           </w:p>
         </w:tc>
         <w:tc>
@@ -7553,7 +5877,6 @@
                 <w:szCs w:val="28"/>
               </w:rPr>
             </w:pPr>
-            <w:proofErr w:type="spellStart"/>
             <w:r>
               <w:rPr>
                 <w:rFonts w:ascii="David" w:hAnsi="David" w:cs="David"/>
@@ -7562,31 +5885,8 @@
                 <w:szCs w:val="28"/>
                 <w:rtl/>
               </w:rPr>
-              <w:t>One</w:t>
-            </w:r>
-            <w:proofErr w:type="spellEnd"/>
-            <w:r>
-              <w:rPr>
-                <w:rFonts w:ascii="David" w:hAnsi="David" w:cs="David"/>
-                <w:color w:val="111111"/>
-                <w:sz w:val="28"/>
-                <w:szCs w:val="28"/>
-                <w:rtl/>
-              </w:rPr>
-              <w:t xml:space="preserve"> / </w:t>
-            </w:r>
-            <w:proofErr w:type="spellStart"/>
-            <w:r>
-              <w:rPr>
-                <w:rFonts w:ascii="David" w:hAnsi="David" w:cs="David"/>
-                <w:color w:val="111111"/>
-                <w:sz w:val="28"/>
-                <w:szCs w:val="28"/>
-                <w:rtl/>
-              </w:rPr>
-              <w:t>Peace</w:t>
-            </w:r>
-            <w:proofErr w:type="spellEnd"/>
+              <w:t>One / Peace</w:t>
+            </w:r>
           </w:p>
         </w:tc>
         <w:tc>
@@ -7611,7 +5911,6 @@
                 <w:szCs w:val="28"/>
               </w:rPr>
             </w:pPr>
-            <w:proofErr w:type="spellStart"/>
             <w:r>
               <w:rPr>
                 <w:rFonts w:ascii="David" w:hAnsi="David" w:cs="David"/>
@@ -7620,75 +5919,8 @@
                 <w:szCs w:val="28"/>
                 <w:rtl/>
               </w:rPr>
-              <w:t>go</w:t>
-            </w:r>
-            <w:proofErr w:type="spellEnd"/>
-            <w:r>
-              <w:rPr>
-                <w:rFonts w:ascii="David" w:hAnsi="David" w:cs="David"/>
-                <w:color w:val="111111"/>
-                <w:sz w:val="28"/>
-                <w:szCs w:val="28"/>
-                <w:rtl/>
-              </w:rPr>
-              <w:t xml:space="preserve"> </w:t>
-            </w:r>
-            <w:proofErr w:type="spellStart"/>
-            <w:r>
-              <w:rPr>
-                <w:rFonts w:ascii="David" w:hAnsi="David" w:cs="David"/>
-                <w:color w:val="111111"/>
-                <w:sz w:val="28"/>
-                <w:szCs w:val="28"/>
-                <w:rtl/>
-              </w:rPr>
-              <w:t>left</w:t>
-            </w:r>
-            <w:proofErr w:type="spellEnd"/>
-            <w:r>
-              <w:rPr>
-                <w:rFonts w:ascii="David" w:hAnsi="David" w:cs="David"/>
-                <w:color w:val="111111"/>
-                <w:sz w:val="28"/>
-                <w:szCs w:val="28"/>
-                <w:rtl/>
-              </w:rPr>
-              <w:t xml:space="preserve"> / </w:t>
-            </w:r>
-            <w:proofErr w:type="spellStart"/>
-            <w:r>
-              <w:rPr>
-                <w:rFonts w:ascii="David" w:hAnsi="David" w:cs="David"/>
-                <w:color w:val="111111"/>
-                <w:sz w:val="28"/>
-                <w:szCs w:val="28"/>
-                <w:rtl/>
-              </w:rPr>
-              <w:t>go</w:t>
-            </w:r>
-            <w:proofErr w:type="spellEnd"/>
-            <w:r>
-              <w:rPr>
-                <w:rFonts w:ascii="David" w:hAnsi="David" w:cs="David"/>
-                <w:color w:val="111111"/>
-                <w:sz w:val="28"/>
-                <w:szCs w:val="28"/>
-                <w:rtl/>
-              </w:rPr>
-              <w:t xml:space="preserve"> </w:t>
-            </w:r>
-            <w:proofErr w:type="spellStart"/>
-            <w:r>
-              <w:rPr>
-                <w:rFonts w:ascii="David" w:hAnsi="David" w:cs="David"/>
-                <w:color w:val="111111"/>
-                <w:sz w:val="28"/>
-                <w:szCs w:val="28"/>
-                <w:rtl/>
-              </w:rPr>
-              <w:t>right</w:t>
-            </w:r>
-            <w:proofErr w:type="spellEnd"/>
+              <w:t>go left / go right</w:t>
+            </w:r>
           </w:p>
         </w:tc>
       </w:tr>
@@ -7755,20 +5987,8 @@
                 <w:szCs w:val="28"/>
                 <w:rtl/>
               </w:rPr>
-              <w:t xml:space="preserve">Three2 / </w:t>
-            </w:r>
-            <w:proofErr w:type="spellStart"/>
-            <w:r>
-              <w:rPr>
-                <w:rFonts w:ascii="David" w:hAnsi="David" w:cs="David"/>
-                <w:color w:val="111111"/>
-                <w:sz w:val="28"/>
-                <w:szCs w:val="28"/>
-                <w:rtl/>
-              </w:rPr>
-              <w:t>Four</w:t>
-            </w:r>
-            <w:proofErr w:type="spellEnd"/>
+              <w:t>Three2 / Four</w:t>
+            </w:r>
           </w:p>
         </w:tc>
         <w:tc>
@@ -7792,7 +6012,6 @@
                 <w:szCs w:val="28"/>
               </w:rPr>
             </w:pPr>
-            <w:proofErr w:type="spellStart"/>
             <w:r>
               <w:rPr>
                 <w:rFonts w:ascii="David" w:hAnsi="David" w:cs="David"/>
@@ -7801,75 +6020,8 @@
                 <w:szCs w:val="28"/>
                 <w:rtl/>
               </w:rPr>
-              <w:t>rotate</w:t>
-            </w:r>
-            <w:proofErr w:type="spellEnd"/>
-            <w:r>
-              <w:rPr>
-                <w:rFonts w:ascii="David" w:hAnsi="David" w:cs="David"/>
-                <w:color w:val="111111"/>
-                <w:sz w:val="28"/>
-                <w:szCs w:val="28"/>
-                <w:rtl/>
-              </w:rPr>
-              <w:t xml:space="preserve"> </w:t>
-            </w:r>
-            <w:proofErr w:type="spellStart"/>
-            <w:r>
-              <w:rPr>
-                <w:rFonts w:ascii="David" w:hAnsi="David" w:cs="David"/>
-                <w:color w:val="111111"/>
-                <w:sz w:val="28"/>
-                <w:szCs w:val="28"/>
-                <w:rtl/>
-              </w:rPr>
-              <w:t>left</w:t>
-            </w:r>
-            <w:proofErr w:type="spellEnd"/>
-            <w:r>
-              <w:rPr>
-                <w:rFonts w:ascii="David" w:hAnsi="David" w:cs="David"/>
-                <w:color w:val="111111"/>
-                <w:sz w:val="28"/>
-                <w:szCs w:val="28"/>
-                <w:rtl/>
-              </w:rPr>
-              <w:t xml:space="preserve"> / </w:t>
-            </w:r>
-            <w:proofErr w:type="spellStart"/>
-            <w:r>
-              <w:rPr>
-                <w:rFonts w:ascii="David" w:hAnsi="David" w:cs="David"/>
-                <w:color w:val="111111"/>
-                <w:sz w:val="28"/>
-                <w:szCs w:val="28"/>
-                <w:rtl/>
-              </w:rPr>
-              <w:t>rotate</w:t>
-            </w:r>
-            <w:proofErr w:type="spellEnd"/>
-            <w:r>
-              <w:rPr>
-                <w:rFonts w:ascii="David" w:hAnsi="David" w:cs="David"/>
-                <w:color w:val="111111"/>
-                <w:sz w:val="28"/>
-                <w:szCs w:val="28"/>
-                <w:rtl/>
-              </w:rPr>
-              <w:t xml:space="preserve"> </w:t>
-            </w:r>
-            <w:proofErr w:type="spellStart"/>
-            <w:r>
-              <w:rPr>
-                <w:rFonts w:ascii="David" w:hAnsi="David" w:cs="David"/>
-                <w:color w:val="111111"/>
-                <w:sz w:val="28"/>
-                <w:szCs w:val="28"/>
-                <w:rtl/>
-              </w:rPr>
-              <w:t>right</w:t>
-            </w:r>
-            <w:proofErr w:type="spellEnd"/>
+              <w:t>rotate left / rotate right</w:t>
+            </w:r>
           </w:p>
         </w:tc>
       </w:tr>
@@ -7930,7 +6082,6 @@
                 <w:szCs w:val="28"/>
               </w:rPr>
             </w:pPr>
-            <w:proofErr w:type="spellStart"/>
             <w:r>
               <w:rPr>
                 <w:rFonts w:ascii="David" w:hAnsi="David" w:cs="David"/>
@@ -7941,7 +6092,6 @@
               </w:rPr>
               <w:t>Grip</w:t>
             </w:r>
-            <w:proofErr w:type="spellEnd"/>
           </w:p>
         </w:tc>
         <w:tc>
@@ -7966,7 +6116,6 @@
                 <w:szCs w:val="28"/>
               </w:rPr>
             </w:pPr>
-            <w:proofErr w:type="spellStart"/>
             <w:r>
               <w:rPr>
                 <w:rFonts w:ascii="David" w:hAnsi="David" w:cs="David"/>
@@ -7975,31 +6124,8 @@
                 <w:szCs w:val="28"/>
                 <w:rtl/>
               </w:rPr>
-              <w:t>take</w:t>
-            </w:r>
-            <w:proofErr w:type="spellEnd"/>
-            <w:r>
-              <w:rPr>
-                <w:rFonts w:ascii="David" w:hAnsi="David" w:cs="David"/>
-                <w:color w:val="111111"/>
-                <w:sz w:val="28"/>
-                <w:szCs w:val="28"/>
-                <w:rtl/>
-              </w:rPr>
-              <w:t xml:space="preserve"> </w:t>
-            </w:r>
-            <w:proofErr w:type="spellStart"/>
-            <w:r>
-              <w:rPr>
-                <w:rFonts w:ascii="David" w:hAnsi="David" w:cs="David"/>
-                <w:color w:val="111111"/>
-                <w:sz w:val="28"/>
-                <w:szCs w:val="28"/>
-                <w:rtl/>
-              </w:rPr>
-              <w:t>photo</w:t>
-            </w:r>
-            <w:proofErr w:type="spellEnd"/>
+              <w:t>take photo</w:t>
+            </w:r>
           </w:p>
         </w:tc>
       </w:tr>
@@ -8025,7 +6151,6 @@
                 <w:szCs w:val="28"/>
               </w:rPr>
             </w:pPr>
-            <w:proofErr w:type="spellStart"/>
             <w:r>
               <w:rPr>
                 <w:rFonts w:ascii="David" w:hAnsi="David" w:cs="David"/>
@@ -8036,7 +6161,6 @@
               </w:rPr>
               <w:t>Flip</w:t>
             </w:r>
-            <w:proofErr w:type="spellEnd"/>
           </w:p>
         </w:tc>
         <w:tc>
@@ -8093,7 +6217,6 @@
                 <w:szCs w:val="28"/>
               </w:rPr>
             </w:pPr>
-            <w:proofErr w:type="spellStart"/>
             <w:r>
               <w:rPr>
                 <w:rFonts w:ascii="David" w:hAnsi="David" w:cs="David"/>
@@ -8102,163 +6225,8 @@
                 <w:szCs w:val="28"/>
                 <w:rtl/>
               </w:rPr>
-              <w:t>flip</w:t>
-            </w:r>
-            <w:proofErr w:type="spellEnd"/>
-            <w:r>
-              <w:rPr>
-                <w:rFonts w:ascii="David" w:hAnsi="David" w:cs="David"/>
-                <w:color w:val="111111"/>
-                <w:sz w:val="28"/>
-                <w:szCs w:val="28"/>
-                <w:rtl/>
-              </w:rPr>
-              <w:t xml:space="preserve"> </w:t>
-            </w:r>
-            <w:proofErr w:type="spellStart"/>
-            <w:r>
-              <w:rPr>
-                <w:rFonts w:ascii="David" w:hAnsi="David" w:cs="David"/>
-                <w:color w:val="111111"/>
-                <w:sz w:val="28"/>
-                <w:szCs w:val="28"/>
-                <w:rtl/>
-              </w:rPr>
-              <w:t>forward</w:t>
-            </w:r>
-            <w:proofErr w:type="spellEnd"/>
-            <w:r>
-              <w:rPr>
-                <w:rFonts w:ascii="David" w:hAnsi="David" w:cs="David"/>
-                <w:color w:val="111111"/>
-                <w:sz w:val="28"/>
-                <w:szCs w:val="28"/>
-                <w:rtl/>
-              </w:rPr>
-              <w:t xml:space="preserve"> / </w:t>
-            </w:r>
-            <w:proofErr w:type="spellStart"/>
-            <w:r>
-              <w:rPr>
-                <w:rFonts w:ascii="David" w:hAnsi="David" w:cs="David"/>
-                <w:color w:val="111111"/>
-                <w:sz w:val="28"/>
-                <w:szCs w:val="28"/>
-                <w:rtl/>
-              </w:rPr>
-              <w:t>flip</w:t>
-            </w:r>
-            <w:proofErr w:type="spellEnd"/>
-            <w:r>
-              <w:rPr>
-                <w:rFonts w:ascii="David" w:hAnsi="David" w:cs="David"/>
-                <w:color w:val="111111"/>
-                <w:sz w:val="28"/>
-                <w:szCs w:val="28"/>
-                <w:rtl/>
-              </w:rPr>
-              <w:t xml:space="preserve"> </w:t>
-            </w:r>
-            <w:proofErr w:type="spellStart"/>
-            <w:r>
-              <w:rPr>
-                <w:rFonts w:ascii="David" w:hAnsi="David" w:cs="David"/>
-                <w:color w:val="111111"/>
-                <w:sz w:val="28"/>
-                <w:szCs w:val="28"/>
-                <w:rtl/>
-              </w:rPr>
-              <w:t>back</w:t>
-            </w:r>
-            <w:proofErr w:type="spellEnd"/>
-            <w:r>
-              <w:rPr>
-                <w:rFonts w:ascii="David" w:hAnsi="David" w:cs="David"/>
-                <w:color w:val="111111"/>
-                <w:sz w:val="28"/>
-                <w:szCs w:val="28"/>
-                <w:rtl/>
-              </w:rPr>
-              <w:t xml:space="preserve"> / </w:t>
-            </w:r>
-            <w:proofErr w:type="spellStart"/>
-            <w:r>
-              <w:rPr>
-                <w:rFonts w:ascii="David" w:hAnsi="David" w:cs="David"/>
-                <w:color w:val="111111"/>
-                <w:sz w:val="28"/>
-                <w:szCs w:val="28"/>
-                <w:rtl/>
-              </w:rPr>
-              <w:t>flip</w:t>
-            </w:r>
-            <w:proofErr w:type="spellEnd"/>
-            <w:r>
-              <w:rPr>
-                <w:rFonts w:ascii="David" w:hAnsi="David" w:cs="David"/>
-                <w:color w:val="111111"/>
-                <w:sz w:val="28"/>
-                <w:szCs w:val="28"/>
-                <w:rtl/>
-              </w:rPr>
-              <w:t xml:space="preserve"> </w:t>
-            </w:r>
-            <w:proofErr w:type="spellStart"/>
-            <w:r>
-              <w:rPr>
-                <w:rFonts w:ascii="David" w:hAnsi="David" w:cs="David"/>
-                <w:color w:val="111111"/>
-                <w:sz w:val="28"/>
-                <w:szCs w:val="28"/>
-                <w:rtl/>
-              </w:rPr>
-              <w:t>left</w:t>
-            </w:r>
-            <w:proofErr w:type="spellEnd"/>
-            <w:r>
-              <w:rPr>
-                <w:rFonts w:ascii="David" w:hAnsi="David" w:cs="David"/>
-                <w:color w:val="111111"/>
-                <w:sz w:val="28"/>
-                <w:szCs w:val="28"/>
-                <w:rtl/>
-              </w:rPr>
-              <w:t xml:space="preserve"> / </w:t>
-            </w:r>
-            <w:proofErr w:type="spellStart"/>
-            <w:r>
-              <w:rPr>
-                <w:rFonts w:ascii="David" w:hAnsi="David" w:cs="David"/>
-                <w:color w:val="111111"/>
-                <w:sz w:val="28"/>
-                <w:szCs w:val="28"/>
-                <w:rtl/>
-              </w:rPr>
-              <w:t>flip</w:t>
-            </w:r>
-            <w:proofErr w:type="spellEnd"/>
-            <w:r>
-              <w:rPr>
-                <w:rFonts w:ascii="David" w:hAnsi="David" w:cs="David"/>
-                <w:color w:val="111111"/>
-                <w:sz w:val="28"/>
-                <w:szCs w:val="28"/>
-                <w:rtl/>
-              </w:rPr>
-              <w:t xml:space="preserve"> </w:t>
-            </w:r>
-            <w:proofErr w:type="spellStart"/>
-            <w:r>
-              <w:rPr>
-                <w:rFonts w:ascii="David" w:hAnsi="David" w:cs="David"/>
-                <w:color w:val="111111"/>
-                <w:sz w:val="28"/>
-                <w:szCs w:val="28"/>
-                <w:rtl/>
-              </w:rPr>
-              <w:t>right</w:t>
-            </w:r>
-            <w:proofErr w:type="spellEnd"/>
+              <w:t>flip forward / flip back / flip left / flip right</w:t>
+            </w:r>
           </w:p>
         </w:tc>
       </w:tr>
@@ -8353,7 +6321,6 @@
                 <w:szCs w:val="28"/>
               </w:rPr>
             </w:pPr>
-            <w:proofErr w:type="spellStart"/>
             <w:r>
               <w:rPr>
                 <w:rFonts w:ascii="David" w:hAnsi="David" w:cs="David"/>
@@ -8362,75 +6329,8 @@
                 <w:szCs w:val="28"/>
                 <w:rtl/>
               </w:rPr>
-              <w:t>gesture</w:t>
-            </w:r>
-            <w:proofErr w:type="spellEnd"/>
-            <w:r>
-              <w:rPr>
-                <w:rFonts w:ascii="David" w:hAnsi="David" w:cs="David"/>
-                <w:color w:val="111111"/>
-                <w:sz w:val="28"/>
-                <w:szCs w:val="28"/>
-                <w:rtl/>
-              </w:rPr>
-              <w:t xml:space="preserve"> </w:t>
-            </w:r>
-            <w:proofErr w:type="spellStart"/>
-            <w:r>
-              <w:rPr>
-                <w:rFonts w:ascii="David" w:hAnsi="David" w:cs="David"/>
-                <w:color w:val="111111"/>
-                <w:sz w:val="28"/>
-                <w:szCs w:val="28"/>
-                <w:rtl/>
-              </w:rPr>
-              <w:t>mode</w:t>
-            </w:r>
-            <w:proofErr w:type="spellEnd"/>
-            <w:r>
-              <w:rPr>
-                <w:rFonts w:ascii="David" w:hAnsi="David" w:cs="David"/>
-                <w:color w:val="111111"/>
-                <w:sz w:val="28"/>
-                <w:szCs w:val="28"/>
-                <w:rtl/>
-              </w:rPr>
-              <w:t xml:space="preserve"> / </w:t>
-            </w:r>
-            <w:proofErr w:type="spellStart"/>
-            <w:r>
-              <w:rPr>
-                <w:rFonts w:ascii="David" w:hAnsi="David" w:cs="David"/>
-                <w:color w:val="111111"/>
-                <w:sz w:val="28"/>
-                <w:szCs w:val="28"/>
-                <w:rtl/>
-              </w:rPr>
-              <w:t>voice</w:t>
-            </w:r>
-            <w:proofErr w:type="spellEnd"/>
-            <w:r>
-              <w:rPr>
-                <w:rFonts w:ascii="David" w:hAnsi="David" w:cs="David"/>
-                <w:color w:val="111111"/>
-                <w:sz w:val="28"/>
-                <w:szCs w:val="28"/>
-                <w:rtl/>
-              </w:rPr>
-              <w:t xml:space="preserve"> </w:t>
-            </w:r>
-            <w:proofErr w:type="spellStart"/>
-            <w:r>
-              <w:rPr>
-                <w:rFonts w:ascii="David" w:hAnsi="David" w:cs="David"/>
-                <w:color w:val="111111"/>
-                <w:sz w:val="28"/>
-                <w:szCs w:val="28"/>
-                <w:rtl/>
-              </w:rPr>
-              <w:t>mode</w:t>
-            </w:r>
-            <w:proofErr w:type="spellEnd"/>
+              <w:t>gesture mode / voice mode</w:t>
+            </w:r>
           </w:p>
         </w:tc>
       </w:tr>
@@ -8497,117 +6397,7 @@
           <w:szCs w:val="28"/>
           <w:rtl/>
         </w:rPr>
-        <w:t xml:space="preserve">תהליך הבדיקה היה הדרגתי: לאחר כל </w:t>
-      </w:r>
-      <w:proofErr w:type="spellStart"/>
-      <w:r>
-        <w:rPr>
-          <w:rFonts w:ascii="David" w:hAnsi="David" w:cs="David"/>
-          <w:color w:val="111111"/>
-          <w:sz w:val="28"/>
-          <w:szCs w:val="28"/>
-          <w:rtl/>
-        </w:rPr>
-        <w:t>Feature</w:t>
-      </w:r>
-      <w:proofErr w:type="spellEnd"/>
-      <w:r>
-        <w:rPr>
-          <w:rFonts w:ascii="David" w:hAnsi="David" w:cs="David"/>
-          <w:color w:val="111111"/>
-          <w:sz w:val="28"/>
-          <w:szCs w:val="28"/>
-          <w:rtl/>
-        </w:rPr>
-        <w:t xml:space="preserve"> או שינוי בקוד בוצעו תחילה בדיקות ידניות במצב </w:t>
-      </w:r>
-      <w:proofErr w:type="spellStart"/>
-      <w:r>
-        <w:rPr>
-          <w:rFonts w:ascii="David" w:hAnsi="David" w:cs="David"/>
-          <w:color w:val="111111"/>
-          <w:sz w:val="28"/>
-          <w:szCs w:val="28"/>
-          <w:rtl/>
-        </w:rPr>
-        <w:t>Mock</w:t>
-      </w:r>
-      <w:proofErr w:type="spellEnd"/>
-      <w:r>
-        <w:rPr>
-          <w:rFonts w:ascii="David" w:hAnsi="David" w:cs="David"/>
-          <w:color w:val="111111"/>
-          <w:sz w:val="28"/>
-          <w:szCs w:val="28"/>
-          <w:rtl/>
-        </w:rPr>
-        <w:t xml:space="preserve"> עם מצלמת המחשב, וכן בדיקות אוטומטיות באמצעות </w:t>
-      </w:r>
-      <w:proofErr w:type="spellStart"/>
-      <w:r>
-        <w:rPr>
-          <w:rFonts w:ascii="David" w:hAnsi="David" w:cs="David"/>
-          <w:color w:val="111111"/>
-          <w:sz w:val="28"/>
-          <w:szCs w:val="28"/>
-          <w:rtl/>
-        </w:rPr>
-        <w:t>pytest</w:t>
-      </w:r>
-      <w:proofErr w:type="spellEnd"/>
-      <w:r>
-        <w:rPr>
-          <w:rFonts w:ascii="David" w:hAnsi="David" w:cs="David"/>
-          <w:color w:val="111111"/>
-          <w:sz w:val="28"/>
-          <w:szCs w:val="28"/>
-          <w:rtl/>
-        </w:rPr>
-        <w:t xml:space="preserve"> ללא צורך בחומרה. לאחר מכן בוצעה בדיקה ברחפן האמיתי. נבדקו כל מצבי המערכת: המראה ונחיתה, תנועה וסיבוב, מעבר בין שליטה קולית למחוות, צילום, מעקב ו-</w:t>
-      </w:r>
-      <w:proofErr w:type="spellStart"/>
-      <w:r>
-        <w:rPr>
-          <w:rFonts w:ascii="David" w:hAnsi="David" w:cs="David"/>
-          <w:color w:val="111111"/>
-          <w:sz w:val="28"/>
-          <w:szCs w:val="28"/>
-          <w:rtl/>
-        </w:rPr>
-        <w:t>Flips</w:t>
-      </w:r>
-      <w:proofErr w:type="spellEnd"/>
-      <w:r>
-        <w:rPr>
-          <w:rFonts w:ascii="David" w:hAnsi="David" w:cs="David"/>
-          <w:color w:val="111111"/>
-          <w:sz w:val="28"/>
-          <w:szCs w:val="28"/>
-          <w:rtl/>
-        </w:rPr>
-        <w:t xml:space="preserve">. סביבת הניסוי כללה חדר וגם שטח חוץ, במרחק טיפוסי של 1-2 מטרים </w:t>
-      </w:r>
-      <w:proofErr w:type="spellStart"/>
-      <w:r>
-        <w:rPr>
-          <w:rFonts w:ascii="David" w:hAnsi="David" w:cs="David"/>
-          <w:color w:val="111111"/>
-          <w:sz w:val="28"/>
-          <w:szCs w:val="28"/>
-          <w:rtl/>
-        </w:rPr>
-        <w:t>מהרחפן</w:t>
-      </w:r>
-      <w:proofErr w:type="spellEnd"/>
-      <w:r>
-        <w:rPr>
-          <w:rFonts w:ascii="David" w:hAnsi="David" w:cs="David"/>
-          <w:color w:val="111111"/>
-          <w:sz w:val="28"/>
-          <w:szCs w:val="28"/>
-          <w:rtl/>
-        </w:rPr>
-        <w:t>.</w:t>
+        <w:t>תהליך הבדיקה היה הדרגתי: לאחר כל Feature או שינוי בקוד בוצעו תחילה בדיקות ידניות במצב Mock עם מצלמת המחשב, וכן בדיקות אוטומטיות באמצעות pytest ללא צורך בחומרה. לאחר מכן בוצעה בדיקה ברחפן האמיתי. נבדקו כל מצבי המערכת: המראה ונחיתה, תנועה וסיבוב, מעבר בין שליטה קולית למחוות, צילום, מעקב ו-Flips. סביבת הניסוי כללה חדר וגם שטח חוץ, במרחק טיפוסי של 1-2 מטרים מהרחפן.</w:t>
       </w:r>
     </w:p>
     <w:p>
@@ -9077,29 +6867,84 @@
                 <w:szCs w:val="28"/>
                 <w:rtl/>
               </w:rPr>
-              <w:t xml:space="preserve">התמונה נשמרת בהצלחה בתיקיית </w:t>
-            </w:r>
-            <w:proofErr w:type="spellStart"/>
-            <w:r>
-              <w:rPr>
-                <w:rFonts w:ascii="David" w:hAnsi="David" w:cs="David"/>
+              <w:t>התמונה נשמרת בהצלחה בתיקיית photos לאחר ספירה של 3 שניות</w:t>
+            </w:r>
+            <w:r>
+              <w:rPr>
+                <w:rFonts w:ascii="David" w:hAnsi="David" w:cs="David"/>
+                <w:i/>
+                <w:color w:val="5B6573"/>
+                <w:sz w:val="28"/>
+                <w:szCs w:val="28"/>
+                <w:rtl/>
+              </w:rPr>
+              <w:drawing>
+                <wp:anchor distT="0" distB="0" distL="114300" distR="114300" simplePos="0" relativeHeight="251659264" behindDoc="1" locked="0" layoutInCell="1" allowOverlap="1" wp14:anchorId="47A518BD" wp14:editId="23B2D37E">
+                  <wp:simplePos x="0" y="0"/>
+                  <wp:positionH relativeFrom="column">
+                    <wp:posOffset>-53975</wp:posOffset>
+                  </wp:positionH>
+                  <wp:positionV relativeFrom="paragraph">
+                    <wp:posOffset>538480</wp:posOffset>
+                  </wp:positionV>
+                  <wp:extent cx="4330700" cy="2232660"/>
+                  <wp:effectExtent l="0" t="0" r="0" b="0"/>
+                  <wp:wrapTight wrapText="bothSides">
+                    <wp:wrapPolygon edited="0">
+                      <wp:start x="0" y="0"/>
+                      <wp:lineTo x="0" y="21379"/>
+                      <wp:lineTo x="21473" y="21379"/>
+                      <wp:lineTo x="21473" y="0"/>
+                      <wp:lineTo x="0" y="0"/>
+                    </wp:wrapPolygon>
+                  </wp:wrapTight>
+                  <wp:docPr id="1391972749" name="Picture 1"/>
+                  <wp:cNvGraphicFramePr>
+                    <a:graphicFrameLocks xmlns:a="http://schemas.openxmlformats.org/drawingml/2006/main" noChangeAspect="1"/>
+                  </wp:cNvGraphicFramePr>
+                  <a:graphic xmlns:a="http://schemas.openxmlformats.org/drawingml/2006/main">
+                    <a:graphicData uri="http://schemas.openxmlformats.org/drawingml/2006/picture">
+                      <pic:pic xmlns:pic="http://schemas.openxmlformats.org/drawingml/2006/picture">
+                        <pic:nvPicPr>
+                          <pic:cNvPr id="1391972749" name=""/>
+                          <pic:cNvPicPr/>
+                        </pic:nvPicPr>
+                        <pic:blipFill>
+                          <a:blip r:embed="rId8"/>
+                          <a:stretch>
+                            <a:fillRect/>
+                          </a:stretch>
+                        </pic:blipFill>
+                        <pic:spPr>
+                          <a:xfrm>
+                            <a:off x="0" y="0"/>
+                            <a:ext cx="4330700" cy="2232660"/>
+                          </a:xfrm>
+                          <a:prstGeom prst="rect">
+                            <a:avLst/>
+                          </a:prstGeom>
+                        </pic:spPr>
+                      </pic:pic>
+                    </a:graphicData>
+                  </a:graphic>
+                  <wp14:sizeRelH relativeFrom="margin">
+                    <wp14:pctWidth>0</wp14:pctWidth>
+                  </wp14:sizeRelH>
+                  <wp14:sizeRelV relativeFrom="margin">
+                    <wp14:pctHeight>0</wp14:pctHeight>
+                  </wp14:sizeRelV>
+                </wp:anchor>
+              </w:drawing>
+            </w:r>
+            <w:r>
+              <w:rPr>
+                <w:rFonts w:ascii="David" w:hAnsi="David" w:cs="David" w:hint="cs"/>
                 <w:color w:val="111111"/>
                 <w:sz w:val="28"/>
                 <w:szCs w:val="28"/>
                 <w:rtl/>
               </w:rPr>
-              <w:t>photos</w:t>
-            </w:r>
-            <w:proofErr w:type="spellEnd"/>
-            <w:r>
-              <w:rPr>
-                <w:rFonts w:ascii="David" w:hAnsi="David" w:cs="David"/>
-                <w:color w:val="111111"/>
-                <w:sz w:val="28"/>
-                <w:szCs w:val="28"/>
-                <w:rtl/>
-              </w:rPr>
-              <w:t xml:space="preserve"> לאחר ספירה של 3 שניות</w:t>
+              <w:t xml:space="preserve"> (דוגמה מהסרטון הדגמה)</w:t>
             </w:r>
           </w:p>
         </w:tc>
@@ -9309,7 +7154,6 @@
           <w:szCs w:val="28"/>
           <w:rtl/>
         </w:rPr>
-        <w:lastRenderedPageBreak/>
         <w:t>5.2 התנהגות המעקב</w:t>
       </w:r>
       <w:bookmarkEnd w:id="10"/>
@@ -9334,51 +7178,7 @@
           <w:szCs w:val="28"/>
           <w:rtl/>
         </w:rPr>
-        <w:t xml:space="preserve">כוונון בקרי ה-PID דרש ניסויים חוזרים עד להשגת תגובה מספקת ללא תנודות נראות לעין. בזמן שהפנים גלויות, </w:t>
-      </w:r>
-      <w:proofErr w:type="spellStart"/>
-      <w:r>
-        <w:rPr>
-          <w:rFonts w:ascii="David" w:hAnsi="David" w:cs="David"/>
-          <w:color w:val="111111"/>
-          <w:sz w:val="28"/>
-          <w:szCs w:val="28"/>
-          <w:rtl/>
-        </w:rPr>
-        <w:t>הרחפן</w:t>
-      </w:r>
-      <w:proofErr w:type="spellEnd"/>
-      <w:r>
-        <w:rPr>
-          <w:rFonts w:ascii="David" w:hAnsi="David" w:cs="David"/>
-          <w:color w:val="111111"/>
-          <w:sz w:val="28"/>
-          <w:szCs w:val="28"/>
-          <w:rtl/>
-        </w:rPr>
-        <w:t xml:space="preserve"> מתקן </w:t>
-      </w:r>
-      <w:proofErr w:type="spellStart"/>
-      <w:r>
-        <w:rPr>
-          <w:rFonts w:ascii="David" w:hAnsi="David" w:cs="David"/>
-          <w:color w:val="111111"/>
-          <w:sz w:val="28"/>
-          <w:szCs w:val="28"/>
-          <w:rtl/>
-        </w:rPr>
-        <w:t>סבסוב</w:t>
-      </w:r>
-      <w:proofErr w:type="spellEnd"/>
-      <w:r>
-        <w:rPr>
-          <w:rFonts w:ascii="David" w:hAnsi="David" w:cs="David"/>
-          <w:color w:val="111111"/>
-          <w:sz w:val="28"/>
-          <w:szCs w:val="28"/>
-          <w:rtl/>
-        </w:rPr>
-        <w:t>, גובה ומרחק. כאשר האדם מסתובב והמודל אינו מזהה עוד את אותן פנים, המעקב נשמר לזמן קצר בלבד ולאחר שנייה נעצר, כדי למנוע תנועה לעבר יעד לא ודאי.</w:t>
+        <w:t>כוונון בקרי ה-PID דרש ניסויים חוזרים עד להשגת תגובה מספקת ללא תנודות נראות לעין. בזמן שהפנים גלויות, הרחפן מתקן סבסוב, גובה ומרחק. כאשר האדם מסתובב והמודל אינו מזהה עוד את אותן פנים, המעקב נשמר לזמן קצר בלבד ולאחר שנייה נעצר, כדי למנוע תנועה לעבר יעד לא ודאי.</w:t>
       </w:r>
     </w:p>
     <w:p>
@@ -9429,7 +7229,6 @@
           <w:szCs w:val="28"/>
         </w:rPr>
       </w:pPr>
-      <w:proofErr w:type="spellStart"/>
       <w:r>
         <w:rPr>
           <w:rFonts w:ascii="David" w:hAnsi="David" w:cs="David"/>
@@ -9438,62 +7237,7 @@
           <w:szCs w:val="28"/>
           <w:rtl/>
         </w:rPr>
-        <w:t>Flip</w:t>
-      </w:r>
-      <w:proofErr w:type="spellEnd"/>
-      <w:r>
-        <w:rPr>
-          <w:rFonts w:ascii="David" w:hAnsi="David" w:cs="David"/>
-          <w:color w:val="111111"/>
-          <w:sz w:val="28"/>
-          <w:szCs w:val="28"/>
-          <w:rtl/>
-        </w:rPr>
-        <w:t xml:space="preserve"> דורש לפחות 50% סוללה ומרחק בטוח מהרצפה. לאחר שה-</w:t>
-      </w:r>
-      <w:proofErr w:type="spellStart"/>
-      <w:r>
-        <w:rPr>
-          <w:rFonts w:ascii="David" w:hAnsi="David" w:cs="David"/>
-          <w:color w:val="111111"/>
-          <w:sz w:val="28"/>
-          <w:szCs w:val="28"/>
-          <w:rtl/>
-        </w:rPr>
-        <w:t>Flip</w:t>
-      </w:r>
-      <w:proofErr w:type="spellEnd"/>
-      <w:r>
-        <w:rPr>
-          <w:rFonts w:ascii="David" w:hAnsi="David" w:cs="David"/>
-          <w:color w:val="111111"/>
-          <w:sz w:val="28"/>
-          <w:szCs w:val="28"/>
-          <w:rtl/>
-        </w:rPr>
-        <w:t xml:space="preserve"> מסתיים מופעלת נעילת התאוששות של 1.25 שניות, שבמהלכה רק פקודת </w:t>
-      </w:r>
-      <w:proofErr w:type="spellStart"/>
-      <w:r>
-        <w:rPr>
-          <w:rFonts w:ascii="David" w:hAnsi="David" w:cs="David"/>
-          <w:color w:val="111111"/>
-          <w:sz w:val="28"/>
-          <w:szCs w:val="28"/>
-          <w:rtl/>
-        </w:rPr>
-        <w:t>Land</w:t>
-      </w:r>
-      <w:proofErr w:type="spellEnd"/>
-      <w:r>
-        <w:rPr>
-          <w:rFonts w:ascii="David" w:hAnsi="David" w:cs="David"/>
-          <w:color w:val="111111"/>
-          <w:sz w:val="28"/>
-          <w:szCs w:val="28"/>
-          <w:rtl/>
-        </w:rPr>
-        <w:t xml:space="preserve"> נשארת זמינה.</w:t>
+        <w:t>Flip דורש לפחות 50% סוללה ומרחק בטוח מהרצפה. לאחר שה-Flip מסתיים מופעלת נעילת התאוששות של 1.25 שניות, שבמהלכה רק פקודת Land נשארת זמינה.</w:t>
       </w:r>
     </w:p>
     <w:p>
@@ -9516,51 +7260,7 @@
           <w:szCs w:val="28"/>
           <w:rtl/>
         </w:rPr>
-        <w:t xml:space="preserve">תקשורת </w:t>
-      </w:r>
-      <w:proofErr w:type="spellStart"/>
-      <w:r>
-        <w:rPr>
-          <w:rFonts w:ascii="David" w:hAnsi="David" w:cs="David"/>
-          <w:color w:val="111111"/>
-          <w:sz w:val="28"/>
-          <w:szCs w:val="28"/>
-          <w:rtl/>
-        </w:rPr>
-        <w:t>הרחפן</w:t>
-      </w:r>
-      <w:proofErr w:type="spellEnd"/>
-      <w:r>
-        <w:rPr>
-          <w:rFonts w:ascii="David" w:hAnsi="David" w:cs="David"/>
-          <w:color w:val="111111"/>
-          <w:sz w:val="28"/>
-          <w:szCs w:val="28"/>
-          <w:rtl/>
-        </w:rPr>
-        <w:t xml:space="preserve"> מבוססת </w:t>
-      </w:r>
-      <w:proofErr w:type="spellStart"/>
-      <w:r>
-        <w:rPr>
-          <w:rFonts w:ascii="David" w:hAnsi="David" w:cs="David"/>
-          <w:color w:val="111111"/>
-          <w:sz w:val="28"/>
-          <w:szCs w:val="28"/>
-          <w:rtl/>
-        </w:rPr>
-        <w:t>Wi-Fi</w:t>
-      </w:r>
-      <w:proofErr w:type="spellEnd"/>
-      <w:r>
-        <w:rPr>
-          <w:rFonts w:ascii="David" w:hAnsi="David" w:cs="David"/>
-          <w:color w:val="111111"/>
-          <w:sz w:val="28"/>
-          <w:szCs w:val="28"/>
-          <w:rtl/>
-        </w:rPr>
-        <w:t>, ולכן יציבותה תלויה גם בכרטיס הרשת ובסביבה האלחוטית.</w:t>
+        <w:t>תקשורת הרחפן מבוססת Wi-Fi, ולכן יציבותה תלויה גם בכרטיס הרשת ובסביבה האלחוטית.</w:t>
       </w:r>
     </w:p>
     <w:p>
@@ -9606,29 +7306,7 @@
           <w:szCs w:val="28"/>
           <w:rtl/>
         </w:rPr>
-        <w:t xml:space="preserve">סוללת </w:t>
-      </w:r>
-      <w:proofErr w:type="spellStart"/>
-      <w:r>
-        <w:rPr>
-          <w:rFonts w:ascii="David" w:hAnsi="David" w:cs="David"/>
-          <w:color w:val="111111"/>
-          <w:sz w:val="28"/>
-          <w:szCs w:val="28"/>
-          <w:rtl/>
-        </w:rPr>
-        <w:t>הרחפן</w:t>
-      </w:r>
-      <w:proofErr w:type="spellEnd"/>
-      <w:r>
-        <w:rPr>
-          <w:rFonts w:ascii="David" w:hAnsi="David" w:cs="David"/>
-          <w:color w:val="111111"/>
-          <w:sz w:val="28"/>
-          <w:szCs w:val="28"/>
-          <w:rtl/>
-        </w:rPr>
-        <w:t xml:space="preserve"> מתרוקנת במהירות ומגבילה את משך הניסויים הרציפים.</w:t>
+        <w:t>סוללת הרחפן מתרוקנת במהירות ומגבילה את משך הניסויים הרציפים.</w:t>
       </w:r>
     </w:p>
     <w:p>
@@ -9651,29 +7329,7 @@
           <w:szCs w:val="28"/>
           <w:rtl/>
         </w:rPr>
-        <w:t xml:space="preserve">יש לטוס מעל רצפה מוארת, מט ולא אחידה, בעלת מרקם ופרטים חזותיים, כדי שהמצלמה התחתונה וחיישני האינפרה-אדום יוכלו לייצב את </w:t>
-      </w:r>
-      <w:proofErr w:type="spellStart"/>
-      <w:r>
-        <w:rPr>
-          <w:rFonts w:ascii="David" w:hAnsi="David" w:cs="David"/>
-          <w:color w:val="111111"/>
-          <w:sz w:val="28"/>
-          <w:szCs w:val="28"/>
-          <w:rtl/>
-        </w:rPr>
-        <w:t>הרחפן</w:t>
-      </w:r>
-      <w:proofErr w:type="spellEnd"/>
-      <w:r>
-        <w:rPr>
-          <w:rFonts w:ascii="David" w:hAnsi="David" w:cs="David"/>
-          <w:color w:val="111111"/>
-          <w:sz w:val="28"/>
-          <w:szCs w:val="28"/>
-          <w:rtl/>
-        </w:rPr>
-        <w:t>. רצפה מבריקה, כהה או אחידה עלולה להפחית את דיוק המיקום ולגרום לסחיפה.</w:t>
+        <w:t>יש לטוס מעל רצפה מוארת, מט ולא אחידה, בעלת מרקם ופרטים חזותיים, כדי שהמצלמה התחתונה וחיישני האינפרה-אדום יוכלו לייצב את הרחפן. רצפה מבריקה, כהה או אחידה עלולה להפחית את דיוק המיקום ולגרום לסחיפה.</w:t>
       </w:r>
     </w:p>
     <w:p>
@@ -9745,7 +7401,6 @@
           <w:szCs w:val="28"/>
         </w:rPr>
       </w:pPr>
-      <w:proofErr w:type="spellStart"/>
       <w:r>
         <w:rPr>
           <w:rFonts w:ascii="David" w:hAnsi="David" w:cs="David"/>
@@ -9754,216 +7409,7 @@
           <w:szCs w:val="28"/>
           <w:rtl/>
         </w:rPr>
-        <w:t>Vosk</w:t>
-      </w:r>
-      <w:proofErr w:type="spellEnd"/>
-      <w:r>
-        <w:rPr>
-          <w:rFonts w:ascii="David" w:hAnsi="David" w:cs="David"/>
-          <w:color w:val="111111"/>
-          <w:sz w:val="28"/>
-          <w:szCs w:val="28"/>
-          <w:rtl/>
-        </w:rPr>
-        <w:t xml:space="preserve"> פעל ללא אינטרנט ולא הושפע משמעותית מרעש המנועים כאשר המשתמש דיבר קרוב למיקרופון. בעת </w:t>
-      </w:r>
-      <w:proofErr w:type="spellStart"/>
-      <w:r>
-        <w:rPr>
-          <w:rFonts w:ascii="David" w:hAnsi="David" w:cs="David"/>
-          <w:color w:val="111111"/>
-          <w:sz w:val="28"/>
-          <w:szCs w:val="28"/>
-          <w:rtl/>
-        </w:rPr>
-        <w:t>Polling</w:t>
-      </w:r>
-      <w:proofErr w:type="spellEnd"/>
-      <w:r>
-        <w:rPr>
-          <w:rFonts w:ascii="David" w:hAnsi="David" w:cs="David"/>
-          <w:color w:val="111111"/>
-          <w:sz w:val="28"/>
-          <w:szCs w:val="28"/>
-          <w:rtl/>
-        </w:rPr>
-        <w:t xml:space="preserve"> המערכת מסירה כל </w:t>
-      </w:r>
-      <w:proofErr w:type="spellStart"/>
-      <w:r>
-        <w:rPr>
-          <w:rFonts w:ascii="David" w:hAnsi="David" w:cs="David"/>
-          <w:color w:val="111111"/>
-          <w:sz w:val="28"/>
-          <w:szCs w:val="28"/>
-          <w:rtl/>
-        </w:rPr>
-        <w:t>Token</w:t>
-      </w:r>
-      <w:proofErr w:type="spellEnd"/>
-      <w:r>
-        <w:rPr>
-          <w:rFonts w:ascii="David" w:hAnsi="David" w:cs="David"/>
-          <w:color w:val="111111"/>
-          <w:sz w:val="28"/>
-          <w:szCs w:val="28"/>
-          <w:rtl/>
-        </w:rPr>
-        <w:t xml:space="preserve"> מסוג [</w:t>
-      </w:r>
-      <w:proofErr w:type="spellStart"/>
-      <w:r>
-        <w:rPr>
-          <w:rFonts w:ascii="David" w:hAnsi="David" w:cs="David"/>
-          <w:color w:val="111111"/>
-          <w:sz w:val="28"/>
-          <w:szCs w:val="28"/>
-          <w:rtl/>
-        </w:rPr>
-        <w:t>unk</w:t>
-      </w:r>
-      <w:proofErr w:type="spellEnd"/>
-      <w:r>
-        <w:rPr>
-          <w:rFonts w:ascii="David" w:hAnsi="David" w:cs="David"/>
-          <w:color w:val="111111"/>
-          <w:sz w:val="28"/>
-          <w:szCs w:val="28"/>
-          <w:rtl/>
-        </w:rPr>
-        <w:t>], גם כאשר הוא מופיע בתחילת הפקודה, בסופה או בין מילותיה; תוצאה שמכילה רק [</w:t>
-      </w:r>
-      <w:proofErr w:type="spellStart"/>
-      <w:r>
-        <w:rPr>
-          <w:rFonts w:ascii="David" w:hAnsi="David" w:cs="David"/>
-          <w:color w:val="111111"/>
-          <w:sz w:val="28"/>
-          <w:szCs w:val="28"/>
-          <w:rtl/>
-        </w:rPr>
-        <w:t>unk</w:t>
-      </w:r>
-      <w:proofErr w:type="spellEnd"/>
-      <w:r>
-        <w:rPr>
-          <w:rFonts w:ascii="David" w:hAnsi="David" w:cs="David"/>
-          <w:color w:val="111111"/>
-          <w:sz w:val="28"/>
-          <w:szCs w:val="28"/>
-          <w:rtl/>
-        </w:rPr>
-        <w:t xml:space="preserve">] נזרקת. כך, לדוגמה, </w:t>
-      </w:r>
-      <w:proofErr w:type="spellStart"/>
-      <w:r>
-        <w:rPr>
-          <w:rFonts w:ascii="David" w:hAnsi="David" w:cs="David"/>
-          <w:color w:val="111111"/>
-          <w:sz w:val="28"/>
-          <w:szCs w:val="28"/>
-          <w:rtl/>
-        </w:rPr>
-        <w:t>take</w:t>
-      </w:r>
-      <w:proofErr w:type="spellEnd"/>
-      <w:r>
-        <w:rPr>
-          <w:rFonts w:ascii="David" w:hAnsi="David" w:cs="David"/>
-          <w:color w:val="111111"/>
-          <w:sz w:val="28"/>
-          <w:szCs w:val="28"/>
-          <w:rtl/>
-        </w:rPr>
-        <w:t xml:space="preserve"> [</w:t>
-      </w:r>
-      <w:proofErr w:type="spellStart"/>
-      <w:r>
-        <w:rPr>
-          <w:rFonts w:ascii="David" w:hAnsi="David" w:cs="David"/>
-          <w:color w:val="111111"/>
-          <w:sz w:val="28"/>
-          <w:szCs w:val="28"/>
-          <w:rtl/>
-        </w:rPr>
-        <w:t>unk</w:t>
-      </w:r>
-      <w:proofErr w:type="spellEnd"/>
-      <w:r>
-        <w:rPr>
-          <w:rFonts w:ascii="David" w:hAnsi="David" w:cs="David"/>
-          <w:color w:val="111111"/>
-          <w:sz w:val="28"/>
-          <w:szCs w:val="28"/>
-          <w:rtl/>
-        </w:rPr>
-        <w:t xml:space="preserve">] </w:t>
-      </w:r>
-      <w:proofErr w:type="spellStart"/>
-      <w:r>
-        <w:rPr>
-          <w:rFonts w:ascii="David" w:hAnsi="David" w:cs="David"/>
-          <w:color w:val="111111"/>
-          <w:sz w:val="28"/>
-          <w:szCs w:val="28"/>
-          <w:rtl/>
-        </w:rPr>
-        <w:t>off</w:t>
-      </w:r>
-      <w:proofErr w:type="spellEnd"/>
-      <w:r>
-        <w:rPr>
-          <w:rFonts w:ascii="David" w:hAnsi="David" w:cs="David"/>
-          <w:color w:val="111111"/>
-          <w:sz w:val="28"/>
-          <w:szCs w:val="28"/>
-          <w:rtl/>
-        </w:rPr>
-        <w:t xml:space="preserve"> מנורמל ל-</w:t>
-      </w:r>
-      <w:proofErr w:type="spellStart"/>
-      <w:r>
-        <w:rPr>
-          <w:rFonts w:ascii="David" w:hAnsi="David" w:cs="David"/>
-          <w:color w:val="111111"/>
-          <w:sz w:val="28"/>
-          <w:szCs w:val="28"/>
-          <w:rtl/>
-        </w:rPr>
-        <w:t>take</w:t>
-      </w:r>
-      <w:proofErr w:type="spellEnd"/>
-      <w:r>
-        <w:rPr>
-          <w:rFonts w:ascii="David" w:hAnsi="David" w:cs="David"/>
-          <w:color w:val="111111"/>
-          <w:sz w:val="28"/>
-          <w:szCs w:val="28"/>
-          <w:rtl/>
-        </w:rPr>
-        <w:t xml:space="preserve"> </w:t>
-      </w:r>
-      <w:proofErr w:type="spellStart"/>
-      <w:r>
-        <w:rPr>
-          <w:rFonts w:ascii="David" w:hAnsi="David" w:cs="David"/>
-          <w:color w:val="111111"/>
-          <w:sz w:val="28"/>
-          <w:szCs w:val="28"/>
-          <w:rtl/>
-        </w:rPr>
-        <w:t>off</w:t>
-      </w:r>
-      <w:proofErr w:type="spellEnd"/>
-      <w:r>
-        <w:rPr>
-          <w:rFonts w:ascii="David" w:hAnsi="David" w:cs="David"/>
-          <w:color w:val="111111"/>
-          <w:sz w:val="28"/>
-          <w:szCs w:val="28"/>
-          <w:rtl/>
-        </w:rPr>
-        <w:t xml:space="preserve"> לפני המיפוי לפקודת הטיסה.</w:t>
+        <w:t>Vosk פעל ללא אינטרנט ולא הושפע משמעותית מרעש המנועים כאשר המשתמש דיבר קרוב למיקרופון. בעת Polling המערכת מסירה כל Token מסוג [unk], גם כאשר הוא מופיע בתחילת הפקודה, בסופה או בין מילותיה; תוצאה שמכילה רק [unk] נזרקת. כך, לדוגמה, take [unk] off מנורמל ל-take off לפני המיפוי לפקודת הטיסה.</w:t>
       </w:r>
     </w:p>
     <w:p>
@@ -10076,183 +7522,7 @@
           <w:szCs w:val="28"/>
           <w:rtl/>
         </w:rPr>
-        <w:t xml:space="preserve">האתגר הראשון היה אימון מסווג מחוות קל ומהיר, במיוחד בשל הדמיון החזותי בין </w:t>
-      </w:r>
-      <w:proofErr w:type="spellStart"/>
-      <w:r>
-        <w:rPr>
-          <w:rFonts w:ascii="David" w:hAnsi="David" w:cs="David"/>
-          <w:color w:val="111111"/>
-          <w:sz w:val="28"/>
-          <w:szCs w:val="28"/>
-          <w:rtl/>
-        </w:rPr>
-        <w:t>Call</w:t>
-      </w:r>
-      <w:proofErr w:type="spellEnd"/>
-      <w:r>
-        <w:rPr>
-          <w:rFonts w:ascii="David" w:hAnsi="David" w:cs="David"/>
-          <w:color w:val="111111"/>
-          <w:sz w:val="28"/>
-          <w:szCs w:val="28"/>
-          <w:rtl/>
-        </w:rPr>
-        <w:t xml:space="preserve"> ל-</w:t>
-      </w:r>
-      <w:proofErr w:type="spellStart"/>
-      <w:r>
-        <w:rPr>
-          <w:rFonts w:ascii="David" w:hAnsi="David" w:cs="David"/>
-          <w:color w:val="111111"/>
-          <w:sz w:val="28"/>
-          <w:szCs w:val="28"/>
-          <w:rtl/>
-        </w:rPr>
-        <w:t>Like</w:t>
-      </w:r>
-      <w:proofErr w:type="spellEnd"/>
-      <w:r>
-        <w:rPr>
-          <w:rFonts w:ascii="David" w:hAnsi="David" w:cs="David"/>
-          <w:color w:val="111111"/>
-          <w:sz w:val="28"/>
-          <w:szCs w:val="28"/>
-          <w:rtl/>
-        </w:rPr>
-        <w:t xml:space="preserve">. ההתמודדות כללה בחירת תת-קבוצה רלוונטית ממאגר גדול ושילוב סף יציבות של שלושה </w:t>
-      </w:r>
-      <w:proofErr w:type="spellStart"/>
-      <w:r>
-        <w:rPr>
-          <w:rFonts w:ascii="David" w:hAnsi="David" w:cs="David"/>
-          <w:color w:val="111111"/>
-          <w:sz w:val="28"/>
-          <w:szCs w:val="28"/>
-          <w:rtl/>
-        </w:rPr>
-        <w:t>פריימים</w:t>
-      </w:r>
-      <w:proofErr w:type="spellEnd"/>
-      <w:r>
-        <w:rPr>
-          <w:rFonts w:ascii="David" w:hAnsi="David" w:cs="David"/>
-          <w:color w:val="111111"/>
-          <w:sz w:val="28"/>
-          <w:szCs w:val="28"/>
-          <w:rtl/>
-        </w:rPr>
-        <w:t xml:space="preserve">. האתגר השני היה המעבר מחיזוי חזותי לבקרה יציבה: פרמטרי ה-PID כוונו בניסוי עד </w:t>
-      </w:r>
-      <w:proofErr w:type="spellStart"/>
-      <w:r>
-        <w:rPr>
-          <w:rFonts w:ascii="David" w:hAnsi="David" w:cs="David"/>
-          <w:color w:val="111111"/>
-          <w:sz w:val="28"/>
-          <w:szCs w:val="28"/>
-          <w:rtl/>
-        </w:rPr>
-        <w:t>שהרחפן</w:t>
-      </w:r>
-      <w:proofErr w:type="spellEnd"/>
-      <w:r>
-        <w:rPr>
-          <w:rFonts w:ascii="David" w:hAnsi="David" w:cs="David"/>
-          <w:color w:val="111111"/>
-          <w:sz w:val="28"/>
-          <w:szCs w:val="28"/>
-          <w:rtl/>
-        </w:rPr>
-        <w:t xml:space="preserve"> עקב ללא רעידות. האתגר השלישי היה סביבת החומרה - סוללה קצרה, </w:t>
-      </w:r>
-      <w:proofErr w:type="spellStart"/>
-      <w:r>
-        <w:rPr>
-          <w:rFonts w:ascii="David" w:hAnsi="David" w:cs="David"/>
-          <w:color w:val="111111"/>
-          <w:sz w:val="28"/>
-          <w:szCs w:val="28"/>
-          <w:rtl/>
-        </w:rPr>
-        <w:t>Wi-Fi</w:t>
-      </w:r>
-      <w:proofErr w:type="spellEnd"/>
-      <w:r>
-        <w:rPr>
-          <w:rFonts w:ascii="David" w:hAnsi="David" w:cs="David"/>
-          <w:color w:val="111111"/>
-          <w:sz w:val="28"/>
-          <w:szCs w:val="28"/>
-          <w:rtl/>
-        </w:rPr>
-        <w:t xml:space="preserve"> משתנה ותאורה חזקה. סביבת </w:t>
-      </w:r>
-      <w:proofErr w:type="spellStart"/>
-      <w:r>
-        <w:rPr>
-          <w:rFonts w:ascii="David" w:hAnsi="David" w:cs="David"/>
-          <w:color w:val="111111"/>
-          <w:sz w:val="28"/>
-          <w:szCs w:val="28"/>
-          <w:rtl/>
-        </w:rPr>
-        <w:t>Mock</w:t>
-      </w:r>
-      <w:proofErr w:type="spellEnd"/>
-      <w:r>
-        <w:rPr>
-          <w:rFonts w:ascii="David" w:hAnsi="David" w:cs="David"/>
-          <w:color w:val="111111"/>
-          <w:sz w:val="28"/>
-          <w:szCs w:val="28"/>
-          <w:rtl/>
-        </w:rPr>
-        <w:t xml:space="preserve">, בדיקות </w:t>
-      </w:r>
-      <w:proofErr w:type="spellStart"/>
-      <w:r>
-        <w:rPr>
-          <w:rFonts w:ascii="David" w:hAnsi="David" w:cs="David"/>
-          <w:color w:val="111111"/>
-          <w:sz w:val="28"/>
-          <w:szCs w:val="28"/>
-          <w:rtl/>
-        </w:rPr>
-        <w:t>pytest</w:t>
-      </w:r>
-      <w:proofErr w:type="spellEnd"/>
-      <w:r>
-        <w:rPr>
-          <w:rFonts w:ascii="David" w:hAnsi="David" w:cs="David"/>
-          <w:color w:val="111111"/>
-          <w:sz w:val="28"/>
-          <w:szCs w:val="28"/>
-          <w:rtl/>
-        </w:rPr>
-        <w:t xml:space="preserve">, </w:t>
-      </w:r>
-      <w:proofErr w:type="spellStart"/>
-      <w:r>
-        <w:rPr>
-          <w:rFonts w:ascii="David" w:hAnsi="David" w:cs="David"/>
-          <w:color w:val="111111"/>
-          <w:sz w:val="28"/>
-          <w:szCs w:val="28"/>
-          <w:rtl/>
-        </w:rPr>
-        <w:t>Cooldowns</w:t>
-      </w:r>
-      <w:proofErr w:type="spellEnd"/>
-      <w:r>
-        <w:rPr>
-          <w:rFonts w:ascii="David" w:hAnsi="David" w:cs="David"/>
-          <w:color w:val="111111"/>
-          <w:sz w:val="28"/>
-          <w:szCs w:val="28"/>
-          <w:rtl/>
-        </w:rPr>
-        <w:t>, עצירת RC בעת אובדן יעד ונחיתה בטוחה צמצמו סיכון ואפשרו פיתוח הדרגתי.</w:t>
+        <w:t>האתגר הראשון היה אימון מסווג מחוות קל ומהיר, במיוחד בשל הדמיון החזותי בין Call ל-Like. ההתמודדות כללה בחירת תת-קבוצה רלוונטית ממאגר גדול ושילוב סף יציבות של שלושה פריימים. האתגר השני היה המעבר מחיזוי חזותי לבקרה יציבה: פרמטרי ה-PID כוונו בניסוי עד שהרחפן עקב ללא רעידות. האתגר השלישי היה סביבת החומרה - סוללה קצרה, Wi-Fi משתנה ותאורה חזקה. סביבת Mock, בדיקות pytest, Cooldowns, עצירת RC בעת אובדן יעד ונחיתה בטוחה צמצמו סיכון ואפשרו פיתוח הדרגתי.</w:t>
       </w:r>
     </w:p>
     <w:p>
@@ -10275,51 +7545,7 @@
           <w:szCs w:val="28"/>
           <w:rtl/>
         </w:rPr>
-        <w:t xml:space="preserve">בעיה נוספת התגלתה במהלך ניסויי החומרה: </w:t>
-      </w:r>
-      <w:proofErr w:type="spellStart"/>
-      <w:r>
-        <w:rPr>
-          <w:rFonts w:ascii="David" w:hAnsi="David" w:cs="David"/>
-          <w:color w:val="111111"/>
-          <w:sz w:val="28"/>
-          <w:szCs w:val="28"/>
-          <w:rtl/>
-        </w:rPr>
-        <w:t>הרחפן</w:t>
-      </w:r>
-      <w:proofErr w:type="spellEnd"/>
-      <w:r>
-        <w:rPr>
-          <w:rFonts w:ascii="David" w:hAnsi="David" w:cs="David"/>
-          <w:color w:val="111111"/>
-          <w:sz w:val="28"/>
-          <w:szCs w:val="28"/>
-          <w:rtl/>
-        </w:rPr>
-        <w:t xml:space="preserve"> זלג הצידה גם כאשר לא נשלחה אליו שום פקודת תנועה. לאחר בדיקה וחקר הבנו שמערכת הייצוב התחתונה מתקשה להעריך את מיקום </w:t>
-      </w:r>
-      <w:proofErr w:type="spellStart"/>
-      <w:r>
-        <w:rPr>
-          <w:rFonts w:ascii="David" w:hAnsi="David" w:cs="David"/>
-          <w:color w:val="111111"/>
-          <w:sz w:val="28"/>
-          <w:szCs w:val="28"/>
-          <w:rtl/>
-        </w:rPr>
-        <w:t>הרחפן</w:t>
-      </w:r>
-      <w:proofErr w:type="spellEnd"/>
-      <w:r>
-        <w:rPr>
-          <w:rFonts w:ascii="David" w:hAnsi="David" w:cs="David"/>
-          <w:color w:val="111111"/>
-          <w:sz w:val="28"/>
-          <w:szCs w:val="28"/>
-          <w:rtl/>
-        </w:rPr>
-        <w:t xml:space="preserve"> מול הרצפה שעליה נערכו הניסויים, משום שהמצלמה התחתונה וחיישני האינפרה-אדום לא קיבלו ממנה מידע חזותי אמין מספיק. כדי לפתור את הבעיה נאלצנו לפרוס שמיכה בעלת מרקם מתחת לרחפן; הפרטים והניגודיות שעל השמיכה אפשרו לו לייצב את עצמו ולצמצם את הזליגה הצידית.</w:t>
+        <w:t>בעיה נוספת התגלתה במהלך ניסויי החומרה: הרחפן זלג הצידה גם כאשר לא נשלחה אליו שום פקודת תנועה. לאחר בדיקה וחקר הבנו שמערכת הייצוב התחתונה מתקשה להעריך את מיקום הרחפן מול הרצפה שעליה נערכו הניסויים, משום שהמצלמה התחתונה וחיישני האינפרה-אדום לא קיבלו ממנה מידע חזותי אמין מספיק. כדי לפתור את הבעיה נאלצנו לפרוס שמיכה בעלת מרקם מתחת לרחפן; הפרטים והניגודיות שעל השמיכה אפשרו לו לייצב את עצמו ולצמצם את הזליגה הצידית.</w:t>
       </w:r>
     </w:p>
     <w:p>
@@ -10609,29 +7835,7 @@
                 <w:szCs w:val="28"/>
                 <w:rtl/>
               </w:rPr>
-              <w:t>פיתוח בטוח ב-</w:t>
-            </w:r>
-            <w:proofErr w:type="spellStart"/>
-            <w:r>
-              <w:rPr>
-                <w:rFonts w:ascii="David" w:hAnsi="David" w:cs="David"/>
-                <w:color w:val="111111"/>
-                <w:sz w:val="28"/>
-                <w:szCs w:val="28"/>
-                <w:rtl/>
-              </w:rPr>
-              <w:t>Mock</w:t>
-            </w:r>
-            <w:proofErr w:type="spellEnd"/>
-            <w:r>
-              <w:rPr>
-                <w:rFonts w:ascii="David" w:hAnsi="David" w:cs="David"/>
-                <w:color w:val="111111"/>
-                <w:sz w:val="28"/>
-                <w:szCs w:val="28"/>
-                <w:rtl/>
-              </w:rPr>
-              <w:t xml:space="preserve"> ובדיקות אוטומטיות</w:t>
+              <w:t>פיתוח בטוח ב-Mock ובדיקות אוטומטיות</w:t>
             </w:r>
           </w:p>
         </w:tc>
@@ -10664,73 +7868,7 @@
                 <w:szCs w:val="28"/>
                 <w:rtl/>
               </w:rPr>
-              <w:t>תלות ב-</w:t>
-            </w:r>
-            <w:proofErr w:type="spellStart"/>
-            <w:r>
-              <w:rPr>
-                <w:rFonts w:ascii="David" w:hAnsi="David" w:cs="David"/>
-                <w:color w:val="111111"/>
-                <w:sz w:val="28"/>
-                <w:szCs w:val="28"/>
-                <w:rtl/>
-              </w:rPr>
-              <w:t>Wi</w:t>
-            </w:r>
-            <w:proofErr w:type="spellEnd"/>
-            <w:r>
-              <w:rPr>
-                <w:rFonts w:ascii="David" w:hAnsi="David" w:cs="David"/>
-                <w:color w:val="111111"/>
-                <w:sz w:val="28"/>
-                <w:szCs w:val="28"/>
-                <w:rtl/>
-              </w:rPr>
-              <w:t>-</w:t>
-            </w:r>
-            <w:proofErr w:type="spellStart"/>
-            <w:r>
-              <w:rPr>
-                <w:rFonts w:ascii="David" w:hAnsi="David" w:cs="David"/>
-                <w:color w:val="111111"/>
-                <w:sz w:val="28"/>
-                <w:szCs w:val="28"/>
-                <w:rtl/>
-              </w:rPr>
-              <w:t>Fi</w:t>
-            </w:r>
-            <w:proofErr w:type="spellEnd"/>
-            <w:r>
-              <w:rPr>
-                <w:rFonts w:ascii="David" w:hAnsi="David" w:cs="David"/>
-                <w:color w:val="111111"/>
-                <w:sz w:val="28"/>
-                <w:szCs w:val="28"/>
-                <w:rtl/>
-              </w:rPr>
-              <w:t xml:space="preserve"> ובסוללת </w:t>
-            </w:r>
-            <w:proofErr w:type="spellStart"/>
-            <w:r>
-              <w:rPr>
-                <w:rFonts w:ascii="David" w:hAnsi="David" w:cs="David"/>
-                <w:color w:val="111111"/>
-                <w:sz w:val="28"/>
-                <w:szCs w:val="28"/>
-                <w:rtl/>
-              </w:rPr>
-              <w:t>Tello</w:t>
-            </w:r>
-            <w:proofErr w:type="spellEnd"/>
-            <w:r>
-              <w:rPr>
-                <w:rFonts w:ascii="David" w:hAnsi="David" w:cs="David"/>
-                <w:color w:val="111111"/>
-                <w:sz w:val="28"/>
-                <w:szCs w:val="28"/>
-                <w:rtl/>
-              </w:rPr>
-              <w:t xml:space="preserve"> קצרה</w:t>
+              <w:t>תלות ב-Wi-Fi ובסוללת Tello קצרה</w:t>
             </w:r>
           </w:p>
         </w:tc>
@@ -10866,29 +8004,7 @@
           <w:szCs w:val="28"/>
           <w:rtl/>
         </w:rPr>
-        <w:t xml:space="preserve">החלפת שיוך המסלולים באלגוריתם מתקדם כגון </w:t>
-      </w:r>
-      <w:proofErr w:type="spellStart"/>
-      <w:r>
-        <w:rPr>
-          <w:rFonts w:ascii="David" w:hAnsi="David" w:cs="David"/>
-          <w:color w:val="111111"/>
-          <w:sz w:val="28"/>
-          <w:szCs w:val="28"/>
-          <w:rtl/>
-        </w:rPr>
-        <w:t>ByteTrack</w:t>
-      </w:r>
-      <w:proofErr w:type="spellEnd"/>
-      <w:r>
-        <w:rPr>
-          <w:rFonts w:ascii="David" w:hAnsi="David" w:cs="David"/>
-          <w:color w:val="111111"/>
-          <w:sz w:val="28"/>
-          <w:szCs w:val="28"/>
-          <w:rtl/>
-        </w:rPr>
-        <w:t xml:space="preserve"> ושיפור זיהוי מחדש של אדם לאחר הסתרה או סיבוב.</w:t>
+        <w:t>החלפת שיוך המסלולים באלגוריתם מתקדם כגון ByteTrack ושיפור זיהוי מחדש של אדם לאחר הסתרה או סיבוב.</w:t>
       </w:r>
     </w:p>
     <w:p>
@@ -10915,29 +8031,7 @@
           <w:szCs w:val="28"/>
           <w:rtl/>
         </w:rPr>
-        <w:t xml:space="preserve">הרחבת </w:t>
-      </w:r>
-      <w:proofErr w:type="spellStart"/>
-      <w:r>
-        <w:rPr>
-          <w:rFonts w:ascii="David" w:hAnsi="David" w:cs="David"/>
-          <w:color w:val="111111"/>
-          <w:sz w:val="28"/>
-          <w:szCs w:val="28"/>
-          <w:rtl/>
-        </w:rPr>
-        <w:t>Dataset</w:t>
-      </w:r>
-      <w:proofErr w:type="spellEnd"/>
-      <w:r>
-        <w:rPr>
-          <w:rFonts w:ascii="David" w:hAnsi="David" w:cs="David"/>
-          <w:color w:val="111111"/>
-          <w:sz w:val="28"/>
-          <w:szCs w:val="28"/>
-          <w:rtl/>
-        </w:rPr>
-        <w:t xml:space="preserve"> המחוות, הוספת פעולות ואיסוף דוגמאות קשות בתאורה חזקה ובזוויות שונות.</w:t>
+        <w:t>הרחבת Dataset המחוות, הוספת פעולות ואיסוף דוגמאות קשות בתאורה חזקה ובזוויות שונות.</w:t>
       </w:r>
     </w:p>
     <w:p>
@@ -10964,29 +8058,7 @@
           <w:szCs w:val="28"/>
           <w:rtl/>
         </w:rPr>
-        <w:t>שיפור זיהוי פקודות חלקיות ורועשות והרחבת אוצר המילים הקולי מעבר לניקוי [</w:t>
-      </w:r>
-      <w:proofErr w:type="spellStart"/>
-      <w:r>
-        <w:rPr>
-          <w:rFonts w:ascii="David" w:hAnsi="David" w:cs="David"/>
-          <w:color w:val="111111"/>
-          <w:sz w:val="28"/>
-          <w:szCs w:val="28"/>
-          <w:rtl/>
-        </w:rPr>
-        <w:t>unk</w:t>
-      </w:r>
-      <w:proofErr w:type="spellEnd"/>
-      <w:r>
-        <w:rPr>
-          <w:rFonts w:ascii="David" w:hAnsi="David" w:cs="David"/>
-          <w:color w:val="111111"/>
-          <w:sz w:val="28"/>
-          <w:szCs w:val="28"/>
-          <w:rtl/>
-        </w:rPr>
-        <w:t>] הקיים.</w:t>
+        <w:t>שיפור זיהוי פקודות חלקיות ורועשות והרחבת אוצר המילים הקולי מעבר לניקוי [unk] הקיים.</w:t>
       </w:r>
     </w:p>
     <w:p>
@@ -11013,29 +8085,7 @@
           <w:szCs w:val="28"/>
           <w:rtl/>
         </w:rPr>
-        <w:t xml:space="preserve">הוספת ניסוי כמותי מסודר: שיעור הצלחה לכל פקודה, </w:t>
-      </w:r>
-      <w:proofErr w:type="spellStart"/>
-      <w:r>
-        <w:rPr>
-          <w:rFonts w:ascii="David" w:hAnsi="David" w:cs="David"/>
-          <w:color w:val="111111"/>
-          <w:sz w:val="28"/>
-          <w:szCs w:val="28"/>
-          <w:rtl/>
-        </w:rPr>
-        <w:t>Latency</w:t>
-      </w:r>
-      <w:proofErr w:type="spellEnd"/>
-      <w:r>
-        <w:rPr>
-          <w:rFonts w:ascii="David" w:hAnsi="David" w:cs="David"/>
-          <w:color w:val="111111"/>
-          <w:sz w:val="28"/>
-          <w:szCs w:val="28"/>
-          <w:rtl/>
-        </w:rPr>
-        <w:t>, FPS ומשך סוללה.</w:t>
+        <w:t>הוספת ניסוי כמותי מסודר: שיעור הצלחה לכל פקודה, Latency, FPS ומשך סוללה.</w:t>
       </w:r>
     </w:p>
     <w:p>
@@ -11089,7 +8139,7 @@
         </w:rPr>
         <w:t xml:space="preserve">מאגר הקוד: </w:t>
       </w:r>
-      <w:hyperlink r:id="rId8">
+      <w:hyperlink r:id="rId9">
         <w:r>
           <w:rPr>
             <w:rFonts w:ascii="David" w:hAnsi="David" w:cs="David"/>
@@ -11098,51 +8148,7 @@
             <w:szCs w:val="28"/>
             <w:u w:val="single"/>
           </w:rPr>
-          <w:t>github.com/</w:t>
-        </w:r>
-        <w:proofErr w:type="spellStart"/>
-        <w:r>
-          <w:rPr>
-            <w:rFonts w:ascii="David" w:hAnsi="David" w:cs="David"/>
-            <w:color w:val="2E74B5"/>
-            <w:sz w:val="28"/>
-            <w:szCs w:val="28"/>
-            <w:u w:val="single"/>
-          </w:rPr>
-          <w:t>KaDaWaa</w:t>
-        </w:r>
-        <w:proofErr w:type="spellEnd"/>
-        <w:r>
-          <w:rPr>
-            <w:rFonts w:ascii="David" w:hAnsi="David" w:cs="David"/>
-            <w:color w:val="2E74B5"/>
-            <w:sz w:val="28"/>
-            <w:szCs w:val="28"/>
-            <w:u w:val="single"/>
-          </w:rPr>
-          <w:t>/</w:t>
-        </w:r>
-        <w:proofErr w:type="spellStart"/>
-        <w:r>
-          <w:rPr>
-            <w:rFonts w:ascii="David" w:hAnsi="David" w:cs="David"/>
-            <w:color w:val="2E74B5"/>
-            <w:sz w:val="28"/>
-            <w:szCs w:val="28"/>
-            <w:u w:val="single"/>
-          </w:rPr>
-          <w:t>tello</w:t>
-        </w:r>
-        <w:proofErr w:type="spellEnd"/>
-        <w:r>
-          <w:rPr>
-            <w:rFonts w:ascii="David" w:hAnsi="David" w:cs="David"/>
-            <w:color w:val="2E74B5"/>
-            <w:sz w:val="28"/>
-            <w:szCs w:val="28"/>
-            <w:u w:val="single"/>
-          </w:rPr>
-          <w:t>-computer-vision</w:t>
+          <w:t>github.com/KaDaWaa/tello-computer-vision</w:t>
         </w:r>
       </w:hyperlink>
     </w:p>
@@ -11151,7 +8157,7 @@
         <w:bidi/>
         <w:spacing w:after="60" w:line="360" w:lineRule="auto"/>
         <w:rPr>
-          <w:rFonts w:ascii="David" w:hAnsi="David" w:cs="David" w:hint="cs"/>
+          <w:rFonts w:ascii="David" w:hAnsi="David" w:cs="David"/>
           <w:sz w:val="28"/>
           <w:szCs w:val="28"/>
           <w:rtl/>
@@ -11178,7 +8184,6 @@
         </w:rPr>
         <w:t xml:space="preserve"> </w:t>
       </w:r>
-      <w:proofErr w:type="spellStart"/>
       <w:r>
         <w:rPr>
           <w:rFonts w:ascii="David" w:hAnsi="David" w:cs="David" w:hint="cs"/>
@@ -11188,21 +8193,9 @@
           <w:szCs w:val="28"/>
           <w:rtl/>
         </w:rPr>
-        <w:t>ביוטיוב</w:t>
+        <w:t>ביוטיוב :</w:t>
       </w:r>
-      <w:proofErr w:type="spellEnd"/>
-      <w:r>
-        <w:rPr>
-          <w:rFonts w:ascii="David" w:hAnsi="David" w:cs="David" w:hint="cs"/>
-          <w:b/>
-          <w:color w:val="111111"/>
-          <w:sz w:val="28"/>
-          <w:szCs w:val="28"/>
-          <w:rtl/>
-        </w:rPr>
-        <w:t xml:space="preserve"> :</w:t>
-      </w:r>
-      <w:hyperlink r:id="rId9" w:history="1">
+      <w:hyperlink r:id="rId10" w:history="1">
         <w:r>
           <w:rPr>
             <w:rStyle w:val="Hyperlink"/>
@@ -11236,8 +8229,7 @@
         </w:rPr>
         <w:t xml:space="preserve">1. </w:t>
       </w:r>
-      <w:hyperlink r:id="rId10">
-        <w:proofErr w:type="spellStart"/>
+      <w:hyperlink r:id="rId11">
         <w:r>
           <w:rPr>
             <w:rFonts w:ascii="David" w:hAnsi="David" w:cs="David"/>
@@ -11246,9 +8238,32 @@
             <w:szCs w:val="28"/>
             <w:u w:val="single"/>
           </w:rPr>
-          <w:t>MediaPipe</w:t>
+          <w:t>MediaPipe Gesture Recognizer - Google AI Edge</w:t>
         </w:r>
-        <w:proofErr w:type="spellEnd"/>
+      </w:hyperlink>
+    </w:p>
+    <w:p>
+      <w:pPr>
+        <w:bidi/>
+        <w:spacing w:after="20" w:line="360" w:lineRule="auto"/>
+        <w:rPr>
+          <w:rFonts w:ascii="David" w:hAnsi="David" w:cs="David"/>
+          <w:sz w:val="28"/>
+          <w:szCs w:val="28"/>
+        </w:rPr>
+      </w:pPr>
+      <w:r>
+        <w:rPr>
+          <w:rFonts w:ascii="David" w:hAnsi="David" w:cs="David"/>
+          <w:b/>
+          <w:color w:val="111111"/>
+          <w:sz w:val="28"/>
+          <w:szCs w:val="28"/>
+          <w:rtl/>
+        </w:rPr>
+        <w:t xml:space="preserve">2. </w:t>
+      </w:r>
+      <w:hyperlink r:id="rId12">
         <w:r>
           <w:rPr>
             <w:rFonts w:ascii="David" w:hAnsi="David" w:cs="David"/>
@@ -11257,7 +8272,7 @@
             <w:szCs w:val="28"/>
             <w:u w:val="single"/>
           </w:rPr>
-          <w:t xml:space="preserve"> Gesture Recognizer - Google AI Edge</w:t>
+          <w:t>Vosk Offline Speech Recognition API</w:t>
         </w:r>
       </w:hyperlink>
     </w:p>
@@ -11280,10 +8295,9 @@
           <w:szCs w:val="28"/>
           <w:rtl/>
         </w:rPr>
-        <w:t xml:space="preserve">2. </w:t>
+        <w:t xml:space="preserve">3. </w:t>
       </w:r>
-      <w:hyperlink r:id="rId11">
-        <w:proofErr w:type="spellStart"/>
+      <w:hyperlink r:id="rId13">
         <w:r>
           <w:rPr>
             <w:rFonts w:ascii="David" w:hAnsi="David" w:cs="David"/>
@@ -11292,18 +8306,7 @@
             <w:szCs w:val="28"/>
             <w:u w:val="single"/>
           </w:rPr>
-          <w:t>Vosk</w:t>
-        </w:r>
-        <w:proofErr w:type="spellEnd"/>
-        <w:r>
-          <w:rPr>
-            <w:rFonts w:ascii="David" w:hAnsi="David" w:cs="David"/>
-            <w:color w:val="2E74B5"/>
-            <w:sz w:val="28"/>
-            <w:szCs w:val="28"/>
-            <w:u w:val="single"/>
-          </w:rPr>
-          <w:t xml:space="preserve"> Offline Speech Recognition API</w:t>
+          <w:t>DJITelloPy - Python interface for DJI Tello</w:t>
         </w:r>
       </w:hyperlink>
     </w:p>
@@ -11326,55 +8329,9 @@
           <w:szCs w:val="28"/>
           <w:rtl/>
         </w:rPr>
-        <w:t xml:space="preserve">3. </w:t>
-      </w:r>
-      <w:hyperlink r:id="rId12">
-        <w:proofErr w:type="spellStart"/>
-        <w:r>
-          <w:rPr>
-            <w:rFonts w:ascii="David" w:hAnsi="David" w:cs="David"/>
-            <w:color w:val="2E74B5"/>
-            <w:sz w:val="28"/>
-            <w:szCs w:val="28"/>
-            <w:u w:val="single"/>
-          </w:rPr>
-          <w:t>DJITelloPy</w:t>
-        </w:r>
-        <w:proofErr w:type="spellEnd"/>
-        <w:r>
-          <w:rPr>
-            <w:rFonts w:ascii="David" w:hAnsi="David" w:cs="David"/>
-            <w:color w:val="2E74B5"/>
-            <w:sz w:val="28"/>
-            <w:szCs w:val="28"/>
-            <w:u w:val="single"/>
-          </w:rPr>
-          <w:t xml:space="preserve"> - Python interface for DJI Tello</w:t>
-        </w:r>
-      </w:hyperlink>
-    </w:p>
-    <w:p>
-      <w:pPr>
-        <w:bidi/>
-        <w:spacing w:after="20" w:line="360" w:lineRule="auto"/>
-        <w:rPr>
-          <w:rFonts w:ascii="David" w:hAnsi="David" w:cs="David"/>
-          <w:sz w:val="28"/>
-          <w:szCs w:val="28"/>
-        </w:rPr>
-      </w:pPr>
-      <w:r>
-        <w:rPr>
-          <w:rFonts w:ascii="David" w:hAnsi="David" w:cs="David"/>
-          <w:b/>
-          <w:color w:val="111111"/>
-          <w:sz w:val="28"/>
-          <w:szCs w:val="28"/>
-          <w:rtl/>
-        </w:rPr>
         <w:t xml:space="preserve">4. </w:t>
       </w:r>
-      <w:hyperlink r:id="rId13">
+      <w:hyperlink r:id="rId14">
         <w:r>
           <w:rPr>
             <w:rFonts w:ascii="David" w:hAnsi="David" w:cs="David"/>
@@ -11408,8 +8365,7 @@
         </w:rPr>
         <w:t xml:space="preserve">5. </w:t>
       </w:r>
-      <w:hyperlink r:id="rId14">
-        <w:proofErr w:type="spellStart"/>
+      <w:hyperlink r:id="rId15">
         <w:r>
           <w:rPr>
             <w:rFonts w:ascii="David" w:hAnsi="David" w:cs="David"/>
@@ -11418,18 +8374,7 @@
             <w:szCs w:val="28"/>
             <w:u w:val="single"/>
           </w:rPr>
-          <w:t>HaGRID</w:t>
-        </w:r>
-        <w:proofErr w:type="spellEnd"/>
-        <w:r>
-          <w:rPr>
-            <w:rFonts w:ascii="David" w:hAnsi="David" w:cs="David"/>
-            <w:color w:val="2E74B5"/>
-            <w:sz w:val="28"/>
-            <w:szCs w:val="28"/>
-            <w:u w:val="single"/>
-          </w:rPr>
-          <w:t xml:space="preserve"> repository</w:t>
+          <w:t>HaGRID repository</w:t>
         </w:r>
       </w:hyperlink>
     </w:p>
@@ -11454,7 +8399,7 @@
         </w:rPr>
         <w:t xml:space="preserve">6. </w:t>
       </w:r>
-      <w:hyperlink r:id="rId15">
+      <w:hyperlink r:id="rId16">
         <w:r>
           <w:rPr>
             <w:rFonts w:ascii="David" w:hAnsi="David" w:cs="David"/>
@@ -11468,7 +8413,7 @@
       </w:hyperlink>
     </w:p>
     <w:sectPr>
-      <w:footerReference w:type="default" r:id="rId16"/>
+      <w:footerReference w:type="default" r:id="rId17"/>
       <w:pgSz w:w="12240" w:h="15840"/>
       <w:pgMar w:top="893" w:right="1037" w:bottom="893" w:left="1037" w:header="360" w:footer="432" w:gutter="0"/>
       <w:cols w:space="720"/>
